--- a/micul-smecher/investors/poc-1.1/dosar/draft/Anexa_3_Plan_Afaceri_SOUL_DRAFT.docx
+++ b/micul-smecher/investors/poc-1.1/dosar/draft/Anexa_3_Plan_Afaceri_SOUL_DRAFT.docx
@@ -357,10 +357,9 @@
                 <w:noProof/>
                 <w:sz w:val="19"/>
                 <w:szCs w:val="19"/>
-                <w:highlight w:val="yellow"/>
-                <w:lang w:val="ro-RO"/>
-              </w:rPr>
-              <w:t xml:space="preserve">[A/Ct: CUI]</w:t>
+                <w:lang w:val="ro-RO"/>
+              </w:rPr>
+              <w:t xml:space="preserve">CUI 53145290 · J2025098748009</w:t>
             </w:r>
           </w:p>
         </w:tc>
@@ -603,7 +602,7 @@
                 <w:szCs w:val="19"/>
                 <w:lang w:val="ro-RO"/>
               </w:rPr>
-              <w:t xml:space="preserve">TRL 3 — atestat prin Raportul științific (Anexa 16), dovezile D1–D8</w:t>
+              <w:t xml:space="preserve">TRL 3 — de atestat după D8 (raportul de laborator pe placa 2.8C, în curs)</w:t>
             </w:r>
           </w:p>
         </w:tc>
@@ -4140,7 +4139,7 @@
           <w:noProof/>
           <w:lang w:val="ro-RO"/>
         </w:rPr>
-        <w:t xml:space="preserve"> (dovadă experimentală a conceptului pe componente separate, atestată în Raportul științific) la </w:t>
+        <w:t xml:space="preserve"> (dovadă experimentală a conceptului pe componente separate, de atestat în Raportul științific după măsurătorile pe placa reală — D8, în curs) la </w:t>
       </w:r>
       <w:r>
         <w:rPr>
@@ -4204,7 +4203,7 @@
           <w:noProof/>
           <w:lang w:val="ro-RO"/>
         </w:rPr>
-        <w:t xml:space="preserve">: un obiect de ~90 × 103 × 31 mm din aluminiu, cu afișaj rotund IPS de 2,8″ (480×480), care arată doi ochi expresivi, are o tastatură circulară și execută acțiuni utile (notițe, alarme, mementouri, liste, aprobări pentru Claude Code/Cowork) </w:t>
+        <w:t xml:space="preserve">: un obiect de ~90 × 101 × 31,5 mm din aluminiu anodizat (forma MĂRGĂRITAR, 5 culori), cu afișaj rotund IPS de 2,8″ (480×480) și touch, care arată doi ochi vii (fiecare unitate „se naște” cu o pereche proprie), are o tastatură circulară și execută acțiuni utile (notițe, alarme, mementouri, liste, aprobări pentru Claude Code/Cowork) </w:t>
       </w:r>
       <w:r>
         <w:rPr>
@@ -4220,7 +4219,23 @@
           <w:noProof/>
           <w:lang w:val="ro-RO"/>
         </w:rPr>
-        <w:t xml:space="preserve"> sau cu asistentul AI ales de utilizator (Claude, ChatGPT sau cheie proprie).</w:t>
+        <w:t xml:space="preserve"> sau cu </w:t>
+      </w:r>
+      <w:r>
+        <w:rPr>
+          <w:b/>
+          <w:bCs/>
+          <w:noProof/>
+          <w:lang w:val="ro-RO"/>
+        </w:rPr>
+        <w:t xml:space="preserve">AI-ul conectat de proprietar</w:t>
+      </w:r>
+      <w:r>
+        <w:rPr>
+          <w:noProof/>
+          <w:lang w:val="ro-RO"/>
+        </w:rPr>
+        <w:t xml:space="preserve"> (Claude, cu contul sau cheia proprie; în curând și ChatGPT, cu cheie proprie — în lucru). SOUL nu include și nu revinde AI.</w:t>
       </w:r>
     </w:p>
     <w:p>
@@ -4348,7 +4363,7 @@
           <w:noProof/>
           <w:lang w:val="ro-RO"/>
         </w:rPr>
-        <w:t xml:space="preserve"> un dispozitiv de 90 × 103 × 31 mm integrează (i) randare SDF optimizată pe ESP32-S3, (ii) o tastatură QWERTY circulară cu decodare probabilistică, (iii) o arhitectură AI hibridă local-first cu degradare controlată și (iv) o carcasă din aluminiu cu fereastră radio polimerică și baterie înlocuibilă, </w:t>
+        <w:t xml:space="preserve"> un dispozitiv de ~90 × 101 × 31,5 mm integrează (i) randare SDF optimizată pe ESP32-S3, (ii) o tastatură QWERTY circulară cu decodare probabilistică, (iii) o arhitectură local-first în care AI-ul e ales și conectat de proprietar, cu degradare controlată și memorie portabilă pe dispozitiv, și (iv) o carcasă din aluminiu cu fereastră radio polimerică și baterie înlocuibilă de 1500 mAh, </w:t>
       </w:r>
       <w:r>
         <w:rPr>
@@ -4364,7 +4379,7 @@
           <w:noProof/>
           <w:lang w:val="ro-RO"/>
         </w:rPr>
-        <w:t xml:space="preserve"> sistemul atinge simultan, în mediu relevant, ≥ 30 fps, ≥ 20 cuvinte/min, latență vocală p50 ≤ 1,5 s, ≥ 90 % comenzi corecte fără internet, atenuare RF prin carcasă ≤ 6 dB și ≥ 24 h de autonomie.</w:t>
+        <w:t xml:space="preserve"> sistemul atinge simultan, în mediu relevant, ≥ 30 fps, ≥ 20 cuvinte/min, latența unui tur AI p50 ≤ 1,5 s, ≥ 90 % comenzi corecte fără internet, atenuare RF prin carcasă ≤ 6 dB și ≥ 24 h de autonomie.</w:t>
       </w:r>
     </w:p>
     <w:p>
@@ -4849,7 +4864,7 @@
                 <w:szCs w:val="19"/>
                 <w:lang w:val="ro-RO"/>
               </w:rPr>
-              <w:t xml:space="preserve">Realizarea și validarea în laborator (TRL 4) a modelului integrat SOUL M (afișaj 2,8″ + touch + audio + baterie + AI hibrid)</w:t>
+              <w:t xml:space="preserve">Realizarea și validarea în laborator (TRL 4) a modelului integrat SOUL M (afișaj rotund 2,8″ + touch + IMU + audio opțional + baterie + AI la alegerea proprietarului)</w:t>
             </w:r>
           </w:p>
         </w:tc>
@@ -4885,7 +4900,7 @@
                 <w:szCs w:val="19"/>
                 <w:lang w:val="ro-RO"/>
               </w:rPr>
-              <w:t xml:space="preserve">fps median ≥ 30 · precizie touch ≥ 97 % · WPM ≥ 15 (N = 6) · succes offline ≥ 90 % · latență vocală p50 ≤ 1,8 s · 8/8 protocoale rulate</w:t>
+              <w:t xml:space="preserve">fps median ≥ 30 · precizie touch ≥ 97 % · WPM ≥ 15 (N = 6) · succes offline ≥ 90 % · latența unui tur AI p50 ≤ 1,8 s · 8/8 protocoale rulate</w:t>
             </w:r>
           </w:p>
         </w:tc>
@@ -5070,7 +5085,7 @@
                 <w:szCs w:val="19"/>
                 <w:lang w:val="ro-RO"/>
               </w:rPr>
-              <w:t xml:space="preserve">Proiectarea și realizarea a 15 prototipuri pre-serie cu PCB propriu și carcasă CNC din aluminiu cu baterie înlocuibilă</w:t>
+              <w:t xml:space="preserve">Proiectarea și realizarea a 15 prototipuri pre-serie cu PCB propriu și carcasă CNC din aluminiu (forma MĂRGĂRITAR) cu baterie înlocuibilă</w:t>
             </w:r>
           </w:p>
         </w:tc>
@@ -5327,7 +5342,7 @@
                 <w:szCs w:val="19"/>
                 <w:lang w:val="ro-RO"/>
               </w:rPr>
-              <w:t xml:space="preserve">WPM ≥ 20 și UER ≤ 3 % · latență p50 ≤ 1,5 s / p90 ≤ 2,5 s · succes offline ≥ 90 % · ≥ 99 % sesiuni fără crash · SUS ≥ 75 · 0 depășiri la pre-scan (marjă ≥ 3 dB)</w:t>
+              <w:t xml:space="preserve">WPM ≥ 20 și UER ≤ 3 % · latența unui tur AI p50 ≤ 1,5 s / p90 ≤ 2,5 s · succes offline ≥ 90 % · ≥ 99 % sesiuni fără crash · SUS ≥ 75 · 0 depășiri la pre-scan (marjă ≥ 3 dB)</w:t>
             </w:r>
           </w:p>
         </w:tc>
@@ -5548,7 +5563,7 @@
                 <w:szCs w:val="19"/>
                 <w:lang w:val="ro-RO"/>
               </w:rPr>
-              <w:t xml:space="preserve">cerere de design EUIPO (≤ L5) · cerere de marcă (≤ L6) · 1 articol OA peer-review trimis (≤ L20) · ≥ 2 acorduri de pilot/distribuție + plan de comercializare (L24)</w:t>
+              <w:t xml:space="preserve">cerere de design EUIPO pentru forma MĂRGĂRITAR depusă înainte de 24.09.2027 (în afara bugetului) · cerere de design pentru elementele noi, nepublicate, din proiect (≤ L18) · cerere de marcă (≤ L6) · 1 articol OA peer-review trimis (≤ L20) · ≥ 2 acorduri de pilot/distribuție + plan de comercializare (L24)</w:t>
             </w:r>
           </w:p>
         </w:tc>
@@ -5723,7 +5738,7 @@
           <w:noProof/>
           <w:lang w:val="ro-RO"/>
         </w:rPr>
-        <w:t xml:space="preserve"> — 2 cereri de protecție IP depuse (desen/model industrial UE; marcă UE) + raport de brevetabilitate (L18) · </w:t>
+        <w:t xml:space="preserve"> — 2 cereri de protecție IP depuse în proiect (marcă UE; desen/model industrial UE pentru elementele noi din proiect) + raport de brevetabilitate limitat la soluțiile nepublicate (L18) · </w:t>
       </w:r>
       <w:r>
         <w:rPr>
@@ -6071,7 +6086,7 @@
           <w:noProof/>
           <w:lang w:val="ro-RO"/>
         </w:rPr>
-        <w:t xml:space="preserve"> ARTEMIS nu a implementat până acum proiecte cu finanțare europeană </w:t>
+        <w:t xml:space="preserve"> ARTEMIS (înregistrată la 17.12.2025) nu a implementat până acum proiecte cu finanțare europeană </w:t>
       </w:r>
       <w:r>
         <w:rPr>
@@ -6163,7 +6178,7 @@
           <w:noProof/>
           <w:lang w:val="ro-RO"/>
         </w:rPr>
-        <w:t xml:space="preserve"> SOUL M: afișaj rotund IPS 2,8″ 480×480 pe ESP32-S3 (framebuffer în PSRAM), touch capacitiv GT911, IMU, 2 microfoane MEMS, amplificator, PMU, baterie Li-ion 2500–3000 mAh înlocuibilă, antenă BLE/Wi-Fi care radiază printr-o fereastră polimerică din talpa unei carcase CNC din Al 6061, încărcare prin pini în capsula „OU”. Firmware-ul SoulOS randează procedural ochii (SDF anti-aliased), rulează tastatura circulară și execută un singur set de acțiuni în trei moduri: fără AI, cu Claude, cu ChatGPT.</w:t>
+        <w:t xml:space="preserve"> SOUL M (~90 × 101 × 31,5 mm, forma MĂRGĂRITAR): afișaj rotund IPS 2,8″ 480×480 cu touch pe ESP32-S3, giroscop/accelerometru, RTC, microfon și difuzor I²S opționale, baterie LiPo 1500 mAh înlocuibilă, antenă care radiază printr-o fereastră polimerică din talpa unei carcase CNC din Al 6061 anodizat, încărcare în capsula „OU”. SoulOS randează procedural ochii (SDF, 120 de designuri, 31 de expresii), rulează tastatura circulară și execută un singur set de acțiuni offline sau cu AI-ul conectat de proprietar (Claude, cu contul sau cheia proprie; în curând și ChatGPT, cu cheie proprie — în lucru); memoria SOUL Memory rămâne pe dispozitiv.</w:t>
       </w:r>
     </w:p>
     <w:p>
@@ -6188,7 +6203,7 @@
           <w:noProof/>
           <w:lang w:val="ro-RO"/>
         </w:rPr>
-        <w:t xml:space="preserve"> — un bun fizic nou (hardware + carcasă), cu firmware încorporat și un serviciu software asociat (serverul AI UE). Nu este o simplă integrare de componente: cele cinci elemente de diferențiere N1–N5 (tabelul de mai jos) cer dezvoltare experimentală și validare prin măsurători.</w:t>
+        <w:t xml:space="preserve"> — un bun fizic nou (hardware + carcasă), cu firmware încorporat și un serviciu software asociat (SOUL Cloud, găzduit în UE, care doar transmite mesajele; fără AI inclus). Nu este o simplă integrare de componente: cele cinci elemente de diferențiere N1–N5 (tabelul din §4.3 și Raportul științific §1.5) cer dezvoltare experimentală și validare prin măsurători.</w:t>
       </w:r>
     </w:p>
     <w:p>
@@ -6199,978 +6214,6 @@
           <w:lang w:val="ro-RO"/>
         </w:rPr>
       </w:pPr>
-    </w:p>
-    <w:tbl>
-      <w:tblPr>
-        <w:tblStyle w:val="a2"/>
-        <w:tblW w:w="9638" w:type="dxa"/>
-        <w:tblInd w:w="0" w:type="dxa"/>
-        <w:tblBorders>
-          <w:top w:val="single" w:sz="4" w:space="0" w:color="000000"/>
-          <w:left w:val="single" w:sz="4" w:space="0" w:color="000000"/>
-          <w:bottom w:val="single" w:sz="4" w:space="0" w:color="000000"/>
-          <w:right w:val="single" w:sz="4" w:space="0" w:color="000000"/>
-          <w:insideH w:val="single" w:sz="4" w:space="0" w:color="000000"/>
-          <w:insideV w:val="single" w:sz="4" w:space="0" w:color="000000"/>
-        </w:tblBorders>
-        <w:tblLayout w:type="fixed"/>
-        <w:tblLook w:val="0000" w:firstRow="0" w:lastRow="0" w:firstColumn="0" w:lastColumn="0" w:noHBand="0" w:noVBand="0"/>
-      </w:tblPr>
-      <w:tblGrid>
-        <w:gridCol w:w="700"/>
-        <w:gridCol w:w="3200"/>
-        <w:gridCol w:w="2800"/>
-        <w:gridCol w:w="2938"/>
-      </w:tblGrid>
-      <w:tr>
-        <w:trPr>
-          <w:cantSplit/>
-          <w:tblHeader/>
-        </w:trPr>
-        <w:tc>
-          <w:tcPr>
-            <w:tcW w:w="700" w:type="dxa"/>
-            <w:tcBorders>
-              <w:top w:val="single" w:sz="6" w:space="0" w:color="1B3A6B"/>
-              <w:left w:val="single" w:sz="6" w:space="0" w:color="1B3A6B"/>
-              <w:bottom w:val="single" w:sz="6" w:space="0" w:color="1B3A6B"/>
-              <w:right w:val="single" w:sz="6" w:space="0" w:color="1B3A6B"/>
-            </w:tcBorders>
-            <w:shd w:val="clear" w:color="auto" w:fill="1B3A6B"/>
-            <w:tcMar>
-              <w:top w:w="100" w:type="dxa"/>
-              <w:left w:w="160" w:type="dxa"/>
-              <w:bottom w:w="100" w:type="dxa"/>
-              <w:right w:w="160" w:type="dxa"/>
-            </w:tcMar>
-            <w:vAlign w:val="center"/>
-          </w:tcPr>
-          <w:p>
-            <w:pPr>
-              <w:jc w:val="center"/>
-              <w:rPr>
-                <w:noProof/>
-                <w:lang w:val="ro-RO"/>
-              </w:rPr>
-            </w:pPr>
-            <w:r>
-              <w:rPr>
-                <w:b/>
-                <w:bCs/>
-                <w:noProof/>
-                <w:color w:val="FFFFFF"/>
-                <w:sz w:val="19"/>
-                <w:szCs w:val="19"/>
-                <w:lang w:val="ro-RO"/>
-              </w:rPr>
-              <w:t xml:space="preserve">Cod</w:t>
-            </w:r>
-          </w:p>
-        </w:tc>
-        <w:tc>
-          <w:tcPr>
-            <w:tcW w:w="3200" w:type="dxa"/>
-            <w:tcBorders>
-              <w:top w:val="single" w:sz="6" w:space="0" w:color="1B3A6B"/>
-              <w:left w:val="single" w:sz="6" w:space="0" w:color="1B3A6B"/>
-              <w:bottom w:val="single" w:sz="6" w:space="0" w:color="1B3A6B"/>
-              <w:right w:val="single" w:sz="6" w:space="0" w:color="1B3A6B"/>
-            </w:tcBorders>
-            <w:shd w:val="clear" w:color="auto" w:fill="1B3A6B"/>
-            <w:tcMar>
-              <w:top w:w="100" w:type="dxa"/>
-              <w:left w:w="160" w:type="dxa"/>
-              <w:bottom w:w="100" w:type="dxa"/>
-              <w:right w:w="160" w:type="dxa"/>
-            </w:tcMar>
-            <w:vAlign w:val="center"/>
-          </w:tcPr>
-          <w:p>
-            <w:pPr>
-              <w:jc w:val="center"/>
-              <w:rPr>
-                <w:noProof/>
-                <w:lang w:val="ro-RO"/>
-              </w:rPr>
-            </w:pPr>
-            <w:r>
-              <w:rPr>
-                <w:b/>
-                <w:bCs/>
-                <w:noProof/>
-                <w:color w:val="FFFFFF"/>
-                <w:sz w:val="19"/>
-                <w:szCs w:val="19"/>
-                <w:lang w:val="ro-RO"/>
-              </w:rPr>
-              <w:t xml:space="preserve">Element nou</w:t>
-            </w:r>
-          </w:p>
-        </w:tc>
-        <w:tc>
-          <w:tcPr>
-            <w:tcW w:w="2800" w:type="dxa"/>
-            <w:tcBorders>
-              <w:top w:val="single" w:sz="6" w:space="0" w:color="1B3A6B"/>
-              <w:left w:val="single" w:sz="6" w:space="0" w:color="1B3A6B"/>
-              <w:bottom w:val="single" w:sz="6" w:space="0" w:color="1B3A6B"/>
-              <w:right w:val="single" w:sz="6" w:space="0" w:color="1B3A6B"/>
-            </w:tcBorders>
-            <w:shd w:val="clear" w:color="auto" w:fill="1B3A6B"/>
-            <w:tcMar>
-              <w:top w:w="100" w:type="dxa"/>
-              <w:left w:w="160" w:type="dxa"/>
-              <w:bottom w:w="100" w:type="dxa"/>
-              <w:right w:w="160" w:type="dxa"/>
-            </w:tcMar>
-            <w:vAlign w:val="center"/>
-          </w:tcPr>
-          <w:p>
-            <w:pPr>
-              <w:jc w:val="center"/>
-              <w:rPr>
-                <w:noProof/>
-                <w:lang w:val="ro-RO"/>
-              </w:rPr>
-            </w:pPr>
-            <w:r>
-              <w:rPr>
-                <w:b/>
-                <w:bCs/>
-                <w:noProof/>
-                <w:color w:val="FFFFFF"/>
-                <w:sz w:val="19"/>
-                <w:szCs w:val="19"/>
-                <w:lang w:val="ro-RO"/>
-              </w:rPr>
-              <w:t xml:space="preserve">Stadiul actual / competitori</w:t>
-            </w:r>
-          </w:p>
-        </w:tc>
-        <w:tc>
-          <w:tcPr>
-            <w:tcW w:w="2938" w:type="dxa"/>
-            <w:tcBorders>
-              <w:top w:val="single" w:sz="6" w:space="0" w:color="1B3A6B"/>
-              <w:left w:val="single" w:sz="6" w:space="0" w:color="1B3A6B"/>
-              <w:bottom w:val="single" w:sz="6" w:space="0" w:color="1B3A6B"/>
-              <w:right w:val="single" w:sz="6" w:space="0" w:color="1B3A6B"/>
-            </w:tcBorders>
-            <w:shd w:val="clear" w:color="auto" w:fill="1B3A6B"/>
-            <w:tcMar>
-              <w:top w:w="100" w:type="dxa"/>
-              <w:left w:w="160" w:type="dxa"/>
-              <w:bottom w:w="100" w:type="dxa"/>
-              <w:right w:w="160" w:type="dxa"/>
-            </w:tcMar>
-            <w:vAlign w:val="center"/>
-          </w:tcPr>
-          <w:p>
-            <w:pPr>
-              <w:jc w:val="center"/>
-              <w:rPr>
-                <w:noProof/>
-                <w:lang w:val="ro-RO"/>
-              </w:rPr>
-            </w:pPr>
-            <w:r>
-              <w:rPr>
-                <w:b/>
-                <w:bCs/>
-                <w:noProof/>
-                <w:color w:val="FFFFFF"/>
-                <w:sz w:val="19"/>
-                <w:szCs w:val="19"/>
-                <w:lang w:val="ro-RO"/>
-              </w:rPr>
-              <w:t xml:space="preserve">Contribuția SOUL-PoC (măsurabilă)</w:t>
-            </w:r>
-          </w:p>
-        </w:tc>
-      </w:tr>
-      <w:tr>
-        <w:trPr>
-          <w:cantSplit/>
-        </w:trPr>
-        <w:tc>
-          <w:tcPr>
-            <w:tcW w:w="700" w:type="dxa"/>
-            <w:tcBorders>
-              <w:top w:val="single" w:sz="6" w:space="0" w:color="D9D9D9"/>
-              <w:left w:val="single" w:sz="6" w:space="0" w:color="D9D9D9"/>
-              <w:bottom w:val="single" w:sz="6" w:space="0" w:color="D9D9D9"/>
-              <w:right w:val="single" w:sz="6" w:space="0" w:color="D9D9D9"/>
-            </w:tcBorders>
-            <w:shd w:val="clear" w:color="auto" w:fill="FFFFFF"/>
-            <w:tcMar>
-              <w:top w:w="80" w:type="dxa"/>
-              <w:left w:w="160" w:type="dxa"/>
-              <w:bottom w:w="80" w:type="dxa"/>
-              <w:right w:w="160" w:type="dxa"/>
-            </w:tcMar>
-            <w:vAlign w:val="center"/>
-          </w:tcPr>
-          <w:p>
-            <w:pPr>
-              <w:jc w:val="left"/>
-              <w:rPr>
-                <w:noProof/>
-                <w:lang w:val="ro-RO"/>
-              </w:rPr>
-            </w:pPr>
-            <w:r>
-              <w:rPr>
-                <w:noProof/>
-                <w:sz w:val="19"/>
-                <w:szCs w:val="19"/>
-                <w:lang w:val="ro-RO"/>
-              </w:rPr>
-              <w:t xml:space="preserve">N1</w:t>
-            </w:r>
-          </w:p>
-        </w:tc>
-        <w:tc>
-          <w:tcPr>
-            <w:tcW w:w="3200" w:type="dxa"/>
-            <w:tcBorders>
-              <w:top w:val="single" w:sz="6" w:space="0" w:color="D9D9D9"/>
-              <w:left w:val="single" w:sz="6" w:space="0" w:color="D9D9D9"/>
-              <w:bottom w:val="single" w:sz="6" w:space="0" w:color="D9D9D9"/>
-              <w:right w:val="single" w:sz="6" w:space="0" w:color="D9D9D9"/>
-            </w:tcBorders>
-            <w:shd w:val="clear" w:color="auto" w:fill="FFFFFF"/>
-            <w:tcMar>
-              <w:top w:w="80" w:type="dxa"/>
-              <w:left w:w="160" w:type="dxa"/>
-              <w:bottom w:w="80" w:type="dxa"/>
-              <w:right w:w="160" w:type="dxa"/>
-            </w:tcMar>
-            <w:vAlign w:val="center"/>
-          </w:tcPr>
-          <w:p>
-            <w:pPr>
-              <w:jc w:val="left"/>
-              <w:rPr>
-                <w:noProof/>
-                <w:lang w:val="ro-RO"/>
-              </w:rPr>
-            </w:pPr>
-            <w:r>
-              <w:rPr>
-                <w:noProof/>
-                <w:sz w:val="19"/>
-                <w:szCs w:val="19"/>
-                <w:lang w:val="ro-RO"/>
-              </w:rPr>
-              <w:t xml:space="preserve">Randare SDF anti-aliased a „ochilor” parametrici pe MCU, pe un panou RGB 480×480 fără memorie proprie (framebuffer în PSRAM)</w:t>
-            </w:r>
-          </w:p>
-        </w:tc>
-        <w:tc>
-          <w:tcPr>
-            <w:tcW w:w="2800" w:type="dxa"/>
-            <w:tcBorders>
-              <w:top w:val="single" w:sz="6" w:space="0" w:color="D9D9D9"/>
-              <w:left w:val="single" w:sz="6" w:space="0" w:color="D9D9D9"/>
-              <w:bottom w:val="single" w:sz="6" w:space="0" w:color="D9D9D9"/>
-              <w:right w:val="single" w:sz="6" w:space="0" w:color="D9D9D9"/>
-            </w:tcBorders>
-            <w:shd w:val="clear" w:color="auto" w:fill="FFFFFF"/>
-            <w:tcMar>
-              <w:top w:w="80" w:type="dxa"/>
-              <w:left w:w="160" w:type="dxa"/>
-              <w:bottom w:w="80" w:type="dxa"/>
-              <w:right w:w="160" w:type="dxa"/>
-            </w:tcMar>
-            <w:vAlign w:val="center"/>
-          </w:tcPr>
-          <w:p>
-            <w:pPr>
-              <w:jc w:val="left"/>
-              <w:rPr>
-                <w:noProof/>
-                <w:lang w:val="ro-RO"/>
-              </w:rPr>
-            </w:pPr>
-            <w:r>
-              <w:rPr>
-                <w:noProof/>
-                <w:sz w:val="19"/>
-                <w:szCs w:val="19"/>
-                <w:lang w:val="ro-RO"/>
-              </w:rPr>
-              <w:t xml:space="preserve">competitorii folosesc animații pre-randate (sprite-uri) sau SoC-uri scumpe</w:t>
-            </w:r>
-          </w:p>
-        </w:tc>
-        <w:tc>
-          <w:tcPr>
-            <w:tcW w:w="2938" w:type="dxa"/>
-            <w:tcBorders>
-              <w:top w:val="single" w:sz="6" w:space="0" w:color="D9D9D9"/>
-              <w:left w:val="single" w:sz="6" w:space="0" w:color="D9D9D9"/>
-              <w:bottom w:val="single" w:sz="6" w:space="0" w:color="D9D9D9"/>
-              <w:right w:val="single" w:sz="6" w:space="0" w:color="D9D9D9"/>
-            </w:tcBorders>
-            <w:shd w:val="clear" w:color="auto" w:fill="FFFFFF"/>
-            <w:tcMar>
-              <w:top w:w="80" w:type="dxa"/>
-              <w:left w:w="160" w:type="dxa"/>
-              <w:bottom w:w="80" w:type="dxa"/>
-              <w:right w:w="160" w:type="dxa"/>
-            </w:tcMar>
-            <w:vAlign w:val="center"/>
-          </w:tcPr>
-          <w:p>
-            <w:pPr>
-              <w:jc w:val="left"/>
-              <w:rPr>
-                <w:noProof/>
-                <w:lang w:val="ro-RO"/>
-              </w:rPr>
-            </w:pPr>
-            <w:r>
-              <w:rPr>
-                <w:noProof/>
-                <w:sz w:val="19"/>
-                <w:szCs w:val="19"/>
-                <w:lang w:val="ro-RO"/>
-              </w:rPr>
-              <w:t xml:space="preserve">≥ 30 fps cu Wi-Fi + BLE active; 24 de reacții procedurale; personalitate derivată din ID-ul cipului</w:t>
-            </w:r>
-          </w:p>
-        </w:tc>
-      </w:tr>
-      <w:tr>
-        <w:trPr>
-          <w:cantSplit/>
-        </w:trPr>
-        <w:tc>
-          <w:tcPr>
-            <w:tcW w:w="700" w:type="dxa"/>
-            <w:tcBorders>
-              <w:top w:val="single" w:sz="6" w:space="0" w:color="D9D9D9"/>
-              <w:left w:val="single" w:sz="6" w:space="0" w:color="D9D9D9"/>
-              <w:bottom w:val="single" w:sz="6" w:space="0" w:color="D9D9D9"/>
-              <w:right w:val="single" w:sz="6" w:space="0" w:color="D9D9D9"/>
-            </w:tcBorders>
-            <w:shd w:val="clear" w:color="auto" w:fill="FFFFFF"/>
-            <w:tcMar>
-              <w:top w:w="80" w:type="dxa"/>
-              <w:left w:w="160" w:type="dxa"/>
-              <w:bottom w:w="80" w:type="dxa"/>
-              <w:right w:w="160" w:type="dxa"/>
-            </w:tcMar>
-            <w:vAlign w:val="center"/>
-          </w:tcPr>
-          <w:p>
-            <w:pPr>
-              <w:jc w:val="left"/>
-              <w:rPr>
-                <w:noProof/>
-                <w:lang w:val="ro-RO"/>
-              </w:rPr>
-            </w:pPr>
-            <w:r>
-              <w:rPr>
-                <w:noProof/>
-                <w:sz w:val="19"/>
-                <w:szCs w:val="19"/>
-                <w:lang w:val="ro-RO"/>
-              </w:rPr>
-              <w:t xml:space="preserve">N2</w:t>
-            </w:r>
-          </w:p>
-        </w:tc>
-        <w:tc>
-          <w:tcPr>
-            <w:tcW w:w="3200" w:type="dxa"/>
-            <w:tcBorders>
-              <w:top w:val="single" w:sz="6" w:space="0" w:color="D9D9D9"/>
-              <w:left w:val="single" w:sz="6" w:space="0" w:color="D9D9D9"/>
-              <w:bottom w:val="single" w:sz="6" w:space="0" w:color="D9D9D9"/>
-              <w:right w:val="single" w:sz="6" w:space="0" w:color="D9D9D9"/>
-            </w:tcBorders>
-            <w:shd w:val="clear" w:color="auto" w:fill="FFFFFF"/>
-            <w:tcMar>
-              <w:top w:w="80" w:type="dxa"/>
-              <w:left w:w="160" w:type="dxa"/>
-              <w:bottom w:w="80" w:type="dxa"/>
-              <w:right w:w="160" w:type="dxa"/>
-            </w:tcMar>
-            <w:vAlign w:val="center"/>
-          </w:tcPr>
-          <w:p>
-            <w:pPr>
-              <w:jc w:val="left"/>
-              <w:rPr>
-                <w:noProof/>
-                <w:lang w:val="ro-RO"/>
-              </w:rPr>
-            </w:pPr>
-            <w:r>
-              <w:rPr>
-                <w:noProof/>
-                <w:sz w:val="19"/>
-                <w:szCs w:val="19"/>
-                <w:lang w:val="ro-RO"/>
-              </w:rPr>
-              <w:t xml:space="preserve">Round QWERTY cu tastele de la margine „stăpâne” pe bordură, decodare probabilistică, diacritice RO automate</w:t>
-            </w:r>
-          </w:p>
-        </w:tc>
-        <w:tc>
-          <w:tcPr>
-            <w:tcW w:w="2800" w:type="dxa"/>
-            <w:tcBorders>
-              <w:top w:val="single" w:sz="6" w:space="0" w:color="D9D9D9"/>
-              <w:left w:val="single" w:sz="6" w:space="0" w:color="D9D9D9"/>
-              <w:bottom w:val="single" w:sz="6" w:space="0" w:color="D9D9D9"/>
-              <w:right w:val="single" w:sz="6" w:space="0" w:color="D9D9D9"/>
-            </w:tcBorders>
-            <w:shd w:val="clear" w:color="auto" w:fill="FFFFFF"/>
-            <w:tcMar>
-              <w:top w:w="80" w:type="dxa"/>
-              <w:left w:w="160" w:type="dxa"/>
-              <w:bottom w:w="80" w:type="dxa"/>
-              <w:right w:w="160" w:type="dxa"/>
-            </w:tcMar>
-            <w:vAlign w:val="center"/>
-          </w:tcPr>
-          <w:p>
-            <w:pPr>
-              <w:jc w:val="left"/>
-              <w:rPr>
-                <w:noProof/>
-                <w:lang w:val="ro-RO"/>
-              </w:rPr>
-            </w:pPr>
-            <w:r>
-              <w:rPr>
-                <w:noProof/>
-                <w:sz w:val="19"/>
-                <w:szCs w:val="19"/>
-                <w:lang w:val="ro-RO"/>
-              </w:rPr>
-              <w:t xml:space="preserve">smartwatch-uri: 10–30 WPM în literatură; fără suport RO</w:t>
-            </w:r>
-          </w:p>
-        </w:tc>
-        <w:tc>
-          <w:tcPr>
-            <w:tcW w:w="2938" w:type="dxa"/>
-            <w:tcBorders>
-              <w:top w:val="single" w:sz="6" w:space="0" w:color="D9D9D9"/>
-              <w:left w:val="single" w:sz="6" w:space="0" w:color="D9D9D9"/>
-              <w:bottom w:val="single" w:sz="6" w:space="0" w:color="D9D9D9"/>
-              <w:right w:val="single" w:sz="6" w:space="0" w:color="D9D9D9"/>
-            </w:tcBorders>
-            <w:shd w:val="clear" w:color="auto" w:fill="FFFFFF"/>
-            <w:tcMar>
-              <w:top w:w="80" w:type="dxa"/>
-              <w:left w:w="160" w:type="dxa"/>
-              <w:bottom w:w="80" w:type="dxa"/>
-              <w:right w:w="160" w:type="dxa"/>
-            </w:tcMar>
-            <w:vAlign w:val="center"/>
-          </w:tcPr>
-          <w:p>
-            <w:pPr>
-              <w:jc w:val="left"/>
-              <w:rPr>
-                <w:noProof/>
-                <w:lang w:val="ro-RO"/>
-              </w:rPr>
-            </w:pPr>
-            <w:r>
-              <w:rPr>
-                <w:noProof/>
-                <w:sz w:val="19"/>
-                <w:szCs w:val="19"/>
-                <w:lang w:val="ro-RO"/>
-              </w:rPr>
-              <w:t xml:space="preserve">≥ 20 WPM, UER ≤ 3 %, diacritice automate</w:t>
-            </w:r>
-          </w:p>
-        </w:tc>
-      </w:tr>
-      <w:tr>
-        <w:trPr>
-          <w:cantSplit/>
-        </w:trPr>
-        <w:tc>
-          <w:tcPr>
-            <w:tcW w:w="700" w:type="dxa"/>
-            <w:tcBorders>
-              <w:top w:val="single" w:sz="6" w:space="0" w:color="D9D9D9"/>
-              <w:left w:val="single" w:sz="6" w:space="0" w:color="D9D9D9"/>
-              <w:bottom w:val="single" w:sz="6" w:space="0" w:color="D9D9D9"/>
-              <w:right w:val="single" w:sz="6" w:space="0" w:color="D9D9D9"/>
-            </w:tcBorders>
-            <w:shd w:val="clear" w:color="auto" w:fill="FFFFFF"/>
-            <w:tcMar>
-              <w:top w:w="80" w:type="dxa"/>
-              <w:left w:w="160" w:type="dxa"/>
-              <w:bottom w:w="80" w:type="dxa"/>
-              <w:right w:w="160" w:type="dxa"/>
-            </w:tcMar>
-            <w:vAlign w:val="center"/>
-          </w:tcPr>
-          <w:p>
-            <w:pPr>
-              <w:jc w:val="left"/>
-              <w:rPr>
-                <w:noProof/>
-                <w:lang w:val="ro-RO"/>
-              </w:rPr>
-            </w:pPr>
-            <w:r>
-              <w:rPr>
-                <w:noProof/>
-                <w:sz w:val="19"/>
-                <w:szCs w:val="19"/>
-                <w:lang w:val="ro-RO"/>
-              </w:rPr>
-              <w:t xml:space="preserve">N3</w:t>
-            </w:r>
-          </w:p>
-        </w:tc>
-        <w:tc>
-          <w:tcPr>
-            <w:tcW w:w="3200" w:type="dxa"/>
-            <w:tcBorders>
-              <w:top w:val="single" w:sz="6" w:space="0" w:color="D9D9D9"/>
-              <w:left w:val="single" w:sz="6" w:space="0" w:color="D9D9D9"/>
-              <w:bottom w:val="single" w:sz="6" w:space="0" w:color="D9D9D9"/>
-              <w:right w:val="single" w:sz="6" w:space="0" w:color="D9D9D9"/>
-            </w:tcBorders>
-            <w:shd w:val="clear" w:color="auto" w:fill="FFFFFF"/>
-            <w:tcMar>
-              <w:top w:w="80" w:type="dxa"/>
-              <w:left w:w="160" w:type="dxa"/>
-              <w:bottom w:w="80" w:type="dxa"/>
-              <w:right w:w="160" w:type="dxa"/>
-            </w:tcMar>
-            <w:vAlign w:val="center"/>
-          </w:tcPr>
-          <w:p>
-            <w:pPr>
-              <w:jc w:val="left"/>
-              <w:rPr>
-                <w:noProof/>
-                <w:lang w:val="ro-RO"/>
-              </w:rPr>
-            </w:pPr>
-            <w:r>
-              <w:rPr>
-                <w:noProof/>
-                <w:sz w:val="19"/>
-                <w:szCs w:val="19"/>
-                <w:lang w:val="ro-RO"/>
-              </w:rPr>
-              <w:t xml:space="preserve">Arhitectură „un singur set de acțiuni, trei moduri” (fără AI / Claude / ChatGPT), fallback local, conector MCP, cheie proprie criptată</w:t>
-            </w:r>
-          </w:p>
-        </w:tc>
-        <w:tc>
-          <w:tcPr>
-            <w:tcW w:w="2800" w:type="dxa"/>
-            <w:tcBorders>
-              <w:top w:val="single" w:sz="6" w:space="0" w:color="D9D9D9"/>
-              <w:left w:val="single" w:sz="6" w:space="0" w:color="D9D9D9"/>
-              <w:bottom w:val="single" w:sz="6" w:space="0" w:color="D9D9D9"/>
-              <w:right w:val="single" w:sz="6" w:space="0" w:color="D9D9D9"/>
-            </w:tcBorders>
-            <w:shd w:val="clear" w:color="auto" w:fill="FFFFFF"/>
-            <w:tcMar>
-              <w:top w:w="80" w:type="dxa"/>
-              <w:left w:w="160" w:type="dxa"/>
-              <w:bottom w:w="80" w:type="dxa"/>
-              <w:right w:w="160" w:type="dxa"/>
-            </w:tcMar>
-            <w:vAlign w:val="center"/>
-          </w:tcPr>
-          <w:p>
-            <w:pPr>
-              <w:jc w:val="left"/>
-              <w:rPr>
-                <w:noProof/>
-                <w:lang w:val="ro-RO"/>
-              </w:rPr>
-            </w:pPr>
-            <w:r>
-              <w:rPr>
-                <w:noProof/>
-                <w:sz w:val="19"/>
-                <w:szCs w:val="19"/>
-                <w:lang w:val="ro-RO"/>
-              </w:rPr>
-              <w:t xml:space="preserve">dispozitivele au un singur furnizor, au cloud obligatoriu sau merg doar offline</w:t>
-            </w:r>
-          </w:p>
-        </w:tc>
-        <w:tc>
-          <w:tcPr>
-            <w:tcW w:w="2938" w:type="dxa"/>
-            <w:tcBorders>
-              <w:top w:val="single" w:sz="6" w:space="0" w:color="D9D9D9"/>
-              <w:left w:val="single" w:sz="6" w:space="0" w:color="D9D9D9"/>
-              <w:bottom w:val="single" w:sz="6" w:space="0" w:color="D9D9D9"/>
-              <w:right w:val="single" w:sz="6" w:space="0" w:color="D9D9D9"/>
-            </w:tcBorders>
-            <w:shd w:val="clear" w:color="auto" w:fill="FFFFFF"/>
-            <w:tcMar>
-              <w:top w:w="80" w:type="dxa"/>
-              <w:left w:w="160" w:type="dxa"/>
-              <w:bottom w:w="80" w:type="dxa"/>
-              <w:right w:w="160" w:type="dxa"/>
-            </w:tcMar>
-            <w:vAlign w:val="center"/>
-          </w:tcPr>
-          <w:p>
-            <w:pPr>
-              <w:jc w:val="left"/>
-              <w:rPr>
-                <w:noProof/>
-                <w:lang w:val="ro-RO"/>
-              </w:rPr>
-            </w:pPr>
-            <w:r>
-              <w:rPr>
-                <w:noProof/>
-                <w:sz w:val="19"/>
-                <w:szCs w:val="19"/>
-                <w:lang w:val="ro-RO"/>
-              </w:rPr>
-              <w:t xml:space="preserve">≥ 90 % succes offline; continuitate 100 % la căderea rețelei</w:t>
-            </w:r>
-          </w:p>
-        </w:tc>
-      </w:tr>
-      <w:tr>
-        <w:trPr>
-          <w:cantSplit/>
-        </w:trPr>
-        <w:tc>
-          <w:tcPr>
-            <w:tcW w:w="700" w:type="dxa"/>
-            <w:tcBorders>
-              <w:top w:val="single" w:sz="6" w:space="0" w:color="D9D9D9"/>
-              <w:left w:val="single" w:sz="6" w:space="0" w:color="D9D9D9"/>
-              <w:bottom w:val="single" w:sz="6" w:space="0" w:color="D9D9D9"/>
-              <w:right w:val="single" w:sz="6" w:space="0" w:color="D9D9D9"/>
-            </w:tcBorders>
-            <w:shd w:val="clear" w:color="auto" w:fill="FFFFFF"/>
-            <w:tcMar>
-              <w:top w:w="80" w:type="dxa"/>
-              <w:left w:w="160" w:type="dxa"/>
-              <w:bottom w:w="80" w:type="dxa"/>
-              <w:right w:w="160" w:type="dxa"/>
-            </w:tcMar>
-            <w:vAlign w:val="center"/>
-          </w:tcPr>
-          <w:p>
-            <w:pPr>
-              <w:jc w:val="left"/>
-              <w:rPr>
-                <w:noProof/>
-                <w:lang w:val="ro-RO"/>
-              </w:rPr>
-            </w:pPr>
-            <w:r>
-              <w:rPr>
-                <w:noProof/>
-                <w:sz w:val="19"/>
-                <w:szCs w:val="19"/>
-                <w:lang w:val="ro-RO"/>
-              </w:rPr>
-              <w:t xml:space="preserve">N4</w:t>
-            </w:r>
-          </w:p>
-        </w:tc>
-        <w:tc>
-          <w:tcPr>
-            <w:tcW w:w="3200" w:type="dxa"/>
-            <w:tcBorders>
-              <w:top w:val="single" w:sz="6" w:space="0" w:color="D9D9D9"/>
-              <w:left w:val="single" w:sz="6" w:space="0" w:color="D9D9D9"/>
-              <w:bottom w:val="single" w:sz="6" w:space="0" w:color="D9D9D9"/>
-              <w:right w:val="single" w:sz="6" w:space="0" w:color="D9D9D9"/>
-            </w:tcBorders>
-            <w:shd w:val="clear" w:color="auto" w:fill="FFFFFF"/>
-            <w:tcMar>
-              <w:top w:w="80" w:type="dxa"/>
-              <w:left w:w="160" w:type="dxa"/>
-              <w:bottom w:w="80" w:type="dxa"/>
-              <w:right w:w="160" w:type="dxa"/>
-            </w:tcMar>
-            <w:vAlign w:val="center"/>
-          </w:tcPr>
-          <w:p>
-            <w:pPr>
-              <w:jc w:val="left"/>
-              <w:rPr>
-                <w:noProof/>
-                <w:lang w:val="ro-RO"/>
-              </w:rPr>
-            </w:pPr>
-            <w:r>
-              <w:rPr>
-                <w:noProof/>
-                <w:sz w:val="19"/>
-                <w:szCs w:val="19"/>
-                <w:lang w:val="ro-RO"/>
-              </w:rPr>
-              <w:t xml:space="preserve">Carcasă CNC din aluminiu cu antenă prin fereastră polimerică în talpă + încărcare prin pini în capsula OU</w:t>
-            </w:r>
-          </w:p>
-        </w:tc>
-        <w:tc>
-          <w:tcPr>
-            <w:tcW w:w="2800" w:type="dxa"/>
-            <w:tcBorders>
-              <w:top w:val="single" w:sz="6" w:space="0" w:color="D9D9D9"/>
-              <w:left w:val="single" w:sz="6" w:space="0" w:color="D9D9D9"/>
-              <w:bottom w:val="single" w:sz="6" w:space="0" w:color="D9D9D9"/>
-              <w:right w:val="single" w:sz="6" w:space="0" w:color="D9D9D9"/>
-            </w:tcBorders>
-            <w:shd w:val="clear" w:color="auto" w:fill="FFFFFF"/>
-            <w:tcMar>
-              <w:top w:w="80" w:type="dxa"/>
-              <w:left w:w="160" w:type="dxa"/>
-              <w:bottom w:w="80" w:type="dxa"/>
-              <w:right w:w="160" w:type="dxa"/>
-            </w:tcMar>
-            <w:vAlign w:val="center"/>
-          </w:tcPr>
-          <w:p>
-            <w:pPr>
-              <w:jc w:val="left"/>
-              <w:rPr>
-                <w:noProof/>
-                <w:lang w:val="ro-RO"/>
-              </w:rPr>
-            </w:pPr>
-            <w:r>
-              <w:rPr>
-                <w:noProof/>
-                <w:sz w:val="19"/>
-                <w:szCs w:val="19"/>
-                <w:lang w:val="ro-RO"/>
-              </w:rPr>
-              <w:t xml:space="preserve">carcasele metalice blochează RF; obiectele premium nu au AI</w:t>
-            </w:r>
-          </w:p>
-        </w:tc>
-        <w:tc>
-          <w:tcPr>
-            <w:tcW w:w="2938" w:type="dxa"/>
-            <w:tcBorders>
-              <w:top w:val="single" w:sz="6" w:space="0" w:color="D9D9D9"/>
-              <w:left w:val="single" w:sz="6" w:space="0" w:color="D9D9D9"/>
-              <w:bottom w:val="single" w:sz="6" w:space="0" w:color="D9D9D9"/>
-              <w:right w:val="single" w:sz="6" w:space="0" w:color="D9D9D9"/>
-            </w:tcBorders>
-            <w:shd w:val="clear" w:color="auto" w:fill="FFFFFF"/>
-            <w:tcMar>
-              <w:top w:w="80" w:type="dxa"/>
-              <w:left w:w="160" w:type="dxa"/>
-              <w:bottom w:w="80" w:type="dxa"/>
-              <w:right w:w="160" w:type="dxa"/>
-            </w:tcMar>
-            <w:vAlign w:val="center"/>
-          </w:tcPr>
-          <w:p>
-            <w:pPr>
-              <w:jc w:val="left"/>
-              <w:rPr>
-                <w:noProof/>
-                <w:lang w:val="ro-RO"/>
-              </w:rPr>
-            </w:pPr>
-            <w:r>
-              <w:rPr>
-                <w:noProof/>
-                <w:sz w:val="19"/>
-                <w:szCs w:val="19"/>
-                <w:lang w:val="ro-RO"/>
-              </w:rPr>
-              <w:t xml:space="preserve">atenuare ≤ 6 dB; legătură BLE ≥ 10 m</w:t>
-            </w:r>
-          </w:p>
-        </w:tc>
-      </w:tr>
-      <w:tr>
-        <w:trPr>
-          <w:cantSplit/>
-        </w:trPr>
-        <w:tc>
-          <w:tcPr>
-            <w:tcW w:w="700" w:type="dxa"/>
-            <w:tcBorders>
-              <w:top w:val="single" w:sz="6" w:space="0" w:color="D9D9D9"/>
-              <w:left w:val="single" w:sz="6" w:space="0" w:color="D9D9D9"/>
-              <w:bottom w:val="single" w:sz="6" w:space="0" w:color="D9D9D9"/>
-              <w:right w:val="single" w:sz="6" w:space="0" w:color="D9D9D9"/>
-            </w:tcBorders>
-            <w:shd w:val="clear" w:color="auto" w:fill="FFFFFF"/>
-            <w:tcMar>
-              <w:top w:w="80" w:type="dxa"/>
-              <w:left w:w="160" w:type="dxa"/>
-              <w:bottom w:w="80" w:type="dxa"/>
-              <w:right w:w="160" w:type="dxa"/>
-            </w:tcMar>
-            <w:vAlign w:val="center"/>
-          </w:tcPr>
-          <w:p>
-            <w:pPr>
-              <w:jc w:val="left"/>
-              <w:rPr>
-                <w:noProof/>
-                <w:lang w:val="ro-RO"/>
-              </w:rPr>
-            </w:pPr>
-            <w:r>
-              <w:rPr>
-                <w:noProof/>
-                <w:sz w:val="19"/>
-                <w:szCs w:val="19"/>
-                <w:lang w:val="ro-RO"/>
-              </w:rPr>
-              <w:t xml:space="preserve">N5</w:t>
-            </w:r>
-          </w:p>
-        </w:tc>
-        <w:tc>
-          <w:tcPr>
-            <w:tcW w:w="3200" w:type="dxa"/>
-            <w:tcBorders>
-              <w:top w:val="single" w:sz="6" w:space="0" w:color="D9D9D9"/>
-              <w:left w:val="single" w:sz="6" w:space="0" w:color="D9D9D9"/>
-              <w:bottom w:val="single" w:sz="6" w:space="0" w:color="D9D9D9"/>
-              <w:right w:val="single" w:sz="6" w:space="0" w:color="D9D9D9"/>
-            </w:tcBorders>
-            <w:shd w:val="clear" w:color="auto" w:fill="FFFFFF"/>
-            <w:tcMar>
-              <w:top w:w="80" w:type="dxa"/>
-              <w:left w:w="160" w:type="dxa"/>
-              <w:bottom w:w="80" w:type="dxa"/>
-              <w:right w:w="160" w:type="dxa"/>
-            </w:tcMar>
-            <w:vAlign w:val="center"/>
-          </w:tcPr>
-          <w:p>
-            <w:pPr>
-              <w:jc w:val="left"/>
-              <w:rPr>
-                <w:noProof/>
-                <w:lang w:val="ro-RO"/>
-              </w:rPr>
-            </w:pPr>
-            <w:r>
-              <w:rPr>
-                <w:noProof/>
-                <w:sz w:val="19"/>
-                <w:szCs w:val="19"/>
-                <w:lang w:val="ro-RO"/>
-              </w:rPr>
-              <w:t xml:space="preserve">Reparabilitate de la proiectare: baterie schimbabilă de utilizator (Torx), fără adeziv pe celulă, componente modulare, OTA</w:t>
-            </w:r>
-          </w:p>
-        </w:tc>
-        <w:tc>
-          <w:tcPr>
-            <w:tcW w:w="2800" w:type="dxa"/>
-            <w:tcBorders>
-              <w:top w:val="single" w:sz="6" w:space="0" w:color="D9D9D9"/>
-              <w:left w:val="single" w:sz="6" w:space="0" w:color="D9D9D9"/>
-              <w:bottom w:val="single" w:sz="6" w:space="0" w:color="D9D9D9"/>
-              <w:right w:val="single" w:sz="6" w:space="0" w:color="D9D9D9"/>
-            </w:tcBorders>
-            <w:shd w:val="clear" w:color="auto" w:fill="FFFFFF"/>
-            <w:tcMar>
-              <w:top w:w="80" w:type="dxa"/>
-              <w:left w:w="160" w:type="dxa"/>
-              <w:bottom w:w="80" w:type="dxa"/>
-              <w:right w:w="160" w:type="dxa"/>
-            </w:tcMar>
-            <w:vAlign w:val="center"/>
-          </w:tcPr>
-          <w:p>
-            <w:pPr>
-              <w:jc w:val="left"/>
-              <w:rPr>
-                <w:noProof/>
-                <w:lang w:val="ro-RO"/>
-              </w:rPr>
-            </w:pPr>
-            <w:r>
-              <w:rPr>
-                <w:noProof/>
-                <w:sz w:val="19"/>
-                <w:szCs w:val="19"/>
-                <w:lang w:val="ro-RO"/>
-              </w:rPr>
-              <w:t xml:space="preserve">multe gadgeturi au baterii lipite/nedemontabile</w:t>
-            </w:r>
-          </w:p>
-        </w:tc>
-        <w:tc>
-          <w:tcPr>
-            <w:tcW w:w="2938" w:type="dxa"/>
-            <w:tcBorders>
-              <w:top w:val="single" w:sz="6" w:space="0" w:color="D9D9D9"/>
-              <w:left w:val="single" w:sz="6" w:space="0" w:color="D9D9D9"/>
-              <w:bottom w:val="single" w:sz="6" w:space="0" w:color="D9D9D9"/>
-              <w:right w:val="single" w:sz="6" w:space="0" w:color="D9D9D9"/>
-            </w:tcBorders>
-            <w:shd w:val="clear" w:color="auto" w:fill="FFFFFF"/>
-            <w:tcMar>
-              <w:top w:w="80" w:type="dxa"/>
-              <w:left w:w="160" w:type="dxa"/>
-              <w:bottom w:w="80" w:type="dxa"/>
-              <w:right w:w="160" w:type="dxa"/>
-            </w:tcMar>
-            <w:vAlign w:val="center"/>
-          </w:tcPr>
-          <w:p>
-            <w:pPr>
-              <w:jc w:val="left"/>
-              <w:rPr>
-                <w:noProof/>
-                <w:lang w:val="ro-RO"/>
-              </w:rPr>
-            </w:pPr>
-            <w:r>
-              <w:rPr>
-                <w:noProof/>
-                <w:sz w:val="19"/>
-                <w:szCs w:val="19"/>
-                <w:lang w:val="ro-RO"/>
-              </w:rPr>
-              <w:t xml:space="preserve">înlocuire ≤ 5 min de către utilizatori neexperți</w:t>
-            </w:r>
-          </w:p>
-        </w:tc>
-      </w:tr>
-    </w:tbl>
-    <w:p>
-      <w:pPr>
-        <w:spacing w:before="60" w:after="60"/>
-        <w:rPr>
-          <w:noProof/>
-          <w:lang w:val="ro-RO"/>
-        </w:rPr>
-      </w:pPr>
-    </w:p>
-    <w:p>
-      <w:pPr>
-        <w:spacing w:before="60" w:after="60"/>
-        <w:rPr>
-          <w:noProof/>
-          <w:lang w:val="ro-RO"/>
-        </w:rPr>
-      </w:pPr>
       <w:r>
         <w:rPr>
           <w:b/>
@@ -7178,14 +6221,14 @@
           <w:noProof/>
           <w:lang w:val="ro-RO"/>
         </w:rPr>
-        <w:t xml:space="preserve">De unde pornim (TRL 3).</w:t>
+        <w:t xml:space="preserve">De unde pornim.</w:t>
       </w:r>
       <w:r>
         <w:rPr>
           <w:noProof/>
           <w:lang w:val="ro-RO"/>
         </w:rPr>
-        <w:t xml:space="preserve"> Există firmware testat (61/61 teste Unity), simulator, serviciul AI (49/49 teste), prototipul web al tastaturii, analiza geometrică și CAD-ul; înainte de depunere rulăm experimentele X1–X8 pe placa de dezvoltare SOUL M (dovezile D1–D8, §4.2).</w:t>
+        <w:t xml:space="preserve"> Firmware SoulOS 1.8.0 (198+ teste), simulator, SOUL Cloud (283 de teste), SoulOS pe web, CAD; TRL 3 se atestă după măsurătorile pe placa reală 2.8C (D8, în curs; §4.2).</w:t>
       </w:r>
     </w:p>
     <w:p>
@@ -7210,7 +6253,7 @@
           <w:noProof/>
           <w:lang w:val="ro-RO"/>
         </w:rPr>
-        <w:t xml:space="preserve"> TRL 4 (L14): modelul integrat funcționează în laborator la pragurile O1. TRL 5 (L22): 15 prototipuri cu PCB propriu și carcasă finală din aluminiu sunt folosite 4 săptămâni de ≥ 12 utilizatori din București-Ilfov, în locuințe și birouri reale, la pragurile O3.</w:t>
+        <w:t xml:space="preserve"> TRL 4 (L14): modelul integrat funcționează în laborator la pragurile O1. TRL 5 (L22): 15 prototipuri cu PCB propriu și carcasă finală din aluminiu sunt folosite 4 săptămâni de ≥ 12 utilizatori din București-Ilfov, la pragurile O3.</w:t>
       </w:r>
     </w:p>
     <w:p>
@@ -7453,29 +6496,9 @@
                 <w:noProof/>
                 <w:sz w:val="19"/>
                 <w:szCs w:val="19"/>
-                <w:highlight w:val="yellow"/>
-                <w:lang w:val="ro-RO"/>
-              </w:rPr>
-              <w:t xml:space="preserve">[A/Ct: CUI]</w:t>
-            </w:r>
-            <w:r>
-              <w:rPr>
-                <w:noProof/>
-                <w:sz w:val="19"/>
-                <w:szCs w:val="19"/>
-                <w:lang w:val="ro-RO"/>
-              </w:rPr>
-              <w:t xml:space="preserve"> / </w:t>
-            </w:r>
-            <w:r>
-              <w:rPr>
-                <w:noProof/>
-                <w:sz w:val="19"/>
-                <w:szCs w:val="19"/>
-                <w:highlight w:val="yellow"/>
-                <w:lang w:val="ro-RO"/>
-              </w:rPr>
-              <w:t xml:space="preserve">[J40/…/…]</w:t>
+                <w:lang w:val="ro-RO"/>
+              </w:rPr>
+              <w:t xml:space="preserve">CUI 53145290 / J2025098748009 (EUID ROONRC.J2025098748009)</w:t>
             </w:r>
           </w:p>
         </w:tc>
@@ -7627,10 +6650,9 @@
                 <w:noProof/>
                 <w:sz w:val="19"/>
                 <w:szCs w:val="19"/>
-                <w:highlight w:val="yellow"/>
-                <w:lang w:val="ro-RO"/>
-              </w:rPr>
-              <w:t xml:space="preserve">[ZZ/LL/AAAA — din certificatul constatator]</w:t>
+                <w:lang w:val="ro-RO"/>
+              </w:rPr>
+              <w:t xml:space="preserve">17.12.2025</w:t>
             </w:r>
           </w:p>
         </w:tc>
@@ -7705,29 +6727,9 @@
                 <w:noProof/>
                 <w:sz w:val="19"/>
                 <w:szCs w:val="19"/>
-                <w:highlight w:val="yellow"/>
-                <w:lang w:val="ro-RO"/>
-              </w:rPr>
-              <w:t xml:space="preserve">[Adresa completă]</w:t>
-            </w:r>
-            <w:r>
-              <w:rPr>
-                <w:noProof/>
-                <w:sz w:val="19"/>
-                <w:szCs w:val="19"/>
-                <w:lang w:val="ro-RO"/>
-              </w:rPr>
-              <w:t xml:space="preserve">, București, </w:t>
-            </w:r>
-            <w:r>
-              <w:rPr>
-                <w:noProof/>
-                <w:sz w:val="19"/>
-                <w:szCs w:val="19"/>
-                <w:highlight w:val="yellow"/>
-                <w:lang w:val="ro-RO"/>
-              </w:rPr>
-              <w:t xml:space="preserve">[sector]</w:t>
+                <w:lang w:val="ro-RO"/>
+              </w:rPr>
+              <w:t xml:space="preserve">Str. Vlăhița nr. 1, bl. PM18bis, sc. 2, ap. 123, Sector 3, București</w:t>
             </w:r>
           </w:p>
         </w:tc>
@@ -7804,7 +6806,7 @@
                 <w:szCs w:val="19"/>
                 <w:lang w:val="ro-RO"/>
               </w:rPr>
-              <w:t xml:space="preserve">Sediul social (spațiu de birou + laborator electronic) </w:t>
+              <w:t xml:space="preserve">Sediul social </w:t>
             </w:r>
             <w:r>
               <w:rPr>
@@ -7814,7 +6816,7 @@
                 <w:highlight w:val="yellow"/>
                 <w:lang w:val="ro-RO"/>
               </w:rPr>
-              <w:t xml:space="preserve">[A: confirmă; dacă e alt spațiu, adresa punctului de lucru din BI]</w:t>
+              <w:t xml:space="preserve">[A: confirmă că spațiul e adecvat (birou + laborator electronic); sediul e un apartament, deci, dacă nu e potrivit, se închiriază un spațiu în BI, înregistrat ca punct de lucru]</w:t>
             </w:r>
           </w:p>
         </w:tc>
@@ -7889,10 +6891,9 @@
                 <w:noProof/>
                 <w:sz w:val="19"/>
                 <w:szCs w:val="19"/>
-                <w:highlight w:val="yellow"/>
-                <w:lang w:val="ro-RO"/>
-              </w:rPr>
-              <w:t xml:space="preserve">[Ct: cod CAEN principal + denumire]</w:t>
+                <w:lang w:val="ro-RO"/>
+              </w:rPr>
+              <w:t xml:space="preserve">7311 — Activități ale agențiilor de publicitate</w:t>
             </w:r>
           </w:p>
         </w:tc>
@@ -7967,10 +6968,19 @@
                 <w:noProof/>
                 <w:sz w:val="19"/>
                 <w:szCs w:val="19"/>
+                <w:lang w:val="ro-RO"/>
+              </w:rPr>
+              <w:t xml:space="preserve">2640 (electronice de larg consum), 6210 (programare), 7210 (cercetare-dezvoltare în științe naturale și inginerie), 7411 (design industrial), 4740 (comerț cu echipamente TIC) </w:t>
+            </w:r>
+            <w:r>
+              <w:rPr>
+                <w:noProof/>
+                <w:sz w:val="19"/>
+                <w:szCs w:val="19"/>
                 <w:highlight w:val="yellow"/>
                 <w:lang w:val="ro-RO"/>
               </w:rPr>
-              <w:t xml:space="preserve">[Ct: codul CAEN pentru cercetare-dezvoltare în științe naturale și inginerie, autorizat la locul de implementare]</w:t>
+              <w:t xml:space="preserve">[Ct: de adăugat la ONRC înainte de depunere; lista nu e reverificată pe CAEN Rev.3; 4791 „vânzare online” e de verificat, în Rev.3 se pare că nu mai descrie canalul online]</w:t>
             </w:r>
           </w:p>
         </w:tc>
@@ -8456,7 +7466,7 @@
           <w:noProof/>
           <w:lang w:val="ro-RO"/>
         </w:rPr>
-        <w:t xml:space="preserve">ARTEMIS DIGITAL S.R.L. este o firmă din București care operează brandul </w:t>
+        <w:t xml:space="preserve">ARTEMIS DIGITAL S.R.L. (CUI 53145290, înregistrată la 17.12.2025, sediul în București, Sector 3; neplătitoare de TVA (ANAF, 12.10.2026)) este o firmă care operează brandul </w:t>
       </w:r>
       <w:r>
         <w:rPr>
@@ -8496,7 +7506,7 @@
           <w:highlight w:val="yellow"/>
           <w:lang w:val="ro-RO"/>
         </w:rPr>
-        <w:t xml:space="preserve">[A: completați 2–3 fraze cu cifre: ani de activitate, clienți, echipă]</w:t>
+        <w:t xml:space="preserve">[A: completați 2–3 fraze cu cifre: clienți, echipă, cifra de afaceri 2025]</w:t>
       </w:r>
       <w:r>
         <w:rPr>
@@ -8535,7 +7545,7 @@
           <w:noProof/>
           <w:lang w:val="ro-RO"/>
         </w:rPr>
-        <w:t xml:space="preserve">Din septembrie 2026 firma desfășoară o activitate proprie de cercetare-dezvoltare: </w:t>
+        <w:t xml:space="preserve">Activitatea de cercetare-dezvoltare </w:t>
       </w:r>
       <w:r>
         <w:rPr>
@@ -8551,7 +7561,37 @@
           <w:noProof/>
           <w:lang w:val="ro-RO"/>
         </w:rPr>
-        <w:t xml:space="preserve">, un dispozitiv de interacțiune om–mașină care leagă TIC (firmware embedded, AI hibrid, securitate cibernetică) de </w:t>
+        <w:t xml:space="preserve"> a fost realizată de fondator (Andu), ca persoană fizică, din 24.09.2026 și este transferată firmei prin cesiunea din </w:t>
+      </w:r>
+      <w:r>
+        <w:rPr>
+          <w:noProof/>
+          <w:highlight w:val="yellow"/>
+          <w:lang w:val="ro-RO"/>
+        </w:rPr>
+        <w:t xml:space="preserve">[A: data cesiunii]</w:t>
+      </w:r>
+      <w:r>
+        <w:rPr>
+          <w:noProof/>
+          <w:lang w:val="ro-RO"/>
+        </w:rPr>
+        <w:t xml:space="preserve">; ARTEMIS o continuă ca activitate proprie (CAEN 7210 adăugat la </w:t>
+      </w:r>
+      <w:r>
+        <w:rPr>
+          <w:noProof/>
+          <w:highlight w:val="yellow"/>
+          <w:lang w:val="ro-RO"/>
+        </w:rPr>
+        <w:t xml:space="preserve">[Ct: data înregistrării la ONRC]</w:t>
+      </w:r>
+      <w:r>
+        <w:rPr>
+          <w:noProof/>
+          <w:lang w:val="ro-RO"/>
+        </w:rPr>
+        <w:t xml:space="preserve">). SOUL este un dispozitiv de interacțiune om–mașină care leagă TIC (firmware embedded, AI hibrid, securitate cibernetică) de </w:t>
       </w:r>
       <w:r>
         <w:rPr>
@@ -8639,7 +7679,22 @@
           <w:noProof/>
           <w:lang w:val="ro-RO"/>
         </w:rPr>
-        <w:t xml:space="preserve">. Componentele open-source folosite (claude-desktop-buddy — MIT; fontul Nunito — OFL; xiaozhi-esp32 — MIT) sunt listate cu licențele lor.</w:t>
+        <w:t xml:space="preserve">. Componentele open-source folosite (claude-desktop-buddy — MIT; fonturile Nunito și cele din SoulOS Alive — SIL OFL 1.1; valori de registre din xiaozhi-esp32 — MIT; ESP-SR — Espressif </w:t>
+      </w:r>
+      <w:r>
+        <w:rPr>
+          <w:noProof/>
+          <w:highlight w:val="yellow"/>
+          <w:lang w:val="ro-RO"/>
+        </w:rPr>
+        <w:t xml:space="preserve">[licență de verificat]</w:t>
+      </w:r>
+      <w:r>
+        <w:rPr>
+          <w:noProof/>
+          <w:lang w:val="ro-RO"/>
+        </w:rPr>
+        <w:t xml:space="preserve">) sunt listate cu licențele lor. SOUL Bridge este publicat open source (MIT).</w:t>
       </w:r>
     </w:p>
     <w:p>
@@ -8872,7 +7927,7 @@
                 <w:szCs w:val="19"/>
                 <w:lang w:val="ro-RO"/>
               </w:rPr>
-              <w:t xml:space="preserve">Firmware „Suflet” + modulele SoulOS v1 (Canvas SDF, Face, Brain, Personality, Gestures, ClaudeLink, Keyboard, TextField, Predictor, TimePicker, Alarms, Shell); 61/61 teste Unity trec pe PC (`pio test -e native`, 25.09.2026; 55 în v1 + 6 pentru geometria 480 px a lui SOUL M); compilează pentru amoled143 / amoled175 / lcd28 (SOUL M) / sim</w:t>
+              <w:t xml:space="preserve">Firmware SoulOS 1.8.0 (lansat 04.10.2026, compilat fără avertismente): motorul ochilor (randare SDF, 120 de designuri, 31 de expresii, fiecare unitate primește o pereche din ID-ul cipului), IMU/giroscop, tastatura circulară, alarme, notițe, hărți/vreme/aplicații, SOUL Memory, comenzi vocale offline EN (ESP-SR), legătura Claude Hardware Buddy (BLE), protocolul SOUL Cloud; 198+ teste native trec pe PC (`pio test -e native`); build-uri `lcd28` (placa 2.8C, SOUL M), `lcd28_voice` și `sim`. Reproiectarea „SoulOS Alive” (aprobată 12.10.2026) e în lucru (1.9.0)</w:t>
             </w:r>
           </w:p>
         </w:tc>
@@ -8909,7 +7964,7 @@
                 <w:szCs w:val="19"/>
                 <w:lang w:val="ro-RO"/>
               </w:rPr>
-              <w:t xml:space="preserve">depozit git, `firmware/` (README); commit b84f714; raport de testare anexat </w:t>
+              <w:t xml:space="preserve">depozit git, `firmware/` (README, PERF.md, BRINGUP.md); commit 95d8465 (1.8.0) </w:t>
             </w:r>
             <w:r>
               <w:rPr>
@@ -8998,7 +8053,7 @@
                 <w:szCs w:val="19"/>
                 <w:lang w:val="ro-RO"/>
               </w:rPr>
-              <w:t xml:space="preserve">Simulator pe PC care rulează aceleași fișiere ca placa și produce cadrele reale ale motorului (10 clipuri: idle, boop, purr, dizzy, sleep…) + cadre cu tastatura și time-picker-ul, inclusiv la 480 px</w:t>
+              <w:t xml:space="preserve">Simulator pe PC care rulează aceeași bibliotecă `lib/Suflet` ca placa și produce cadrele reale (clipuri: idle, boop, purr, dizzy, sleep…, tastatura, ecranele SoulOS la 480 px) + banc de performanță (`tools/perf_bench.py`: ≈ 30 fps estimat pe toate scenariile [E], de măsurat pe placă)</w:t>
             </w:r>
           </w:p>
         </w:tc>
@@ -9035,7 +8090,7 @@
                 <w:szCs w:val="19"/>
                 <w:lang w:val="ro-RO"/>
               </w:rPr>
-              <w:t xml:space="preserve">`firmware/sim`, `media/` (clipuri MP4/GIF anexate)</w:t>
+              <w:t xml:space="preserve">`firmware/sim`, `firmware/PERF.md`, `media/` (clipuri MP4/GIF anexate)</w:t>
             </w:r>
           </w:p>
         </w:tc>
@@ -9114,7 +8169,7 @@
                 <w:szCs w:val="19"/>
                 <w:lang w:val="ro-RO"/>
               </w:rPr>
-              <w:t xml:space="preserve">Serviciul AI `suflet_ai` v0.2: 3 moduri (fără AI / Claude / ChatGPT), 8 acțiuni cu scheme JSON stricte, parser local RO/EN, conector MCP, cheie proprie criptată; 49/49 teste pytest trec (25.09.2026)</w:t>
+              <w:t xml:space="preserve">SOUL Cloud: împerechere cu chei de dispozitiv, gateway WebSocket, conector MCP cu OAuth 2.1 (Claude), cheie API proprie criptată, export și ștergere date (GDPR), backup criptat opțional al memoriei; 283 de teste trec; rulat cap-coadă cu simulatorul firmware-ului ca dispozitiv (fără claude.ai real încă). SOUL Bridge: canalul Claude Code de pe computerul proprietarului, open source (MIT). Fără AI inclus (decizia din 03.10.2026)</w:t>
             </w:r>
           </w:p>
         </w:tc>
@@ -9151,7 +8206,7 @@
                 <w:szCs w:val="19"/>
                 <w:lang w:val="ro-RO"/>
               </w:rPr>
-              <w:t xml:space="preserve">`ai/` (README, tests/)</w:t>
+              <w:t xml:space="preserve">`ai/` (README, tests/), `bridge/`, `docs/07-CONNECT-AI.md`, `docs/10-SOUL-MEMORY.md`</w:t>
             </w:r>
           </w:p>
         </w:tc>
@@ -9230,7 +8285,7 @@
                 <w:szCs w:val="19"/>
                 <w:lang w:val="ro-RO"/>
               </w:rPr>
-              <w:t xml:space="preserve">Prototipul web SoulOS: tastatura rotundă interactivă, testabilă cu utilizatori la scara 70 mm</w:t>
+              <w:t xml:space="preserve">SoulOS pe web: ochii ca interfață, tastatura rotundă interactivă testabilă la scara reală, demo public; reproiectarea „Alive” aprobată 12.10.2026</w:t>
             </w:r>
           </w:p>
         </w:tc>
@@ -9267,7 +8322,7 @@
                 <w:szCs w:val="19"/>
                 <w:lang w:val="ro-RO"/>
               </w:rPr>
-              <w:t xml:space="preserve">`os/index.html`, `os/research/04`, `os/ARCHITECTURE.md`</w:t>
+              <w:t xml:space="preserve">`os/index.html`, `os/DESIGN-ALIVE.md`, `os/ARCHITECTURE.md`</w:t>
             </w:r>
           </w:p>
         </w:tc>
@@ -9462,7 +8517,7 @@
                 <w:szCs w:val="19"/>
                 <w:lang w:val="ro-RO"/>
               </w:rPr>
-              <w:t xml:space="preserve">CAD parametric (CadQuery), STL/STEP pentru P0, randări v6/v7/M ale corpului de ~90 × 103 × 31 mm din aluminiu</w:t>
+              <w:t xml:space="preserve">Forma finală MĂRGĂRITAR, mărimea M (~90 × 101 × 31,5 mm, aluminiu anodizat, 5 culori): randări v9, planșe tehnice, STL-urile prototipului P0 printabil</w:t>
             </w:r>
           </w:p>
         </w:tc>
@@ -9499,7 +8554,7 @@
                 <w:szCs w:val="19"/>
                 <w:lang w:val="ro-RO"/>
               </w:rPr>
-              <w:t xml:space="preserve">`prototip/`, `cad/`, `renders/`</w:t>
+              <w:t xml:space="preserve">`renders/v9/`, `blueprints/final/`, `prototip/`</w:t>
             </w:r>
           </w:p>
         </w:tc>
@@ -9694,7 +8749,7 @@
                 <w:szCs w:val="19"/>
                 <w:lang w:val="ro-RO"/>
               </w:rPr>
-              <w:t xml:space="preserve">Experimentele X1–X8 pe placa Waveshare ESP32-S3-Touch-LCD-2.8C (cumpărată din fonduri proprii, în afara bugetului): port, fps, precizie touch, tastare pilot, parser offline, latență AI, RSSI prin aluminiu, consum</w:t>
+              <w:t xml:space="preserve">Experimentele X1–X8 pe placa Waveshare ESP32-S3-Touch-LCD-2.8C (ESP32-S3R8, 8 MB PSRAM, 16 MB flash; comandată din fonduri proprii, în afara bugetului; încă netestată): bring-up, fps, precizie touch, tastare pilot, comenzi offline, latență AI, RSSI prin aluminiu, consum</w:t>
             </w:r>
           </w:p>
         </w:tc>
@@ -9731,7 +8786,7 @@
                 <w:szCs w:val="19"/>
                 <w:lang w:val="ro-RO"/>
               </w:rPr>
-              <w:t xml:space="preserve">„Raport de laborator TRL 3 — SOUL M (2.8C)”, datat și semnat, cu loguri, fotografii, video cu marcaj de timp și hash git </w:t>
+              <w:t xml:space="preserve">„Raport de laborator TRL 3 — SOUL M (2.8C)”, datat și semnat, cu loguri, fotografii, video cu marcaj de timp pe placa reală și hash git </w:t>
             </w:r>
             <w:r>
               <w:rPr>
@@ -10831,7 +9886,7 @@
           <w:noProof/>
           <w:lang w:val="ro-RO"/>
         </w:rPr>
-        <w:t xml:space="preserve"> de utilizatori profesionali de AI generativ (piața totală); nișa „dispozitiv dedicat premium, BYO-AI, UE-first” la 0,1–0,5 % din aceștia ≈ </w:t>
+        <w:t xml:space="preserve"> de utilizatori profesionali de AI generativ (piața totală); nișa „dispozitiv dedicat premium, cu AI-ul proprietarului, UE-first” la 0,1–0,5 % din aceștia ≈ </w:t>
       </w:r>
       <w:r>
         <w:rPr>
@@ -11158,7 +10213,7 @@
                 <w:szCs w:val="19"/>
                 <w:lang w:val="ro-RO"/>
               </w:rPr>
-              <w:t xml:space="preserve">dezvoltatori care folosesc Claude Code/Cowork, creatori, freelanceri; 25–45 ani; vor aprobări și notițe rapide fără telefon, cu AI-ul pe care îl plătesc deja</w:t>
+              <w:t xml:space="preserve">dezvoltatori care folosesc Claude Code/Cowork, creatori, freelanceri; 25–45 ani; vor aprobări și notițe rapide fără telefon, cu propriul cont AI (cheie API sau conectorul din aplicația Claude)</w:t>
             </w:r>
           </w:p>
         </w:tc>
@@ -11307,7 +10362,7 @@
                 <w:szCs w:val="19"/>
                 <w:lang w:val="ro-RO"/>
               </w:rPr>
-              <w:t xml:space="preserve">[E] preț acceptat 250–400 €; ~30 % din vânzări</w:t>
+              <w:t xml:space="preserve">[E] preț acceptat 249–400 €; ~30 % din vânzări</w:t>
             </w:r>
           </w:p>
         </w:tc>
@@ -11561,7 +10616,7 @@
           <w:noProof/>
           <w:lang w:val="ro-RO"/>
         </w:rPr>
-        <w:t xml:space="preserve"> (corelat cu CF): (1) Utilizatorii-pilot din București-Ilfov (≥ 12) care participă la validarea TRL 5. (2) Profesioniștii care lucrează zilnic cu asistenți AI (dezvoltatori care folosesc Claude Code/Cowork, creatori, freelanceri): nevoia de aprobări și notițe rapide, fără telefon. (3) Utilizatorii care vor un asistent privat, cu funcționare offline, fără abonament obligatoriu. (4) Persoanele cu nevoi de accesibilitate (control vocal, taste mari). (5) Ecosistemul regional: laboratoare universitare (UPB), ateliere CNC/PCB, laboratoare de testare.</w:t>
+        <w:t xml:space="preserve"> (corelat cu CF): (1) Utilizatorii-pilot din București-Ilfov (≥ 12) care participă la validarea TRL 5. (2) Profesioniștii care lucrează zilnic cu asistenți AI (dezvoltatori care folosesc Claude Code/Cowork, creatori, freelanceri) și își conectează propriul cont AI: nevoia de aprobări și notițe rapide, fără telefon. (3) Utilizatorii care vor un asistent privat, cu funcționare offline, fără abonament obligatoriu și fără un AI impus de producător. (4) Persoanele cu nevoi de accesibilitate (control vocal, taste mari). (5) Ecosistemul regional: laboratoare universitare (UPB), ateliere CNC/PCB, laboratoare de testare.</w:t>
       </w:r>
     </w:p>
     <w:p>
@@ -12110,7 +11165,7 @@
                 <w:szCs w:val="19"/>
                 <w:lang w:val="ro-RO"/>
               </w:rPr>
-              <w:t xml:space="preserve">față expresivă + tastatură; portabil; merge cu Claude și ChatGPT; baterie înlocuibilă</w:t>
+              <w:t xml:space="preserve">față expresivă + tastatură; portabil; merge cu Claude (ChatGPT cu cheie proprie — în lucru); baterie înlocuibilă</w:t>
             </w:r>
           </w:p>
         </w:tc>
@@ -12557,7 +11612,7 @@
                 <w:szCs w:val="19"/>
                 <w:lang w:val="ro-RO"/>
               </w:rPr>
-              <w:t xml:space="preserve">nu depinde de serverul producătorului (offline + server publicabil/escrow)</w:t>
+              <w:t xml:space="preserve">nu depinde de serverul producătorului (offline complet, memoria pe dispozitiv, AI-ul proprietarului)</w:t>
             </w:r>
           </w:p>
         </w:tc>
@@ -12706,7 +11761,7 @@
                 <w:szCs w:val="19"/>
                 <w:lang w:val="ro-RO"/>
               </w:rPr>
-              <w:t xml:space="preserve">obiect din aluminiu, date în UE, română/engleză, acțiuni utile</w:t>
+              <w:t xml:space="preserve">obiect din aluminiu, servere în UE, engleză + română, acțiuni utile</w:t>
             </w:r>
           </w:p>
         </w:tc>
@@ -12855,7 +11910,7 @@
                 <w:szCs w:val="19"/>
                 <w:lang w:val="ro-RO"/>
               </w:rPr>
-              <w:t xml:space="preserve">dispozitiv autonom, fără telefon obligatoriu, fără motoare, autonomie ≥ 24 h</w:t>
+              <w:t xml:space="preserve">dispozitiv autonom, fără telefon obligatoriu, fără motoare, țintă de autonomie ≥ 24 h</w:t>
             </w:r>
           </w:p>
         </w:tc>
@@ -13303,7 +12358,7 @@
           <w:noProof/>
           <w:lang w:val="ro-RO"/>
         </w:rPr>
-        <w:t xml:space="preserve"> Depășire: bateria înlocuibilă de utilizator este cerință de proiectare (P10); înregistrările ANMAP/EPR și dosarul GPSR se fac la Founders 00.</w:t>
+        <w:t xml:space="preserve"> Depășire: bateria înlocuibilă de utilizator este cerință de proiectare (P10); înregistrările ANMAP/EPR și dosarul GPSR se fac înaintea primei serii (după proiect).</w:t>
       </w:r>
     </w:p>
     <w:p>
@@ -13332,7 +12387,7 @@
           <w:noProof/>
           <w:lang w:val="ro-RO"/>
         </w:rPr>
-        <w:t xml:space="preserve"> Depășire: informare „sunt un AI” la prima pornire, telemetrie opt-in, fără înregistrare audio brută, servere în UE.</w:t>
+        <w:t xml:space="preserve"> Depășire: informare „sunt un AI” la prima pornire, telemetrie opt-in, fără înregistrare audio brută, servere în UE, export și ștergere a datelor (deja construite în SOUL Cloud).</w:t>
       </w:r>
     </w:p>
     <w:p>
@@ -13361,7 +12416,7 @@
           <w:noProof/>
           <w:lang w:val="ro-RO"/>
         </w:rPr>
-        <w:t xml:space="preserve"> (risc de conflict „SOUL”). Depășire: căutare TMview/DesignView înainte de depunere, design UE ≤ L5, marcă UE ≤ L6, marcă figurativă/compusă ca rezervă (§6.2).</w:t>
+        <w:t xml:space="preserve"> (risc de conflict „SOUL”). Depășire: căutare TMview/DesignView înainte de depunere, design UE pentru forma MĂRGĂRITAR (publică din 24.09.2026) înainte de 24.09.2027, în afara bugetului, marcă UE ≤ L6, marcă figurativă/compusă ca rezervă (§6.2).</w:t>
       </w:r>
     </w:p>
     <w:p>
@@ -13383,6 +12438,35 @@
           <w:noProof/>
           <w:lang w:val="ro-RO"/>
         </w:rPr>
+        <w:t xml:space="preserve">Politicile furnizorilor de AI.</w:t>
+      </w:r>
+      <w:r>
+        <w:rPr>
+          <w:noProof/>
+          <w:lang w:val="ro-RO"/>
+        </w:rPr>
+        <w:t xml:space="preserve"> Abonamentele Claude Pro/Max nu pot fi folosite de dispozitive terțe, iar „Sign in with ChatGPT” cere aprobarea OpenAI. Depășire: proprietarul își folosește cheia API sau conectorul din aplicația Claude; modul offline; nu promitem nimic ce depinde de aprobări neobținute.</w:t>
+      </w:r>
+    </w:p>
+    <w:p>
+      <w:pPr>
+        <w:numPr>
+          <w:ilvl w:val="0"/>
+          <w:numId w:val="1"/>
+        </w:numPr>
+        <w:spacing w:before="60" w:after="60"/>
+        <w:rPr>
+          <w:noProof/>
+          <w:lang w:val="ro-RO"/>
+        </w:rPr>
+      </w:pPr>
+      <w:r>
+        <w:rPr>
+          <w:b/>
+          <w:bCs/>
+          <w:noProof/>
+          <w:lang w:val="ro-RO"/>
+        </w:rPr>
         <w:t xml:space="preserve">Capital pentru scule și stoc; concurența marilor platforme.</w:t>
       </w:r>
       <w:r>
@@ -13390,7 +12474,7 @@
           <w:noProof/>
           <w:lang w:val="ro-RO"/>
         </w:rPr>
-        <w:t xml:space="preserve"> Depășire: producție în loturi mici (25 → 300 → 1–10 k), precomenzi, finanțări europene (PR BI 1.2, Eurostars, EIC) și poziționare pe neutralitatea de model, pe care platformele închise nu o pot oferi.</w:t>
+        <w:t xml:space="preserve"> Depășire: producție în loturi mici (10–25 → 300 → 1–10 k), vânzare abia după CE, finanțări europene (PR BI 1.2, Eurostars, EIC) și poziționare pe neutralitatea de model, pe care platformele închise nu o pot oferi.</w:t>
       </w:r>
     </w:p>
     <w:p>
@@ -13566,16 +12650,16 @@
                 <w:szCs w:val="19"/>
                 <w:lang w:val="ro-RO"/>
               </w:rPr>
-              <w:t xml:space="preserve">349 €</w:t>
-            </w:r>
-            <w:r>
-              <w:rPr>
-                <w:noProof/>
-                <w:sz w:val="19"/>
-                <w:szCs w:val="19"/>
-                <w:lang w:val="ro-RO"/>
-              </w:rPr>
-              <w:t xml:space="preserve"> pentru Founders 00 (25 de unități numerotate), apoi </w:t>
+              <w:t xml:space="preserve">de la 249 €</w:t>
+            </w:r>
+            <w:r>
+              <w:rPr>
+                <w:noProof/>
+                <w:sz w:val="19"/>
+                <w:szCs w:val="19"/>
+                <w:lang w:val="ro-RO"/>
+              </w:rPr>
+              <w:t xml:space="preserve"> (preț de listă pentru consumator, </w:t>
             </w:r>
             <w:r>
               <w:rPr>
@@ -13586,16 +12670,16 @@
                 <w:szCs w:val="19"/>
                 <w:lang w:val="ro-RO"/>
               </w:rPr>
-              <w:t xml:space="preserve">279–299 €</w:t>
-            </w:r>
-            <w:r>
-              <w:rPr>
-                <w:noProof/>
-                <w:sz w:val="19"/>
-                <w:szCs w:val="19"/>
-                <w:lang w:val="ro-RO"/>
-              </w:rPr>
-              <w:t xml:space="preserve"> (Batch 1) și </w:t>
+              <w:t xml:space="preserve">cu TVA inclusă</w:t>
+            </w:r>
+            <w:r>
+              <w:rPr>
+                <w:noProof/>
+                <w:sz w:val="19"/>
+                <w:szCs w:val="19"/>
+                <w:lang w:val="ro-RO"/>
+              </w:rPr>
+              <w:t xml:space="preserve">; ≈ 206 € fără TVA 21 %), un singur produs în 5 culori, fără ediție „Founders”; prețul mediu încasat scade la 219–239 € (cu TVA) când crește vânzarea prin distribuitori [E]. Proiecția din §6.3 e calculată fără TVA. Reperele: OpenAI × Ive 300–400 $, STARBOY oțel 349 $, Loona DeskMate 299 $. Funcțiile de bază sunt gratuite pe viață; </w:t>
             </w:r>
             <w:r>
               <w:rPr>
@@ -13606,16 +12690,16 @@
                 <w:szCs w:val="19"/>
                 <w:lang w:val="ro-RO"/>
               </w:rPr>
-              <w:t xml:space="preserve">239–259 €</w:t>
-            </w:r>
-            <w:r>
-              <w:rPr>
-                <w:noProof/>
-                <w:sz w:val="19"/>
-                <w:szCs w:val="19"/>
-                <w:lang w:val="ro-RO"/>
-              </w:rPr>
-              <w:t xml:space="preserve"> (SOUL Standard, preț net mediu). Reperele: OpenAI × Ive 300–400 $, STARBOY oțel 349 $, Loona DeskMate 299 $. Nucleul funcțional e gratuit pe viață; se plătesc opțional vocea/memoria (~4 €/lună) și accesoriile.</w:t>
+              <w:t xml:space="preserve">AI-ul nu e inclus și nu e revândut</w:t>
+            </w:r>
+            <w:r>
+              <w:rPr>
+                <w:noProof/>
+                <w:sz w:val="19"/>
+                <w:szCs w:val="19"/>
+                <w:lang w:val="ro-RO"/>
+              </w:rPr>
+              <w:t xml:space="preserve">: fiecare proprietar își conectează propriul AI (Claude, cu contul sau cheia proprie; în curând și ChatGPT, cu cheie proprie — în lucru) sau folosește modul offline. Se vând opțional accesorii și piese de schimb.</w:t>
             </w:r>
           </w:p>
         </w:tc>
@@ -13692,7 +12776,7 @@
                 <w:szCs w:val="19"/>
                 <w:lang w:val="ro-RO"/>
               </w:rPr>
-              <w:t xml:space="preserve">Vânzare directă online (magazin propriu Shopify, experiența MundiShop) — ~70 % din volum; crowdfunding Indiegogo/Gamefound pentru Batch 1 (Kickstarter nu acceptă creatori din România); retail de design/electronice premium prin distribuitori (scrisori de intenție la depunere); B2B pentru echipe care folosesc Claude Code.</w:t>
+              <w:t xml:space="preserve">Vânzare directă online (magazin propriu pe Shopify — tema e gata, dar magazinul nu vinde nimic înainte de grant și de CE; azi doar listă de așteptare; experiența MundiShop) — ~70 % din volum; crowdfunding Indiegogo/Gamefound pentru Batch 1 (Kickstarter nu acceptă creatori din România); retail de design/electronice premium prin distribuitori (scrisori de intenție la depunere); B2B pentru echipe care folosesc Claude Code.</w:t>
             </w:r>
           </w:p>
         </w:tc>
@@ -13769,7 +12853,7 @@
                 <w:szCs w:val="19"/>
                 <w:lang w:val="ro-RO"/>
               </w:rPr>
-              <w:t xml:space="preserve">Demo-ul „Claude Code cere permisiunea → SOUL aprobă” pe comunitățile de dezvoltatori (r/ClaudeAI, Show HN, Product Hunt); presă tech RO + UE; conferința/târgul din proiect (A7, linia 22); articolul open-access și preprintul (A7); seeding la 10 creatori dev/design; lista de așteptare existentă.</w:t>
+              <w:t xml:space="preserve">Demo-ul „Claude Code cere permisiunea → SOUL aprobă” pe comunitățile de dezvoltatori (r/ClaudeAI, Show HN, Product Hunt); trailerul și brand book-ul existente; site-ul (landing v3) și demo-ul SoulOS pe web; presă tech RO + UE; conferința/târgul din proiect (A7, linia 22); articolul open-access și preprintul (A7); seeding la 10 creatori dev/design; lista de așteptare.</w:t>
             </w:r>
           </w:p>
         </w:tc>
@@ -13846,7 +12930,7 @@
                 <w:szCs w:val="19"/>
                 <w:lang w:val="ro-RO"/>
               </w:rPr>
-              <w:t xml:space="preserve">Până la L24: ≥ 30 de interviuri de customer discovery; ≥ 2 acorduri de pilot/distribuție semnate; ≥ 500 de înscrieri pe lista de așteptare [E]. An 1 post-proiect: 25 de unități Founders vândute + 150 Batch 1; An 2: 850 de unități; An 5: 7.000 de unități/an.</w:t>
+              <w:t xml:space="preserve">Până la L24: ≥ 30 de interviuri de customer discovery; ≥ 2 acorduri de pilot/distribuție semnate; ≥ 500 de înscrieri pe lista de așteptare [E]. An 1 post-proiect: prima serie (10–25 de unități) + 150 de unități Batch 1; An 2: 850 de unități; An 5: 7.000 de unități/an [E].</w:t>
             </w:r>
           </w:p>
         </w:tc>
@@ -14038,7 +13122,7 @@
                 <w:szCs w:val="19"/>
                 <w:lang w:val="ro-RO"/>
               </w:rPr>
-              <w:t xml:space="preserve">S1. Dovezi TRL 3 verificabile: 61/61 teste firmware, 49/49 teste AI, simulator, prototip web, CAD (Raport științific §II).</w:t>
+              <w:t xml:space="preserve">S1. Dovezi TRL 3 verificabile: firmware SoulOS 1.8.0 (198+ teste), SOUL Cloud (283 de teste), simulator, SoulOS pe web, CAD, trailer, brand book (Raport științific §II).</w:t>
             </w:r>
           </w:p>
           <w:p>
@@ -14094,7 +13178,7 @@
                 <w:szCs w:val="19"/>
                 <w:lang w:val="ro-RO"/>
               </w:rPr>
-              <w:t xml:space="preserve">S3. Neutralitate de model (Claude/ChatGPT/cheie proprie) — platformele închise nu o pot copia fără să-și schimbe modelul de afaceri.</w:t>
+              <w:t xml:space="preserve">S3. Neutralitate de model: proprietarul își conectează propriul AI (Claude, cu contul sau cheia proprie; în curând și ChatGPT, cu cheie proprie — în lucru) sau merge offline; memoria rămâne pe dispozitiv — platformele închise nu o pot copia fără să-și schimbe modelul de afaceri.</w:t>
             </w:r>
           </w:p>
           <w:p>
@@ -14122,7 +13206,7 @@
                 <w:szCs w:val="19"/>
                 <w:lang w:val="ro-RO"/>
               </w:rPr>
-              <w:t xml:space="preserve">S4. Română + engleză din ziua 1; servere UE; conformitate proiectată (baterie înlocuibilă, EN 18031, AI Act).</w:t>
+              <w:t xml:space="preserve">S4. Engleză + română din ziua 1; servere UE; conformitate proiectată (baterie înlocuibilă, EN 18031, AI Act, GDPR: export/ștergere).</w:t>
             </w:r>
           </w:p>
           <w:p>
@@ -14196,7 +13280,7 @@
                 <w:szCs w:val="19"/>
                 <w:lang w:val="ro-RO"/>
               </w:rPr>
-              <w:t xml:space="preserve">W1. Nicio vânzare încă; nicio dovadă de piață plătitoare (doar listă de așteptare).</w:t>
+              <w:t xml:space="preserve">W1. Nicio vânzare încă; nicio dovadă de piață plătitoare (doar listă de așteptare); nimic testat încă pe placa reală.</w:t>
             </w:r>
           </w:p>
           <w:p>
@@ -14280,7 +13364,7 @@
                 <w:szCs w:val="19"/>
                 <w:lang w:val="ro-RO"/>
               </w:rPr>
-              <w:t xml:space="preserve">W4. Primul proiect cu finanțare europeană al firmei.</w:t>
+              <w:t xml:space="preserve">W4. Firmă tânără (înregistrată la 17.12.2025); primul proiect cu finanțare europeană.</w:t>
             </w:r>
           </w:p>
           <w:p>
@@ -14550,7 +13634,7 @@
                 <w:szCs w:val="19"/>
                 <w:lang w:val="ro-RO"/>
               </w:rPr>
-              <w:t xml:space="preserve">O5. Ecosistemul Claude Hardware Buddy (protocol MIT) și MCP creează un public de dezvoltatori gata să cumpere.</w:t>
+              <w:t xml:space="preserve">O5. Ecosistemul Claude (Hardware Buddy, MIT; conectori MCP pe toate planurile Claude) creează un public de dezvoltatori gata să cumpere.</w:t>
             </w:r>
           </w:p>
         </w:tc>
@@ -14680,7 +13764,7 @@
                 <w:szCs w:val="19"/>
                 <w:lang w:val="ro-RO"/>
               </w:rPr>
-              <w:t xml:space="preserve">T4. Schimbarea API-urilor/prețurilor furnizorilor de AI.</w:t>
+              <w:t xml:space="preserve">T4. Schimbarea API-urilor, prețurilor sau politicilor furnizorilor de AI (ex. ce pot folosi dispozitivele terțe).</w:t>
             </w:r>
           </w:p>
           <w:p>
@@ -14708,7 +13792,7 @@
                 <w:szCs w:val="19"/>
                 <w:lang w:val="ro-RO"/>
               </w:rPr>
-              <w:t xml:space="preserve">T5. Eșec de cercetare pe H1/H3/H4 (RF prin aluminiu, latență) — tratat prin poarta IE2.</w:t>
+              <w:t xml:space="preserve">T5. Eșec de cercetare pe H1/H3/H4/H5 (RF prin aluminiu, latență, autonomie) — tratat prin poarta IE2.</w:t>
             </w:r>
           </w:p>
         </w:tc>
@@ -15714,7 +14798,7 @@
           <w:noProof/>
           <w:lang w:val="ro-RO"/>
         </w:rPr>
-        <w:t xml:space="preserve"> Proiectul dezvoltă și validează: firmware embedded (C++17) pentru randare SDF în timp real; tastatură circulară cu decodare probabilistică; arhitectură AI hibridă local-first (parser offline RO/EN + modele de limbaj la alegerea utilizatorului prin tool-calling, conector MCP); flux vocal în timp real (Opus/WebSocket, servere UE); securitate cibernetică conform EN 18031 (BLE LE Secure Connections, OTA semnat, secure boot). </w:t>
+        <w:t xml:space="preserve"> Proiectul dezvoltă și validează: firmware embedded (C++17) pentru randare SDF în timp real; tastatură circulară cu decodare probabilistică; arhitectură local-first (parser offline RO/EN, comenzi vocale offline EN cu ESP-SR, memorie portabilă pe dispozitiv) în care AI-ul e ales și conectat de proprietar (azi Claude, cu contul/cheia proprie, prin conectorul MCP cu OAuth 2.1; ChatGPT cu cheie proprie — în lucru); SOUL Cloud găzduit în UE (împerechere cu chei de dispozitiv, gateway WebSocket, GDPR); securitate cibernetică conform EN 18031 (BLE LE Secure Connections, OTA semnat, secure boot). </w:t>
       </w:r>
       <w:r>
         <w:rPr>
@@ -15746,7 +14830,7 @@
           <w:noProof/>
           <w:lang w:val="ro-RO"/>
         </w:rPr>
-        <w:t xml:space="preserve"> firmware SoulOS, serviciul AI, protocoalele și datele de validare (R1, R2, R4).</w:t>
+        <w:t xml:space="preserve"> firmware SoulOS, SOUL Cloud, protocoalele și datele de validare (R1, R2, R4).</w:t>
       </w:r>
     </w:p>
     <w:p>
@@ -15772,7 +14856,7 @@
           <w:noProof/>
           <w:lang w:val="ro-RO"/>
         </w:rPr>
-        <w:t xml:space="preserve"> Proiectul realizează un sistem ciber-fizic integrat: ESP32-S3, afișaj rotund IPS 480×480, touch capacitiv, IMU, microfoane MEMS, PMU, baterie înlocuibilă și antenă BLE/Wi-Fi integrată într-o carcasă CNC din aluminiu cu fereastră radio polimerică. </w:t>
+        <w:t xml:space="preserve"> Proiectul realizează un sistem ciber-fizic integrat: ESP32-S3, afișaj rotund IPS 480×480, touch capacitiv, giroscop/accelerometru, RTC, microfon și difuzor I²S opționale, baterie LiPo 1500 mAh înlocuibilă și antenă BLE/Wi-Fi integrată într-o carcasă CNC din aluminiu cu fereastră radio polimerică. </w:t>
       </w:r>
       <w:r>
         <w:rPr>
@@ -15902,7 +14986,7 @@
           <w:szCs w:val="19"/>
           <w:lang w:val="ro-RO"/>
         </w:rPr>
-        <w:t xml:space="preserve">modelul conceptual SOUL demonstrat pe componente separate</w:t>
+        <w:t xml:space="preserve">modelul conceptual SOUL validat analitic și verificat software pe componente separate</w:t>
       </w:r>
       <w:r>
         <w:rPr>
@@ -15911,7 +14995,27 @@
           <w:szCs w:val="19"/>
           <w:lang w:val="ro-RO"/>
         </w:rPr>
-        <w:t xml:space="preserve">, în laborator și în simulare (TRL 3 conform Anexei 18: „validare analitică și/sau experimentală a funcțiilor critice”). Dovezile (detaliate în Raportul științific, §2.3):</w:t>
+        <w:t xml:space="preserve"> (teste automate, simulator). </w:t>
+      </w:r>
+      <w:r>
+        <w:rPr>
+          <w:b/>
+          <w:bCs/>
+          <w:noProof/>
+          <w:sz w:val="19"/>
+          <w:szCs w:val="19"/>
+          <w:lang w:val="ro-RO"/>
+        </w:rPr>
+        <w:t xml:space="preserve">TRL 3 se atestă după D8</w:t>
+      </w:r>
+      <w:r>
+        <w:rPr>
+          <w:noProof/>
+          <w:sz w:val="19"/>
+          <w:szCs w:val="19"/>
+          <w:lang w:val="ro-RO"/>
+        </w:rPr>
+        <w:t xml:space="preserve">: Anexa 18 cere măsurători inițiale de laborator, iar simularea doar completează experimentul fizic. Dovezile (detaliate în Raportul științific, §2.3):</w:t>
       </w:r>
     </w:p>
     <w:p>
@@ -15945,7 +15049,7 @@
           <w:szCs w:val="19"/>
           <w:lang w:val="ro-RO"/>
         </w:rPr>
-        <w:t xml:space="preserve"> firmware „Suflet”/SoulOS v1: randare SDF, ochi parametrici, dispoziție, personalitate, gesturi, legătura Claude Hardware Buddy, tastatură circulară, predicție, alarme; </w:t>
+        <w:t xml:space="preserve"> firmware SoulOS 1.8.0 (lansat 04.10.2026, compilat fără avertismente): ochii (120 de designuri, 31 de expresii, perechea „de naștere” din ID-ul cipului), giroscop, tastatură circulară, alarme, notițe, hărți/vreme/aplicații, SOUL Memory, comenzi vocale offline EN (ESP-SR), legătura Claude Hardware Buddy; </w:t>
       </w:r>
       <w:r>
         <w:rPr>
@@ -15956,7 +15060,7 @@
           <w:szCs w:val="19"/>
           <w:lang w:val="ro-RO"/>
         </w:rPr>
-        <w:t xml:space="preserve">61/61 teste Unity</w:t>
+        <w:t xml:space="preserve">198+ teste native</w:t>
       </w:r>
       <w:r>
         <w:rPr>
@@ -15965,7 +15069,7 @@
           <w:szCs w:val="19"/>
           <w:lang w:val="ro-RO"/>
         </w:rPr>
-        <w:t xml:space="preserve"> trec; build-uri pentru trei plăci, inclusiv SOUL M (`lcd28`).</w:t>
+        <w:t xml:space="preserve"> trec; build pentru placa SOUL M (`lcd28`). Reproiectarea „SoulOS Alive” e în lucru (1.9.0).</w:t>
       </w:r>
     </w:p>
     <w:p>
@@ -15999,7 +15103,7 @@
           <w:szCs w:val="19"/>
           <w:lang w:val="ro-RO"/>
         </w:rPr>
-        <w:t xml:space="preserve"> simulator pe PC care produce cadrele reale ale motorului (10 clipuri + tastatură și time-picker la 480 px).</w:t>
+        <w:t xml:space="preserve"> simulator pe PC care rulează aceeași bibliotecă ca placa și produce cadrele reale (clipuri + ecranele SoulOS la 480 px), plus bancul de performanță (≈ 30 fps estimat [E]).</w:t>
       </w:r>
     </w:p>
     <w:p>
@@ -16033,7 +15137,7 @@
           <w:szCs w:val="19"/>
           <w:lang w:val="ro-RO"/>
         </w:rPr>
-        <w:t xml:space="preserve"> serviciul AI `suflet_ai` v0.2: 3 moduri, 8 acțiuni cu scheme JSON stricte, parser local RO/EN, conector MCP; </w:t>
+        <w:t xml:space="preserve"> SOUL Cloud: împerechere cu chei de dispozitiv, gateway WebSocket, conector MCP cu OAuth 2.1, export/ștergere GDPR; </w:t>
       </w:r>
       <w:r>
         <w:rPr>
@@ -16044,7 +15148,7 @@
           <w:szCs w:val="19"/>
           <w:lang w:val="ro-RO"/>
         </w:rPr>
-        <w:t xml:space="preserve">49/49 teste</w:t>
+        <w:t xml:space="preserve">283 de teste</w:t>
       </w:r>
       <w:r>
         <w:rPr>
@@ -16053,7 +15157,7 @@
           <w:szCs w:val="19"/>
           <w:lang w:val="ro-RO"/>
         </w:rPr>
-        <w:t xml:space="preserve"> trec.</w:t>
+        <w:t xml:space="preserve"> trec; SOUL Bridge (Claude Code pe computerul proprietarului, open source).</w:t>
       </w:r>
     </w:p>
     <w:p>
@@ -16087,7 +15191,7 @@
           <w:szCs w:val="19"/>
           <w:lang w:val="ro-RO"/>
         </w:rPr>
-        <w:t xml:space="preserve"> prototipul web al tastaturii rotunde, analiza geometrică (pas = 0,0944·D → 6,7 mm pe Ø70), CAD parametric și randări ale corpului M. </w:t>
+        <w:t xml:space="preserve"> SoulOS pe web (tastatura rotundă la scara reală, demo public), analiza geometrică (pas = 0,0944·D → 6,7 mm pe Ø70), forma finală MĂRGĂRITAR (randări v9, planșe, STL-urile prototipului P0). </w:t>
       </w:r>
       <w:r>
         <w:rPr>
@@ -16141,7 +15245,7 @@
           <w:szCs w:val="19"/>
           <w:lang w:val="ro-RO"/>
         </w:rPr>
-        <w:t xml:space="preserve"> Raportul de laborator TRL 3 pe placa Waveshare ESP32-S3-Touch-LCD-2.8C (cumpărată din fonduri proprii, în afara bugetului) cu experimentele </w:t>
+        <w:t xml:space="preserve"> Raportul de laborator TRL 3 pe placa Waveshare ESP32-S3-Touch-LCD-2.8C (comandată din fonduri proprii, în afara bugetului; încă netestată) cu experimentele </w:t>
       </w:r>
       <w:r>
         <w:rPr>
@@ -16161,7 +15265,7 @@
           <w:szCs w:val="19"/>
           <w:lang w:val="ro-RO"/>
         </w:rPr>
-        <w:t xml:space="preserve">: port RGB/touch, fps, precizie touch, tastare pilot, parser offline pe 200 de comenzi, latență AI, RSSI prin aluminiu, consum.</w:t>
+        <w:t xml:space="preserve">: bring-up, fps, precizie touch, tastare pilot, comenzi offline, latență AI, RSSI prin aluminiu, consum, plus video pe placa reală.</w:t>
       </w:r>
     </w:p>
     <w:p>
@@ -16191,7 +15295,7 @@
           <w:szCs w:val="19"/>
           <w:lang w:val="ro-RO"/>
         </w:rPr>
-        <w:t xml:space="preserve"> nimic nu rulează încă integrat pe hardware-ul final; firmware-ul a fost scris inițial pentru AMOLED CO5300 și este portat pe ST7701 (RGB) + GT911; nu există încă audio integrat, PCB propriu, carcasă metalică sau teste cu utilizatori. </w:t>
+        <w:t xml:space="preserve"> nimic nu a rulat încă pe hardware; placa de dezvoltare e comandată, iar firmware-ul a fost verificat doar prin teste pe PC și în simulator; nu există încă PCB propriu, carcasă metalică sau teste cu utilizatori. </w:t>
       </w:r>
       <w:r>
         <w:rPr>
@@ -16292,7 +15396,7 @@
           <w:noProof/>
           <w:lang w:val="ro-RO"/>
         </w:rPr>
-        <w:t xml:space="preserve"> corp ~90 × 103 × 31 mm, CNC din Al 6061 anodizat (design v6), geam frontal, talpă polimerică detașabilă care servește ca fereastră radio, închidere cu șuruburi Torx, capsula de încărcare „OU” cu pini pogo.</w:t>
+        <w:t xml:space="preserve"> corp ~90 × 101 × 31,5 mm, forma MĂRGĂRITAR, CNC din Al 6061 sablat și anodizat (5 culori: Silver, Graphite, Midnight, Ember, Champagne), sticlă neagră frontală, talpă polimerică detașabilă care servește ca fereastră radio, închidere cu șuruburi Torx, capsula de încărcare „OU” cu pini pogo.</w:t>
       </w:r>
     </w:p>
     <w:p>
@@ -16321,7 +15425,7 @@
           <w:noProof/>
           <w:lang w:val="ro-RO"/>
         </w:rPr>
-        <w:t xml:space="preserve"> ESP32-S3 (WROOM-1, 8 MB PSRAM, 16 MB flash), panou rotund IPS 2,8″ 480×480 (ST7701, interfață RGB565 paralelă, framebuffer 460 KB în PSRAM, bounce-buffers), touch GT911 (I²C), IMU QMI8658, RTC PCF85063A, codec ES8311 + ES7210 cu 2 microfoane MEMS și AEC, amplificator, PMU, celulă Li-ion 2500–3000 mAh pe conector MX1.25, PCB propriu (A4).</w:t>
+        <w:t xml:space="preserve"> ESP32-S3R8 (8 MB PSRAM, 16 MB flash; pe prototip: placa Waveshare ESP32-S3-Touch-LCD-2.8C), panou rotund IPS 2,8″ 480×480 (ST7701, interfață RGB565 paralelă, framebuffer în PSRAM, bounce-buffers), touch GT911 (I²C), giroscop/accelerometru QMI8658, RTC PCF85063A, buzzer, microfon MEMS I²S + amplificator și difuzor I²S (opționale), încărcare, celulă LiPo 1500 mAh pe conector MX1.25, PCB propriu (A4).</w:t>
       </w:r>
     </w:p>
     <w:p>
@@ -16343,14 +15447,14 @@
           <w:noProof/>
           <w:lang w:val="ro-RO"/>
         </w:rPr>
-        <w:t xml:space="preserve">Firmware SoulOS (C++17, Arduino/ESP-IDF, PlatformIO):</w:t>
+        <w:t xml:space="preserve">Firmware SoulOS (SoulOS 1.8.0; „Alive” 1.9.0 în lucru; C++17, Arduino/ESP-IDF, PlatformIO):</w:t>
       </w:r>
       <w:r>
         <w:rPr>
           <w:noProof/>
           <w:lang w:val="ro-RO"/>
         </w:rPr>
-        <w:t xml:space="preserve"> Canvas (randare SDF anti-aliased), Face/Brain/Personality (24 de reacții procedurale, personalitate derivată din ID-ul cipului), Gestures, Keyboard/TextField/Predictor (Round QWERTY cu decodare probabilistică, diacritice RO automate, modul „taste mari” T9 cu taste de 10,3 × 7,7 mm), TimePicker, Alarms, Shell, ClaudeLink (protocolul Claude Hardware Buddy prin BLE securizat), OTA semnat, secure boot.</w:t>
+        <w:t xml:space="preserve"> Canvas (randare SDF anti-aliased), ochii vii (120 de designuri, 31 de expresii, rarități; perechea „de naștere” derivată din ID-ul cipului), giroscop, Keyboard/TextField/Predictor (Round QWERTY cu decodare probabilistică, diacritice RO automate, modul „taste mari”), alarme, notițe, hărți/vreme/aplicații, SOUL Memory, comenzi vocale offline EN (ESP-SR), ClaudeLink (protocolul Claude Hardware Buddy prin BLE securizat), OTA semnat, secure boot.</w:t>
       </w:r>
     </w:p>
     <w:p>
@@ -16372,14 +15476,14 @@
           <w:noProof/>
           <w:lang w:val="ro-RO"/>
         </w:rPr>
-        <w:t xml:space="preserve">Serviciul AI (Python, servere UE):</w:t>
+        <w:t xml:space="preserve">SOUL Cloud (Python, găzduit în UE) și SOUL Bridge:</w:t>
       </w:r>
       <w:r>
         <w:rPr>
           <w:noProof/>
           <w:lang w:val="ro-RO"/>
         </w:rPr>
-        <w:t xml:space="preserve"> un singur set de acțiuni cu scheme JSON (alarme, mementouri, notițe, liste, cronometre, aprobări) executat în trei moduri — fără AI (parser local RO/EN), Claude (SDK Anthropic, tool-calling, conector MCP), ChatGPT —, cheie proprie criptată, degradare controlată la căderea rețelei; flux vocal Opus/WebSocket (xiaozhi-esp32 adaptat, MIT).</w:t>
+        <w:t xml:space="preserve"> împerechere cu chei de dispozitiv, gateway WebSocket, conector MCP cu OAuth 2.1 pentru Claude, cheie API proprie criptată, export/ștergere GDPR; un singur set de acțiuni cu scheme JSON (alarme, mementouri, notițe, liste, cronometre, aprobări) executat offline (parser local RO/EN) sau de AI-ul conectat de proprietar (Claude, cu contul sau cheia proprie; în curând și ChatGPT, cu cheie proprie — în lucru), cu degradare controlată la căderea rețelei. SOUL Bridge duce Claude Code-ul proprietarului, de pe computerul lui, la SOUL (open source). SOUL nu include și nu revinde AI.</w:t>
       </w:r>
     </w:p>
     <w:p>
@@ -16397,6 +15501,1003 @@
           <w:noProof/>
           <w:lang w:val="ro-RO"/>
         </w:rPr>
+        <w:t xml:space="preserve">Elementele de noutate N1–N5</w:t>
+      </w:r>
+      <w:r>
+        <w:rPr>
+          <w:noProof/>
+          <w:lang w:val="ro-RO"/>
+        </w:rPr>
+        <w:t xml:space="preserve"> (aceleași ca în Raportul științific §1.5; rezumate în §1.4):</w:t>
+      </w:r>
+    </w:p>
+    <w:p>
+      <w:pPr>
+        <w:spacing w:before="60" w:after="60"/>
+        <w:rPr>
+          <w:noProof/>
+          <w:lang w:val="ro-RO"/>
+        </w:rPr>
+      </w:pPr>
+    </w:p>
+    <w:tbl>
+      <w:tblPr>
+        <w:tblStyle w:val="a2"/>
+        <w:tblW w:w="9638" w:type="dxa"/>
+        <w:tblInd w:w="0" w:type="dxa"/>
+        <w:tblBorders>
+          <w:top w:val="single" w:sz="4" w:space="0" w:color="000000"/>
+          <w:left w:val="single" w:sz="4" w:space="0" w:color="000000"/>
+          <w:bottom w:val="single" w:sz="4" w:space="0" w:color="000000"/>
+          <w:right w:val="single" w:sz="4" w:space="0" w:color="000000"/>
+          <w:insideH w:val="single" w:sz="4" w:space="0" w:color="000000"/>
+          <w:insideV w:val="single" w:sz="4" w:space="0" w:color="000000"/>
+        </w:tblBorders>
+        <w:tblLayout w:type="fixed"/>
+        <w:tblLook w:val="0000" w:firstRow="0" w:lastRow="0" w:firstColumn="0" w:lastColumn="0" w:noHBand="0" w:noVBand="0"/>
+      </w:tblPr>
+      <w:tblGrid>
+        <w:gridCol w:w="700"/>
+        <w:gridCol w:w="3200"/>
+        <w:gridCol w:w="2800"/>
+        <w:gridCol w:w="2938"/>
+      </w:tblGrid>
+      <w:tr>
+        <w:trPr>
+          <w:cantSplit/>
+          <w:tblHeader/>
+        </w:trPr>
+        <w:tc>
+          <w:tcPr>
+            <w:tcW w:w="700" w:type="dxa"/>
+            <w:tcBorders>
+              <w:top w:val="single" w:sz="6" w:space="0" w:color="1B3A6B"/>
+              <w:left w:val="single" w:sz="6" w:space="0" w:color="1B3A6B"/>
+              <w:bottom w:val="single" w:sz="6" w:space="0" w:color="1B3A6B"/>
+              <w:right w:val="single" w:sz="6" w:space="0" w:color="1B3A6B"/>
+            </w:tcBorders>
+            <w:shd w:val="clear" w:color="auto" w:fill="1B3A6B"/>
+            <w:tcMar>
+              <w:top w:w="100" w:type="dxa"/>
+              <w:left w:w="160" w:type="dxa"/>
+              <w:bottom w:w="100" w:type="dxa"/>
+              <w:right w:w="160" w:type="dxa"/>
+            </w:tcMar>
+            <w:vAlign w:val="center"/>
+          </w:tcPr>
+          <w:p>
+            <w:pPr>
+              <w:jc w:val="center"/>
+              <w:rPr>
+                <w:noProof/>
+                <w:lang w:val="ro-RO"/>
+              </w:rPr>
+            </w:pPr>
+            <w:r>
+              <w:rPr>
+                <w:b/>
+                <w:bCs/>
+                <w:noProof/>
+                <w:color w:val="FFFFFF"/>
+                <w:sz w:val="19"/>
+                <w:szCs w:val="19"/>
+                <w:lang w:val="ro-RO"/>
+              </w:rPr>
+              <w:t xml:space="preserve">Cod</w:t>
+            </w:r>
+          </w:p>
+        </w:tc>
+        <w:tc>
+          <w:tcPr>
+            <w:tcW w:w="3200" w:type="dxa"/>
+            <w:tcBorders>
+              <w:top w:val="single" w:sz="6" w:space="0" w:color="1B3A6B"/>
+              <w:left w:val="single" w:sz="6" w:space="0" w:color="1B3A6B"/>
+              <w:bottom w:val="single" w:sz="6" w:space="0" w:color="1B3A6B"/>
+              <w:right w:val="single" w:sz="6" w:space="0" w:color="1B3A6B"/>
+            </w:tcBorders>
+            <w:shd w:val="clear" w:color="auto" w:fill="1B3A6B"/>
+            <w:tcMar>
+              <w:top w:w="100" w:type="dxa"/>
+              <w:left w:w="160" w:type="dxa"/>
+              <w:bottom w:w="100" w:type="dxa"/>
+              <w:right w:w="160" w:type="dxa"/>
+            </w:tcMar>
+            <w:vAlign w:val="center"/>
+          </w:tcPr>
+          <w:p>
+            <w:pPr>
+              <w:jc w:val="center"/>
+              <w:rPr>
+                <w:noProof/>
+                <w:lang w:val="ro-RO"/>
+              </w:rPr>
+            </w:pPr>
+            <w:r>
+              <w:rPr>
+                <w:b/>
+                <w:bCs/>
+                <w:noProof/>
+                <w:color w:val="FFFFFF"/>
+                <w:sz w:val="19"/>
+                <w:szCs w:val="19"/>
+                <w:lang w:val="ro-RO"/>
+              </w:rPr>
+              <w:t xml:space="preserve">Element nou</w:t>
+            </w:r>
+          </w:p>
+        </w:tc>
+        <w:tc>
+          <w:tcPr>
+            <w:tcW w:w="2800" w:type="dxa"/>
+            <w:tcBorders>
+              <w:top w:val="single" w:sz="6" w:space="0" w:color="1B3A6B"/>
+              <w:left w:val="single" w:sz="6" w:space="0" w:color="1B3A6B"/>
+              <w:bottom w:val="single" w:sz="6" w:space="0" w:color="1B3A6B"/>
+              <w:right w:val="single" w:sz="6" w:space="0" w:color="1B3A6B"/>
+            </w:tcBorders>
+            <w:shd w:val="clear" w:color="auto" w:fill="1B3A6B"/>
+            <w:tcMar>
+              <w:top w:w="100" w:type="dxa"/>
+              <w:left w:w="160" w:type="dxa"/>
+              <w:bottom w:w="100" w:type="dxa"/>
+              <w:right w:w="160" w:type="dxa"/>
+            </w:tcMar>
+            <w:vAlign w:val="center"/>
+          </w:tcPr>
+          <w:p>
+            <w:pPr>
+              <w:jc w:val="center"/>
+              <w:rPr>
+                <w:noProof/>
+                <w:lang w:val="ro-RO"/>
+              </w:rPr>
+            </w:pPr>
+            <w:r>
+              <w:rPr>
+                <w:b/>
+                <w:bCs/>
+                <w:noProof/>
+                <w:color w:val="FFFFFF"/>
+                <w:sz w:val="19"/>
+                <w:szCs w:val="19"/>
+                <w:lang w:val="ro-RO"/>
+              </w:rPr>
+              <w:t xml:space="preserve">Stadiul actual / competitori</w:t>
+            </w:r>
+          </w:p>
+        </w:tc>
+        <w:tc>
+          <w:tcPr>
+            <w:tcW w:w="2938" w:type="dxa"/>
+            <w:tcBorders>
+              <w:top w:val="single" w:sz="6" w:space="0" w:color="1B3A6B"/>
+              <w:left w:val="single" w:sz="6" w:space="0" w:color="1B3A6B"/>
+              <w:bottom w:val="single" w:sz="6" w:space="0" w:color="1B3A6B"/>
+              <w:right w:val="single" w:sz="6" w:space="0" w:color="1B3A6B"/>
+            </w:tcBorders>
+            <w:shd w:val="clear" w:color="auto" w:fill="1B3A6B"/>
+            <w:tcMar>
+              <w:top w:w="100" w:type="dxa"/>
+              <w:left w:w="160" w:type="dxa"/>
+              <w:bottom w:w="100" w:type="dxa"/>
+              <w:right w:w="160" w:type="dxa"/>
+            </w:tcMar>
+            <w:vAlign w:val="center"/>
+          </w:tcPr>
+          <w:p>
+            <w:pPr>
+              <w:jc w:val="center"/>
+              <w:rPr>
+                <w:noProof/>
+                <w:lang w:val="ro-RO"/>
+              </w:rPr>
+            </w:pPr>
+            <w:r>
+              <w:rPr>
+                <w:b/>
+                <w:bCs/>
+                <w:noProof/>
+                <w:color w:val="FFFFFF"/>
+                <w:sz w:val="19"/>
+                <w:szCs w:val="19"/>
+                <w:lang w:val="ro-RO"/>
+              </w:rPr>
+              <w:t xml:space="preserve">Contribuția SOUL-PoC (măsurabilă)</w:t>
+            </w:r>
+          </w:p>
+        </w:tc>
+      </w:tr>
+      <w:tr>
+        <w:trPr>
+          <w:cantSplit/>
+        </w:trPr>
+        <w:tc>
+          <w:tcPr>
+            <w:tcW w:w="700" w:type="dxa"/>
+            <w:tcBorders>
+              <w:top w:val="single" w:sz="6" w:space="0" w:color="D9D9D9"/>
+              <w:left w:val="single" w:sz="6" w:space="0" w:color="D9D9D9"/>
+              <w:bottom w:val="single" w:sz="6" w:space="0" w:color="D9D9D9"/>
+              <w:right w:val="single" w:sz="6" w:space="0" w:color="D9D9D9"/>
+            </w:tcBorders>
+            <w:shd w:val="clear" w:color="auto" w:fill="FFFFFF"/>
+            <w:tcMar>
+              <w:top w:w="80" w:type="dxa"/>
+              <w:left w:w="160" w:type="dxa"/>
+              <w:bottom w:w="80" w:type="dxa"/>
+              <w:right w:w="160" w:type="dxa"/>
+            </w:tcMar>
+            <w:vAlign w:val="center"/>
+          </w:tcPr>
+          <w:p>
+            <w:pPr>
+              <w:jc w:val="left"/>
+              <w:rPr>
+                <w:noProof/>
+                <w:lang w:val="ro-RO"/>
+              </w:rPr>
+            </w:pPr>
+            <w:r>
+              <w:rPr>
+                <w:noProof/>
+                <w:sz w:val="19"/>
+                <w:szCs w:val="19"/>
+                <w:lang w:val="ro-RO"/>
+              </w:rPr>
+              <w:t xml:space="preserve">N1</w:t>
+            </w:r>
+          </w:p>
+        </w:tc>
+        <w:tc>
+          <w:tcPr>
+            <w:tcW w:w="3200" w:type="dxa"/>
+            <w:tcBorders>
+              <w:top w:val="single" w:sz="6" w:space="0" w:color="D9D9D9"/>
+              <w:left w:val="single" w:sz="6" w:space="0" w:color="D9D9D9"/>
+              <w:bottom w:val="single" w:sz="6" w:space="0" w:color="D9D9D9"/>
+              <w:right w:val="single" w:sz="6" w:space="0" w:color="D9D9D9"/>
+            </w:tcBorders>
+            <w:shd w:val="clear" w:color="auto" w:fill="FFFFFF"/>
+            <w:tcMar>
+              <w:top w:w="80" w:type="dxa"/>
+              <w:left w:w="160" w:type="dxa"/>
+              <w:bottom w:w="80" w:type="dxa"/>
+              <w:right w:w="160" w:type="dxa"/>
+            </w:tcMar>
+            <w:vAlign w:val="center"/>
+          </w:tcPr>
+          <w:p>
+            <w:pPr>
+              <w:jc w:val="left"/>
+              <w:rPr>
+                <w:noProof/>
+                <w:lang w:val="ro-RO"/>
+              </w:rPr>
+            </w:pPr>
+            <w:r>
+              <w:rPr>
+                <w:noProof/>
+                <w:sz w:val="19"/>
+                <w:szCs w:val="19"/>
+                <w:lang w:val="ro-RO"/>
+              </w:rPr>
+              <w:t xml:space="preserve">Randare SDF anti-aliased a „ochilor” parametrici pe MCU, pe un panou RGB 480×480 fără memorie proprie (framebuffer în PSRAM)</w:t>
+            </w:r>
+          </w:p>
+        </w:tc>
+        <w:tc>
+          <w:tcPr>
+            <w:tcW w:w="2800" w:type="dxa"/>
+            <w:tcBorders>
+              <w:top w:val="single" w:sz="6" w:space="0" w:color="D9D9D9"/>
+              <w:left w:val="single" w:sz="6" w:space="0" w:color="D9D9D9"/>
+              <w:bottom w:val="single" w:sz="6" w:space="0" w:color="D9D9D9"/>
+              <w:right w:val="single" w:sz="6" w:space="0" w:color="D9D9D9"/>
+            </w:tcBorders>
+            <w:shd w:val="clear" w:color="auto" w:fill="FFFFFF"/>
+            <w:tcMar>
+              <w:top w:w="80" w:type="dxa"/>
+              <w:left w:w="160" w:type="dxa"/>
+              <w:bottom w:w="80" w:type="dxa"/>
+              <w:right w:w="160" w:type="dxa"/>
+            </w:tcMar>
+            <w:vAlign w:val="center"/>
+          </w:tcPr>
+          <w:p>
+            <w:pPr>
+              <w:jc w:val="left"/>
+              <w:rPr>
+                <w:noProof/>
+                <w:lang w:val="ro-RO"/>
+              </w:rPr>
+            </w:pPr>
+            <w:r>
+              <w:rPr>
+                <w:noProof/>
+                <w:sz w:val="19"/>
+                <w:szCs w:val="19"/>
+                <w:lang w:val="ro-RO"/>
+              </w:rPr>
+              <w:t xml:space="preserve">competitorii folosesc animații pre-randate (sprite-uri) sau SoC-uri scumpe</w:t>
+            </w:r>
+          </w:p>
+        </w:tc>
+        <w:tc>
+          <w:tcPr>
+            <w:tcW w:w="2938" w:type="dxa"/>
+            <w:tcBorders>
+              <w:top w:val="single" w:sz="6" w:space="0" w:color="D9D9D9"/>
+              <w:left w:val="single" w:sz="6" w:space="0" w:color="D9D9D9"/>
+              <w:bottom w:val="single" w:sz="6" w:space="0" w:color="D9D9D9"/>
+              <w:right w:val="single" w:sz="6" w:space="0" w:color="D9D9D9"/>
+            </w:tcBorders>
+            <w:shd w:val="clear" w:color="auto" w:fill="FFFFFF"/>
+            <w:tcMar>
+              <w:top w:w="80" w:type="dxa"/>
+              <w:left w:w="160" w:type="dxa"/>
+              <w:bottom w:w="80" w:type="dxa"/>
+              <w:right w:w="160" w:type="dxa"/>
+            </w:tcMar>
+            <w:vAlign w:val="center"/>
+          </w:tcPr>
+          <w:p>
+            <w:pPr>
+              <w:jc w:val="left"/>
+              <w:rPr>
+                <w:noProof/>
+                <w:lang w:val="ro-RO"/>
+              </w:rPr>
+            </w:pPr>
+            <w:r>
+              <w:rPr>
+                <w:noProof/>
+                <w:sz w:val="19"/>
+                <w:szCs w:val="19"/>
+                <w:lang w:val="ro-RO"/>
+              </w:rPr>
+              <w:t xml:space="preserve">≥ 30 fps cu Wi-Fi + BLE active; 120 de designuri de ochi și 31 de expresii; fiecare unitate „se naște” cu o pereche de ochi derivată din ID-ul cipului</w:t>
+            </w:r>
+          </w:p>
+        </w:tc>
+      </w:tr>
+      <w:tr>
+        <w:trPr>
+          <w:cantSplit/>
+        </w:trPr>
+        <w:tc>
+          <w:tcPr>
+            <w:tcW w:w="700" w:type="dxa"/>
+            <w:tcBorders>
+              <w:top w:val="single" w:sz="6" w:space="0" w:color="D9D9D9"/>
+              <w:left w:val="single" w:sz="6" w:space="0" w:color="D9D9D9"/>
+              <w:bottom w:val="single" w:sz="6" w:space="0" w:color="D9D9D9"/>
+              <w:right w:val="single" w:sz="6" w:space="0" w:color="D9D9D9"/>
+            </w:tcBorders>
+            <w:shd w:val="clear" w:color="auto" w:fill="FFFFFF"/>
+            <w:tcMar>
+              <w:top w:w="80" w:type="dxa"/>
+              <w:left w:w="160" w:type="dxa"/>
+              <w:bottom w:w="80" w:type="dxa"/>
+              <w:right w:w="160" w:type="dxa"/>
+            </w:tcMar>
+            <w:vAlign w:val="center"/>
+          </w:tcPr>
+          <w:p>
+            <w:pPr>
+              <w:jc w:val="left"/>
+              <w:rPr>
+                <w:noProof/>
+                <w:lang w:val="ro-RO"/>
+              </w:rPr>
+            </w:pPr>
+            <w:r>
+              <w:rPr>
+                <w:noProof/>
+                <w:sz w:val="19"/>
+                <w:szCs w:val="19"/>
+                <w:lang w:val="ro-RO"/>
+              </w:rPr>
+              <w:t xml:space="preserve">N2</w:t>
+            </w:r>
+          </w:p>
+        </w:tc>
+        <w:tc>
+          <w:tcPr>
+            <w:tcW w:w="3200" w:type="dxa"/>
+            <w:tcBorders>
+              <w:top w:val="single" w:sz="6" w:space="0" w:color="D9D9D9"/>
+              <w:left w:val="single" w:sz="6" w:space="0" w:color="D9D9D9"/>
+              <w:bottom w:val="single" w:sz="6" w:space="0" w:color="D9D9D9"/>
+              <w:right w:val="single" w:sz="6" w:space="0" w:color="D9D9D9"/>
+            </w:tcBorders>
+            <w:shd w:val="clear" w:color="auto" w:fill="FFFFFF"/>
+            <w:tcMar>
+              <w:top w:w="80" w:type="dxa"/>
+              <w:left w:w="160" w:type="dxa"/>
+              <w:bottom w:w="80" w:type="dxa"/>
+              <w:right w:w="160" w:type="dxa"/>
+            </w:tcMar>
+            <w:vAlign w:val="center"/>
+          </w:tcPr>
+          <w:p>
+            <w:pPr>
+              <w:jc w:val="left"/>
+              <w:rPr>
+                <w:noProof/>
+                <w:lang w:val="ro-RO"/>
+              </w:rPr>
+            </w:pPr>
+            <w:r>
+              <w:rPr>
+                <w:noProof/>
+                <w:sz w:val="19"/>
+                <w:szCs w:val="19"/>
+                <w:lang w:val="ro-RO"/>
+              </w:rPr>
+              <w:t xml:space="preserve">Round QWERTY cu tastele de la margine „stăpâne” pe bordură, decodare probabilistică, diacritice RO automate</w:t>
+            </w:r>
+          </w:p>
+        </w:tc>
+        <w:tc>
+          <w:tcPr>
+            <w:tcW w:w="2800" w:type="dxa"/>
+            <w:tcBorders>
+              <w:top w:val="single" w:sz="6" w:space="0" w:color="D9D9D9"/>
+              <w:left w:val="single" w:sz="6" w:space="0" w:color="D9D9D9"/>
+              <w:bottom w:val="single" w:sz="6" w:space="0" w:color="D9D9D9"/>
+              <w:right w:val="single" w:sz="6" w:space="0" w:color="D9D9D9"/>
+            </w:tcBorders>
+            <w:shd w:val="clear" w:color="auto" w:fill="FFFFFF"/>
+            <w:tcMar>
+              <w:top w:w="80" w:type="dxa"/>
+              <w:left w:w="160" w:type="dxa"/>
+              <w:bottom w:w="80" w:type="dxa"/>
+              <w:right w:w="160" w:type="dxa"/>
+            </w:tcMar>
+            <w:vAlign w:val="center"/>
+          </w:tcPr>
+          <w:p>
+            <w:pPr>
+              <w:jc w:val="left"/>
+              <w:rPr>
+                <w:noProof/>
+                <w:lang w:val="ro-RO"/>
+              </w:rPr>
+            </w:pPr>
+            <w:r>
+              <w:rPr>
+                <w:noProof/>
+                <w:sz w:val="19"/>
+                <w:szCs w:val="19"/>
+                <w:lang w:val="ro-RO"/>
+              </w:rPr>
+              <w:t xml:space="preserve">smartwatch-uri: 10–30 WPM în literatură; fără suport RO</w:t>
+            </w:r>
+          </w:p>
+        </w:tc>
+        <w:tc>
+          <w:tcPr>
+            <w:tcW w:w="2938" w:type="dxa"/>
+            <w:tcBorders>
+              <w:top w:val="single" w:sz="6" w:space="0" w:color="D9D9D9"/>
+              <w:left w:val="single" w:sz="6" w:space="0" w:color="D9D9D9"/>
+              <w:bottom w:val="single" w:sz="6" w:space="0" w:color="D9D9D9"/>
+              <w:right w:val="single" w:sz="6" w:space="0" w:color="D9D9D9"/>
+            </w:tcBorders>
+            <w:shd w:val="clear" w:color="auto" w:fill="FFFFFF"/>
+            <w:tcMar>
+              <w:top w:w="80" w:type="dxa"/>
+              <w:left w:w="160" w:type="dxa"/>
+              <w:bottom w:w="80" w:type="dxa"/>
+              <w:right w:w="160" w:type="dxa"/>
+            </w:tcMar>
+            <w:vAlign w:val="center"/>
+          </w:tcPr>
+          <w:p>
+            <w:pPr>
+              <w:jc w:val="left"/>
+              <w:rPr>
+                <w:noProof/>
+                <w:lang w:val="ro-RO"/>
+              </w:rPr>
+            </w:pPr>
+            <w:r>
+              <w:rPr>
+                <w:noProof/>
+                <w:sz w:val="19"/>
+                <w:szCs w:val="19"/>
+                <w:lang w:val="ro-RO"/>
+              </w:rPr>
+              <w:t xml:space="preserve">≥ 20 WPM, UER ≤ 3 %, diacritice automate</w:t>
+            </w:r>
+          </w:p>
+        </w:tc>
+      </w:tr>
+      <w:tr>
+        <w:trPr>
+          <w:cantSplit/>
+        </w:trPr>
+        <w:tc>
+          <w:tcPr>
+            <w:tcW w:w="700" w:type="dxa"/>
+            <w:tcBorders>
+              <w:top w:val="single" w:sz="6" w:space="0" w:color="D9D9D9"/>
+              <w:left w:val="single" w:sz="6" w:space="0" w:color="D9D9D9"/>
+              <w:bottom w:val="single" w:sz="6" w:space="0" w:color="D9D9D9"/>
+              <w:right w:val="single" w:sz="6" w:space="0" w:color="D9D9D9"/>
+            </w:tcBorders>
+            <w:shd w:val="clear" w:color="auto" w:fill="FFFFFF"/>
+            <w:tcMar>
+              <w:top w:w="80" w:type="dxa"/>
+              <w:left w:w="160" w:type="dxa"/>
+              <w:bottom w:w="80" w:type="dxa"/>
+              <w:right w:w="160" w:type="dxa"/>
+            </w:tcMar>
+            <w:vAlign w:val="center"/>
+          </w:tcPr>
+          <w:p>
+            <w:pPr>
+              <w:jc w:val="left"/>
+              <w:rPr>
+                <w:noProof/>
+                <w:lang w:val="ro-RO"/>
+              </w:rPr>
+            </w:pPr>
+            <w:r>
+              <w:rPr>
+                <w:noProof/>
+                <w:sz w:val="19"/>
+                <w:szCs w:val="19"/>
+                <w:lang w:val="ro-RO"/>
+              </w:rPr>
+              <w:t xml:space="preserve">N3</w:t>
+            </w:r>
+          </w:p>
+        </w:tc>
+        <w:tc>
+          <w:tcPr>
+            <w:tcW w:w="3200" w:type="dxa"/>
+            <w:tcBorders>
+              <w:top w:val="single" w:sz="6" w:space="0" w:color="D9D9D9"/>
+              <w:left w:val="single" w:sz="6" w:space="0" w:color="D9D9D9"/>
+              <w:bottom w:val="single" w:sz="6" w:space="0" w:color="D9D9D9"/>
+              <w:right w:val="single" w:sz="6" w:space="0" w:color="D9D9D9"/>
+            </w:tcBorders>
+            <w:shd w:val="clear" w:color="auto" w:fill="FFFFFF"/>
+            <w:tcMar>
+              <w:top w:w="80" w:type="dxa"/>
+              <w:left w:w="160" w:type="dxa"/>
+              <w:bottom w:w="80" w:type="dxa"/>
+              <w:right w:w="160" w:type="dxa"/>
+            </w:tcMar>
+            <w:vAlign w:val="center"/>
+          </w:tcPr>
+          <w:p>
+            <w:pPr>
+              <w:jc w:val="left"/>
+              <w:rPr>
+                <w:noProof/>
+                <w:lang w:val="ro-RO"/>
+              </w:rPr>
+            </w:pPr>
+            <w:r>
+              <w:rPr>
+                <w:noProof/>
+                <w:sz w:val="19"/>
+                <w:szCs w:val="19"/>
+                <w:lang w:val="ro-RO"/>
+              </w:rPr>
+              <w:t xml:space="preserve">Arhitectură „un singur set de acțiuni, AI-ul proprietarului”: offline / Claude (cheia proprie sau conectorul din aplicația Claude, OAuth 2.1 MCP) / ChatGPT (cheie proprie); memorie portabilă pe dispozitiv (SOUL Memory), dată oricărui AI conectat</w:t>
+            </w:r>
+          </w:p>
+        </w:tc>
+        <w:tc>
+          <w:tcPr>
+            <w:tcW w:w="2800" w:type="dxa"/>
+            <w:tcBorders>
+              <w:top w:val="single" w:sz="6" w:space="0" w:color="D9D9D9"/>
+              <w:left w:val="single" w:sz="6" w:space="0" w:color="D9D9D9"/>
+              <w:bottom w:val="single" w:sz="6" w:space="0" w:color="D9D9D9"/>
+              <w:right w:val="single" w:sz="6" w:space="0" w:color="D9D9D9"/>
+            </w:tcBorders>
+            <w:shd w:val="clear" w:color="auto" w:fill="FFFFFF"/>
+            <w:tcMar>
+              <w:top w:w="80" w:type="dxa"/>
+              <w:left w:w="160" w:type="dxa"/>
+              <w:bottom w:w="80" w:type="dxa"/>
+              <w:right w:w="160" w:type="dxa"/>
+            </w:tcMar>
+            <w:vAlign w:val="center"/>
+          </w:tcPr>
+          <w:p>
+            <w:pPr>
+              <w:jc w:val="left"/>
+              <w:rPr>
+                <w:noProof/>
+                <w:lang w:val="ro-RO"/>
+              </w:rPr>
+            </w:pPr>
+            <w:r>
+              <w:rPr>
+                <w:noProof/>
+                <w:sz w:val="19"/>
+                <w:szCs w:val="19"/>
+                <w:lang w:val="ro-RO"/>
+              </w:rPr>
+              <w:t xml:space="preserve">dispozitivele au un singur furnizor, cloud obligatoriu sau abonament la AI-ul producătorului</w:t>
+            </w:r>
+          </w:p>
+        </w:tc>
+        <w:tc>
+          <w:tcPr>
+            <w:tcW w:w="2938" w:type="dxa"/>
+            <w:tcBorders>
+              <w:top w:val="single" w:sz="6" w:space="0" w:color="D9D9D9"/>
+              <w:left w:val="single" w:sz="6" w:space="0" w:color="D9D9D9"/>
+              <w:bottom w:val="single" w:sz="6" w:space="0" w:color="D9D9D9"/>
+              <w:right w:val="single" w:sz="6" w:space="0" w:color="D9D9D9"/>
+            </w:tcBorders>
+            <w:shd w:val="clear" w:color="auto" w:fill="FFFFFF"/>
+            <w:tcMar>
+              <w:top w:w="80" w:type="dxa"/>
+              <w:left w:w="160" w:type="dxa"/>
+              <w:bottom w:w="80" w:type="dxa"/>
+              <w:right w:w="160" w:type="dxa"/>
+            </w:tcMar>
+            <w:vAlign w:val="center"/>
+          </w:tcPr>
+          <w:p>
+            <w:pPr>
+              <w:jc w:val="left"/>
+              <w:rPr>
+                <w:noProof/>
+                <w:lang w:val="ro-RO"/>
+              </w:rPr>
+            </w:pPr>
+            <w:r>
+              <w:rPr>
+                <w:noProof/>
+                <w:sz w:val="19"/>
+                <w:szCs w:val="19"/>
+                <w:lang w:val="ro-RO"/>
+              </w:rPr>
+              <w:t xml:space="preserve">≥ 90 % succes offline; continuitate 100 % la căderea rețelei; 100 % din memorie păstrată la schimbarea AI-ului</w:t>
+            </w:r>
+          </w:p>
+        </w:tc>
+      </w:tr>
+      <w:tr>
+        <w:trPr>
+          <w:cantSplit/>
+        </w:trPr>
+        <w:tc>
+          <w:tcPr>
+            <w:tcW w:w="700" w:type="dxa"/>
+            <w:tcBorders>
+              <w:top w:val="single" w:sz="6" w:space="0" w:color="D9D9D9"/>
+              <w:left w:val="single" w:sz="6" w:space="0" w:color="D9D9D9"/>
+              <w:bottom w:val="single" w:sz="6" w:space="0" w:color="D9D9D9"/>
+              <w:right w:val="single" w:sz="6" w:space="0" w:color="D9D9D9"/>
+            </w:tcBorders>
+            <w:shd w:val="clear" w:color="auto" w:fill="FFFFFF"/>
+            <w:tcMar>
+              <w:top w:w="80" w:type="dxa"/>
+              <w:left w:w="160" w:type="dxa"/>
+              <w:bottom w:w="80" w:type="dxa"/>
+              <w:right w:w="160" w:type="dxa"/>
+            </w:tcMar>
+            <w:vAlign w:val="center"/>
+          </w:tcPr>
+          <w:p>
+            <w:pPr>
+              <w:jc w:val="left"/>
+              <w:rPr>
+                <w:noProof/>
+                <w:lang w:val="ro-RO"/>
+              </w:rPr>
+            </w:pPr>
+            <w:r>
+              <w:rPr>
+                <w:noProof/>
+                <w:sz w:val="19"/>
+                <w:szCs w:val="19"/>
+                <w:lang w:val="ro-RO"/>
+              </w:rPr>
+              <w:t xml:space="preserve">N4</w:t>
+            </w:r>
+          </w:p>
+        </w:tc>
+        <w:tc>
+          <w:tcPr>
+            <w:tcW w:w="3200" w:type="dxa"/>
+            <w:tcBorders>
+              <w:top w:val="single" w:sz="6" w:space="0" w:color="D9D9D9"/>
+              <w:left w:val="single" w:sz="6" w:space="0" w:color="D9D9D9"/>
+              <w:bottom w:val="single" w:sz="6" w:space="0" w:color="D9D9D9"/>
+              <w:right w:val="single" w:sz="6" w:space="0" w:color="D9D9D9"/>
+            </w:tcBorders>
+            <w:shd w:val="clear" w:color="auto" w:fill="FFFFFF"/>
+            <w:tcMar>
+              <w:top w:w="80" w:type="dxa"/>
+              <w:left w:w="160" w:type="dxa"/>
+              <w:bottom w:w="80" w:type="dxa"/>
+              <w:right w:w="160" w:type="dxa"/>
+            </w:tcMar>
+            <w:vAlign w:val="center"/>
+          </w:tcPr>
+          <w:p>
+            <w:pPr>
+              <w:jc w:val="left"/>
+              <w:rPr>
+                <w:noProof/>
+                <w:lang w:val="ro-RO"/>
+              </w:rPr>
+            </w:pPr>
+            <w:r>
+              <w:rPr>
+                <w:noProof/>
+                <w:sz w:val="19"/>
+                <w:szCs w:val="19"/>
+                <w:lang w:val="ro-RO"/>
+              </w:rPr>
+              <w:t xml:space="preserve">Carcasă CNC din aluminiu cu antenă prin fereastră polimerică în talpă + încărcare prin pini în capsula OU</w:t>
+            </w:r>
+          </w:p>
+        </w:tc>
+        <w:tc>
+          <w:tcPr>
+            <w:tcW w:w="2800" w:type="dxa"/>
+            <w:tcBorders>
+              <w:top w:val="single" w:sz="6" w:space="0" w:color="D9D9D9"/>
+              <w:left w:val="single" w:sz="6" w:space="0" w:color="D9D9D9"/>
+              <w:bottom w:val="single" w:sz="6" w:space="0" w:color="D9D9D9"/>
+              <w:right w:val="single" w:sz="6" w:space="0" w:color="D9D9D9"/>
+            </w:tcBorders>
+            <w:shd w:val="clear" w:color="auto" w:fill="FFFFFF"/>
+            <w:tcMar>
+              <w:top w:w="80" w:type="dxa"/>
+              <w:left w:w="160" w:type="dxa"/>
+              <w:bottom w:w="80" w:type="dxa"/>
+              <w:right w:w="160" w:type="dxa"/>
+            </w:tcMar>
+            <w:vAlign w:val="center"/>
+          </w:tcPr>
+          <w:p>
+            <w:pPr>
+              <w:jc w:val="left"/>
+              <w:rPr>
+                <w:noProof/>
+                <w:lang w:val="ro-RO"/>
+              </w:rPr>
+            </w:pPr>
+            <w:r>
+              <w:rPr>
+                <w:noProof/>
+                <w:sz w:val="19"/>
+                <w:szCs w:val="19"/>
+                <w:lang w:val="ro-RO"/>
+              </w:rPr>
+              <w:t xml:space="preserve">carcasele metalice blochează RF; obiectele premium nu au AI</w:t>
+            </w:r>
+          </w:p>
+        </w:tc>
+        <w:tc>
+          <w:tcPr>
+            <w:tcW w:w="2938" w:type="dxa"/>
+            <w:tcBorders>
+              <w:top w:val="single" w:sz="6" w:space="0" w:color="D9D9D9"/>
+              <w:left w:val="single" w:sz="6" w:space="0" w:color="D9D9D9"/>
+              <w:bottom w:val="single" w:sz="6" w:space="0" w:color="D9D9D9"/>
+              <w:right w:val="single" w:sz="6" w:space="0" w:color="D9D9D9"/>
+            </w:tcBorders>
+            <w:shd w:val="clear" w:color="auto" w:fill="FFFFFF"/>
+            <w:tcMar>
+              <w:top w:w="80" w:type="dxa"/>
+              <w:left w:w="160" w:type="dxa"/>
+              <w:bottom w:w="80" w:type="dxa"/>
+              <w:right w:w="160" w:type="dxa"/>
+            </w:tcMar>
+            <w:vAlign w:val="center"/>
+          </w:tcPr>
+          <w:p>
+            <w:pPr>
+              <w:jc w:val="left"/>
+              <w:rPr>
+                <w:noProof/>
+                <w:lang w:val="ro-RO"/>
+              </w:rPr>
+            </w:pPr>
+            <w:r>
+              <w:rPr>
+                <w:noProof/>
+                <w:sz w:val="19"/>
+                <w:szCs w:val="19"/>
+                <w:lang w:val="ro-RO"/>
+              </w:rPr>
+              <w:t xml:space="preserve">atenuare ≤ 6 dB; legătură BLE ≥ 10 m</w:t>
+            </w:r>
+          </w:p>
+        </w:tc>
+      </w:tr>
+      <w:tr>
+        <w:trPr>
+          <w:cantSplit/>
+        </w:trPr>
+        <w:tc>
+          <w:tcPr>
+            <w:tcW w:w="700" w:type="dxa"/>
+            <w:tcBorders>
+              <w:top w:val="single" w:sz="6" w:space="0" w:color="D9D9D9"/>
+              <w:left w:val="single" w:sz="6" w:space="0" w:color="D9D9D9"/>
+              <w:bottom w:val="single" w:sz="6" w:space="0" w:color="D9D9D9"/>
+              <w:right w:val="single" w:sz="6" w:space="0" w:color="D9D9D9"/>
+            </w:tcBorders>
+            <w:shd w:val="clear" w:color="auto" w:fill="FFFFFF"/>
+            <w:tcMar>
+              <w:top w:w="80" w:type="dxa"/>
+              <w:left w:w="160" w:type="dxa"/>
+              <w:bottom w:w="80" w:type="dxa"/>
+              <w:right w:w="160" w:type="dxa"/>
+            </w:tcMar>
+            <w:vAlign w:val="center"/>
+          </w:tcPr>
+          <w:p>
+            <w:pPr>
+              <w:jc w:val="left"/>
+              <w:rPr>
+                <w:noProof/>
+                <w:lang w:val="ro-RO"/>
+              </w:rPr>
+            </w:pPr>
+            <w:r>
+              <w:rPr>
+                <w:noProof/>
+                <w:sz w:val="19"/>
+                <w:szCs w:val="19"/>
+                <w:lang w:val="ro-RO"/>
+              </w:rPr>
+              <w:t xml:space="preserve">N5</w:t>
+            </w:r>
+          </w:p>
+        </w:tc>
+        <w:tc>
+          <w:tcPr>
+            <w:tcW w:w="3200" w:type="dxa"/>
+            <w:tcBorders>
+              <w:top w:val="single" w:sz="6" w:space="0" w:color="D9D9D9"/>
+              <w:left w:val="single" w:sz="6" w:space="0" w:color="D9D9D9"/>
+              <w:bottom w:val="single" w:sz="6" w:space="0" w:color="D9D9D9"/>
+              <w:right w:val="single" w:sz="6" w:space="0" w:color="D9D9D9"/>
+            </w:tcBorders>
+            <w:shd w:val="clear" w:color="auto" w:fill="FFFFFF"/>
+            <w:tcMar>
+              <w:top w:w="80" w:type="dxa"/>
+              <w:left w:w="160" w:type="dxa"/>
+              <w:bottom w:w="80" w:type="dxa"/>
+              <w:right w:w="160" w:type="dxa"/>
+            </w:tcMar>
+            <w:vAlign w:val="center"/>
+          </w:tcPr>
+          <w:p>
+            <w:pPr>
+              <w:jc w:val="left"/>
+              <w:rPr>
+                <w:noProof/>
+                <w:lang w:val="ro-RO"/>
+              </w:rPr>
+            </w:pPr>
+            <w:r>
+              <w:rPr>
+                <w:noProof/>
+                <w:sz w:val="19"/>
+                <w:szCs w:val="19"/>
+                <w:lang w:val="ro-RO"/>
+              </w:rPr>
+              <w:t xml:space="preserve">Reparabilitate de la proiectare: baterie schimbabilă de utilizator (Torx), fără adeziv pe celulă, componente modulare, OTA</w:t>
+            </w:r>
+          </w:p>
+        </w:tc>
+        <w:tc>
+          <w:tcPr>
+            <w:tcW w:w="2800" w:type="dxa"/>
+            <w:tcBorders>
+              <w:top w:val="single" w:sz="6" w:space="0" w:color="D9D9D9"/>
+              <w:left w:val="single" w:sz="6" w:space="0" w:color="D9D9D9"/>
+              <w:bottom w:val="single" w:sz="6" w:space="0" w:color="D9D9D9"/>
+              <w:right w:val="single" w:sz="6" w:space="0" w:color="D9D9D9"/>
+            </w:tcBorders>
+            <w:shd w:val="clear" w:color="auto" w:fill="FFFFFF"/>
+            <w:tcMar>
+              <w:top w:w="80" w:type="dxa"/>
+              <w:left w:w="160" w:type="dxa"/>
+              <w:bottom w:w="80" w:type="dxa"/>
+              <w:right w:w="160" w:type="dxa"/>
+            </w:tcMar>
+            <w:vAlign w:val="center"/>
+          </w:tcPr>
+          <w:p>
+            <w:pPr>
+              <w:jc w:val="left"/>
+              <w:rPr>
+                <w:noProof/>
+                <w:lang w:val="ro-RO"/>
+              </w:rPr>
+            </w:pPr>
+            <w:r>
+              <w:rPr>
+                <w:noProof/>
+                <w:sz w:val="19"/>
+                <w:szCs w:val="19"/>
+                <w:lang w:val="ro-RO"/>
+              </w:rPr>
+              <w:t xml:space="preserve">multe gadgeturi au baterii lipite/nedemontabile</w:t>
+            </w:r>
+          </w:p>
+        </w:tc>
+        <w:tc>
+          <w:tcPr>
+            <w:tcW w:w="2938" w:type="dxa"/>
+            <w:tcBorders>
+              <w:top w:val="single" w:sz="6" w:space="0" w:color="D9D9D9"/>
+              <w:left w:val="single" w:sz="6" w:space="0" w:color="D9D9D9"/>
+              <w:bottom w:val="single" w:sz="6" w:space="0" w:color="D9D9D9"/>
+              <w:right w:val="single" w:sz="6" w:space="0" w:color="D9D9D9"/>
+            </w:tcBorders>
+            <w:shd w:val="clear" w:color="auto" w:fill="FFFFFF"/>
+            <w:tcMar>
+              <w:top w:w="80" w:type="dxa"/>
+              <w:left w:w="160" w:type="dxa"/>
+              <w:bottom w:w="80" w:type="dxa"/>
+              <w:right w:w="160" w:type="dxa"/>
+            </w:tcMar>
+            <w:vAlign w:val="center"/>
+          </w:tcPr>
+          <w:p>
+            <w:pPr>
+              <w:jc w:val="left"/>
+              <w:rPr>
+                <w:noProof/>
+                <w:lang w:val="ro-RO"/>
+              </w:rPr>
+            </w:pPr>
+            <w:r>
+              <w:rPr>
+                <w:noProof/>
+                <w:sz w:val="19"/>
+                <w:szCs w:val="19"/>
+                <w:lang w:val="ro-RO"/>
+              </w:rPr>
+              <w:t xml:space="preserve">înlocuire ≤ 5 min de către utilizatori neexperți</w:t>
+            </w:r>
+          </w:p>
+        </w:tc>
+      </w:tr>
+    </w:tbl>
+    <w:p>
+      <w:pPr>
+        <w:spacing w:before="60" w:after="60"/>
+        <w:rPr>
+          <w:noProof/>
+          <w:lang w:val="ro-RO"/>
+        </w:rPr>
+      </w:pPr>
+    </w:p>
+    <w:p>
+      <w:pPr>
+        <w:spacing w:before="60" w:after="60"/>
+        <w:rPr>
+          <w:noProof/>
+          <w:lang w:val="ro-RO"/>
+        </w:rPr>
+      </w:pPr>
+      <w:r>
+        <w:rPr>
+          <w:b/>
+          <w:bCs/>
+          <w:noProof/>
+          <w:lang w:val="ro-RO"/>
+        </w:rPr>
         <w:t xml:space="preserve">Standarde aplicate:</w:t>
       </w:r>
       <w:r>
@@ -16404,7 +16505,7 @@
           <w:noProof/>
           <w:lang w:val="ro-RO"/>
         </w:rPr>
-        <w:t xml:space="preserve"> EN 18031-1/-2/-3, EN 300 328, EN 301 489-1/-17, Reg. (UE) 2023/1542 art. 11, AI Act art. 50, GDPR, RoHS. </w:t>
+        <w:t xml:space="preserve"> EN 18031-1/-2/-3, EN 300 328, EN 301 489-1/-17, Reg. (UE) 2023/1542 art. 11, AI Act art. 50, GDPR, RoHS (CE/RED nu e obținut azi; certificarea e pasul post-PoC). </w:t>
       </w:r>
       <w:r>
         <w:rPr>
@@ -16678,7 +16779,7 @@
                 <w:szCs w:val="19"/>
                 <w:lang w:val="ro-RO"/>
               </w:rPr>
-              <w:t xml:space="preserve">baterie înlocuibilă de utilizator (conector MX1.25, spumă, nu adeziv; Reg. 2023/1542 art. 11); închidere cu șuruburi Torx standard; module înlocuibile (panou, placă, difuzor)</w:t>
+              <w:t xml:space="preserve">baterie LiPo 1500 mAh înlocuibilă de utilizator (conector MX1.25, spumă, nu adeziv; Reg. 2023/1542 art. 11); închidere cu șuruburi Torx standard; module înlocuibile (panou, placă, difuzor)</w:t>
             </w:r>
           </w:p>
         </w:tc>
@@ -16910,7 +17011,7 @@
                 <w:szCs w:val="19"/>
                 <w:lang w:val="ro-RO"/>
               </w:rPr>
-              <w:t xml:space="preserve">funcții noi livrate prin OTA semnat; hardware-ul nu se învechește la schimbarea modelului AI (BYO-AI)</w:t>
+              <w:t xml:space="preserve">funcții noi livrate prin OTA semnat; hardware-ul nu se învechește la schimbarea modelului AI (proprietarul își alege AI-ul; memoria rămâne pe dispozitiv)</w:t>
             </w:r>
           </w:p>
         </w:tc>
@@ -17026,7 +17127,7 @@
                 <w:szCs w:val="19"/>
                 <w:lang w:val="ro-RO"/>
               </w:rPr>
-              <w:t xml:space="preserve">modul offline complet + serverul AI publicabil/escrow</w:t>
+              <w:t xml:space="preserve">modul offline complet; memoria SOUL Memory pe dispozitiv; SOUL Cloud doar transmite mesajele; SOUL Bridge open source (MIT)</w:t>
             </w:r>
           </w:p>
         </w:tc>
@@ -18027,7 +18128,7 @@
                 <w:szCs w:val="19"/>
                 <w:lang w:val="ro-RO"/>
               </w:rPr>
-              <w:t xml:space="preserve">Modelul de laborator M integrat: port RGB/ST7701, GT911, audio I2S (2 mic + amplificator), baterie 2500–3000 mAh, carcasă SLA la scara M, flux vocal (xiaozhi-esp32 adaptat + server UE suflet_ai), scalarea tastaturii la 480 px</w:t>
+              <w:t xml:space="preserve">Modelul de laborator M integrat: SoulOS pe ESP32-S3 (panou RGB ST7701 480×480, touch GT911, IMU QMI8658, RTC), audio I²S opțional (microfon MEMS + amplificator + difuzor), baterie LiPo 1500 mAh, carcasă SLA la scara M, comenzi vocale offline EN (ESP-SR), conectarea AI-ului proprietarului (cheie proprie, conectorul Claude prin SOUL Cloud în UE, SOUL Bridge), memoria SOUL Memory pe dispozitiv</w:t>
             </w:r>
           </w:p>
         </w:tc>
@@ -18407,7 +18508,7 @@
                 <w:szCs w:val="19"/>
                 <w:lang w:val="ro-RO"/>
               </w:rPr>
-              <w:t xml:space="preserve">Prototipul pre-serie: PCB propriu (ESP32-S3-WROOM-1, ST7701, GT911, ES8311/ES7210, PMU, IMU, RTC, pini de încărcare), antenă prin fereastră polimerică, carcasă CNC Al 6061 rev A (3 seturi) și rev B (5 + 15 seturi), baterie înlocuibilă, capsula OU; securitatea EN 18031 (secure boot, OTA semnat)</w:t>
+              <w:t xml:space="preserve">Prototipul pre-serie: PCB propriu (ESP32-S3 cu 8 MB PSRAM, ST7701, GT911, QMI8658, RTC, microfon + amplificator I²S, încărcare, pini pentru capsula OU), antenă prin fereastră polimerică, carcasă CNC Al 6061 anodizată, forma MĂRGĂRITAR, rev A (3 seturi) și rev B (5 + 15 seturi), baterie înlocuibilă, capsula OU; securitatea EN 18031 (secure boot, OTA semnat)</w:t>
             </w:r>
           </w:p>
         </w:tc>
@@ -18597,7 +18698,7 @@
                 <w:szCs w:val="19"/>
                 <w:lang w:val="ro-RO"/>
               </w:rPr>
-              <w:t xml:space="preserve">Validarea TRL 5 în mediu relevant: 15 unități la 12–15 utilizatori din BI (case, birouri, un living lab), 4 săptămâni, telemetrie opt-in; protocoalele P1–P10; 2 workshop-uri de testare; pre-testare EMC/RF (2 sesiuni)</w:t>
+              <w:t xml:space="preserve">Validarea TRL 5 în mediu relevant: 15 unități la 12–15 utilizatori din BI (case, birouri, un living lab), 4 săptămâni, telemetrie opt-in; fiecare participant folosește modul offline și propriul AI (cont Anthropic/OpenAI propriu; cine nu are cont primește o cheie de test a proiectului cu limită de cost, doar pe durata testului); protocoalele P1–P10; 2 workshop-uri de testare; pre-testare EMC/RF (2 sesiuni)</w:t>
             </w:r>
           </w:p>
         </w:tc>
@@ -18787,7 +18888,7 @@
                 <w:szCs w:val="19"/>
                 <w:lang w:val="ro-RO"/>
               </w:rPr>
-              <w:t xml:space="preserve">Protecția IP și valorificarea: căutare de anteriorități (L1–L3), design UE (≤ L5), marcă UE (≤ L6), evaluarea brevetabilității/modelului de utilitate (L12–L18); customer discovery (≥ 30 de interviuri), transformarea scrisorilor de intenție în acorduri, planul de comercializare</w:t>
+              <w:t xml:space="preserve">Protecția IP și valorificarea: căutare de anteriorități (L1–L3), marcă UE (≤ L6), design UE pentru elementele noi din proiect (≤ L18; forma MĂRGĂRITAR, deja publică, se depune înainte de 24.09.2027, în afara bugetului), evaluarea brevetabilității doar pentru soluțiile nepublicate (L12–L18); customer discovery (≥ 30 de interviuri), transformarea scrisorilor de intenție în acorduri, planul de comercializare</w:t>
             </w:r>
           </w:p>
         </w:tc>
@@ -18977,7 +19078,7 @@
                 <w:szCs w:val="19"/>
                 <w:lang w:val="ro-RO"/>
               </w:rPr>
-              <w:t xml:space="preserve">Diseminare: manuscris (după depunerea IP), trimitere la o revistă OA peer-review (≤ L20), preprint în repozitoriu OA (Zenodo), prezentare la o conferință/târg, demo public</w:t>
+              <w:t xml:space="preserve">Diseminare: manuscris (după depunerea cererilor IP pentru elementele nepublicate), trimitere la o revistă OA peer-review (≤ L20), preprint în repozitoriu OA (Zenodo), prezentare la o conferință/târg, demo public</w:t>
             </w:r>
           </w:p>
         </w:tc>
@@ -26950,7 +27051,7 @@
           <w:noProof/>
           <w:lang w:val="ro-RO"/>
         </w:rPr>
-        <w:t xml:space="preserve">Dependențe: A2 depinde de M1 (L3). A3 depinde de L2.1. Rev B și lotul de 15 din A4 depind de poarta IE2 (L14). A5 depinde de M3 (L17). Manuscrisul din A7 se trimite după depunerea cererilor IP (A6).</w:t>
+        <w:t xml:space="preserve">Dependențe: A2 depinde de M1 (L3). A3 depinde de L2.1. Rev B și lotul de 15 din A4 depind de poarta IE2 (L14). A5 depinde de M3 (L17). Manuscrisul din A7 se trimite după depunerea cererilor IP pentru elementele nepublicate (A6).</w:t>
       </w:r>
     </w:p>
     <w:p>
@@ -28240,7 +28341,7 @@
                 <w:szCs w:val="19"/>
                 <w:lang w:val="ro-RO"/>
               </w:rPr>
-              <w:t xml:space="preserve">Achiziții (L4, L15), progres financiar (≥ 30 % la L10, ≥ 70 % la L18), cerere IP depusă (L6)</w:t>
+              <w:t xml:space="preserve">Achiziții (L4, L15), progres financiar (≥ 30 % la L10, ≥ 70 % la L18), cerere de marcă depusă (L6)</w:t>
             </w:r>
           </w:p>
         </w:tc>
@@ -28484,29 +28585,19 @@
                 <w:noProof/>
                 <w:sz w:val="19"/>
                 <w:szCs w:val="19"/>
+                <w:lang w:val="ro-RO"/>
+              </w:rPr>
+              <w:t xml:space="preserve">Str. Vlăhița nr. 1, bl. PM18bis, sc. 2, ap. 123, Sector 3, București (sediul social) </w:t>
+            </w:r>
+            <w:r>
+              <w:rPr>
+                <w:noProof/>
+                <w:sz w:val="19"/>
+                <w:szCs w:val="19"/>
                 <w:highlight w:val="yellow"/>
                 <w:lang w:val="ro-RO"/>
               </w:rPr>
-              <w:t xml:space="preserve">[Adresa completă a sediului social]</w:t>
-            </w:r>
-            <w:r>
-              <w:rPr>
-                <w:noProof/>
-                <w:sz w:val="19"/>
-                <w:szCs w:val="19"/>
-                <w:lang w:val="ro-RO"/>
-              </w:rPr>
-              <w:t xml:space="preserve">, București, </w:t>
-            </w:r>
-            <w:r>
-              <w:rPr>
-                <w:noProof/>
-                <w:sz w:val="19"/>
-                <w:szCs w:val="19"/>
-                <w:highlight w:val="yellow"/>
-                <w:lang w:val="ro-RO"/>
-              </w:rPr>
-              <w:t xml:space="preserve">[sector]</w:t>
+              <w:t xml:space="preserve">[A: sau adresa unui spațiu închiriat în BI, dacă apartamentul nu e adecvat]</w:t>
             </w:r>
           </w:p>
         </w:tc>
@@ -31442,7 +31533,7 @@
                 <w:szCs w:val="19"/>
                 <w:lang w:val="ro-RO"/>
               </w:rPr>
-              <w:t xml:space="preserve">Abonamente SaaS pentru CDI: API AI (LLM/STT/TTS), găzduire UE, CAD — linia 18</w:t>
+              <w:t xml:space="preserve">Abonamente SaaS pentru CDI: API AI pentru teste (chei de test cu limită de cost) și CAD — linia 18a</w:t>
             </w:r>
           </w:p>
         </w:tc>
@@ -31514,7 +31605,7 @@
                 <w:szCs w:val="19"/>
                 <w:lang w:val="ro-RO"/>
               </w:rPr>
-              <w:t xml:space="preserve">21.032</w:t>
+              <w:t xml:space="preserve">15.983</w:t>
             </w:r>
           </w:p>
         </w:tc>
@@ -31550,7 +31641,166 @@
                 <w:szCs w:val="19"/>
                 <w:lang w:val="ro-RO"/>
               </w:rPr>
-              <w:t xml:space="preserve">rularea serverului AI și a fluxului vocal pentru testele P5–P7 (A2–A5)</w:t>
+              <w:t xml:space="preserve">testele P5–P7 (latență, degradare, memorie) și proiectarea carcasei (A2–A5); nu e AI inclus în produs</w:t>
+            </w:r>
+          </w:p>
+        </w:tc>
+      </w:tr>
+      <w:tr>
+        <w:trPr>
+          <w:cantSplit/>
+        </w:trPr>
+        <w:tc>
+          <w:tcPr>
+            <w:tcW w:w="3000" w:type="dxa"/>
+            <w:tcBorders>
+              <w:top w:val="single" w:sz="6" w:space="0" w:color="D9D9D9"/>
+              <w:left w:val="single" w:sz="6" w:space="0" w:color="D9D9D9"/>
+              <w:bottom w:val="single" w:sz="6" w:space="0" w:color="D9D9D9"/>
+              <w:right w:val="single" w:sz="6" w:space="0" w:color="D9D9D9"/>
+            </w:tcBorders>
+            <w:shd w:val="clear" w:color="auto" w:fill="FFFFFF"/>
+            <w:tcMar>
+              <w:top w:w="80" w:type="dxa"/>
+              <w:left w:w="160" w:type="dxa"/>
+              <w:bottom w:w="80" w:type="dxa"/>
+              <w:right w:w="160" w:type="dxa"/>
+            </w:tcMar>
+            <w:vAlign w:val="center"/>
+          </w:tcPr>
+          <w:p>
+            <w:pPr>
+              <w:rPr>
+                <w:noProof/>
+                <w:lang w:val="ro-RO"/>
+              </w:rPr>
+            </w:pPr>
+            <w:r>
+              <w:rPr>
+                <w:noProof/>
+                <w:sz w:val="19"/>
+                <w:szCs w:val="19"/>
+                <w:lang w:val="ro-RO"/>
+              </w:rPr>
+              <w:t xml:space="preserve">Infrastructură cloud de test în UE (servere virtuale pentru instanța de test SOUL Cloud) — linia 18b</w:t>
+            </w:r>
+          </w:p>
+        </w:tc>
+        <w:tc>
+          <w:tcPr>
+            <w:tcW w:w="1600" w:type="dxa"/>
+            <w:tcBorders>
+              <w:top w:val="single" w:sz="6" w:space="0" w:color="D9D9D9"/>
+              <w:left w:val="single" w:sz="6" w:space="0" w:color="D9D9D9"/>
+              <w:bottom w:val="single" w:sz="6" w:space="0" w:color="D9D9D9"/>
+              <w:right w:val="single" w:sz="6" w:space="0" w:color="D9D9D9"/>
+            </w:tcBorders>
+            <w:shd w:val="clear" w:color="auto" w:fill="FFFFFF"/>
+            <w:tcMar>
+              <w:top w:w="80" w:type="dxa"/>
+              <w:left w:w="160" w:type="dxa"/>
+              <w:bottom w:w="80" w:type="dxa"/>
+              <w:right w:w="160" w:type="dxa"/>
+            </w:tcMar>
+            <w:vAlign w:val="center"/>
+          </w:tcPr>
+          <w:p>
+            <w:pPr>
+              <w:rPr>
+                <w:noProof/>
+                <w:lang w:val="ro-RO"/>
+              </w:rPr>
+            </w:pPr>
+            <w:r>
+              <w:rPr>
+                <w:noProof/>
+                <w:sz w:val="19"/>
+                <w:szCs w:val="19"/>
+                <w:lang w:val="ro-RO"/>
+              </w:rPr>
+              <w:t xml:space="preserve">Servicii SaaS / infrastructură de testare (nu se capitalizează) </w:t>
+            </w:r>
+            <w:r>
+              <w:rPr>
+                <w:noProof/>
+                <w:sz w:val="19"/>
+                <w:szCs w:val="19"/>
+                <w:highlight w:val="yellow"/>
+                <w:lang w:val="ro-RO"/>
+              </w:rPr>
+              <w:t xml:space="preserve">[de confirmat la helpdesk și pe Anexa 20]</w:t>
+            </w:r>
+          </w:p>
+        </w:tc>
+        <w:tc>
+          <w:tcPr>
+            <w:tcW w:w="1800" w:type="dxa"/>
+            <w:tcBorders>
+              <w:top w:val="single" w:sz="6" w:space="0" w:color="D9D9D9"/>
+              <w:left w:val="single" w:sz="6" w:space="0" w:color="D9D9D9"/>
+              <w:bottom w:val="single" w:sz="6" w:space="0" w:color="D9D9D9"/>
+              <w:right w:val="single" w:sz="6" w:space="0" w:color="D9D9D9"/>
+            </w:tcBorders>
+            <w:shd w:val="clear" w:color="auto" w:fill="FFFFFF"/>
+            <w:tcMar>
+              <w:top w:w="80" w:type="dxa"/>
+              <w:left w:w="160" w:type="dxa"/>
+              <w:bottom w:w="80" w:type="dxa"/>
+              <w:right w:w="160" w:type="dxa"/>
+            </w:tcMar>
+            <w:vAlign w:val="center"/>
+          </w:tcPr>
+          <w:p>
+            <w:pPr>
+              <w:rPr>
+                <w:noProof/>
+                <w:lang w:val="ro-RO"/>
+              </w:rPr>
+            </w:pPr>
+            <w:r>
+              <w:rPr>
+                <w:noProof/>
+                <w:sz w:val="19"/>
+                <w:szCs w:val="19"/>
+                <w:lang w:val="ro-RO"/>
+              </w:rPr>
+              <w:t xml:space="preserve">5.049</w:t>
+            </w:r>
+          </w:p>
+        </w:tc>
+        <w:tc>
+          <w:tcPr>
+            <w:tcW w:w="3238" w:type="dxa"/>
+            <w:tcBorders>
+              <w:top w:val="single" w:sz="6" w:space="0" w:color="D9D9D9"/>
+              <w:left w:val="single" w:sz="6" w:space="0" w:color="D9D9D9"/>
+              <w:bottom w:val="single" w:sz="6" w:space="0" w:color="D9D9D9"/>
+              <w:right w:val="single" w:sz="6" w:space="0" w:color="D9D9D9"/>
+            </w:tcBorders>
+            <w:shd w:val="clear" w:color="auto" w:fill="FFFFFF"/>
+            <w:tcMar>
+              <w:top w:w="80" w:type="dxa"/>
+              <w:left w:w="160" w:type="dxa"/>
+              <w:bottom w:w="80" w:type="dxa"/>
+              <w:right w:w="160" w:type="dxa"/>
+            </w:tcMar>
+            <w:vAlign w:val="center"/>
+          </w:tcPr>
+          <w:p>
+            <w:pPr>
+              <w:rPr>
+                <w:noProof/>
+                <w:lang w:val="ro-RO"/>
+              </w:rPr>
+            </w:pPr>
+            <w:r>
+              <w:rPr>
+                <w:noProof/>
+                <w:sz w:val="19"/>
+                <w:szCs w:val="19"/>
+                <w:lang w:val="ro-RO"/>
+              </w:rPr>
+              <w:t xml:space="preserve">folosită exclusiv la testarea prototipurilor în L2–L22 și oprită la final; operarea comercială ulterioară se plătește din fonduri proprii</w:t>
             </w:r>
           </w:p>
         </w:tc>
@@ -32250,7 +32500,7 @@
                 <w:szCs w:val="19"/>
                 <w:lang w:val="ro-RO"/>
               </w:rPr>
-              <w:t xml:space="preserve">Seturi audio (2 microfoane MEMS I²S + amplificator + difuzor)</w:t>
+              <w:t xml:space="preserve">Seturi audio I²S (microfon MEMS + amplificator + difuzor)</w:t>
             </w:r>
           </w:p>
         </w:tc>
@@ -32358,7 +32608,7 @@
                 <w:szCs w:val="19"/>
                 <w:lang w:val="ro-RO"/>
               </w:rPr>
-              <w:t xml:space="preserve">subsistemul vocal, AEC, P6 (A2, A4)</w:t>
+              <w:t xml:space="preserve">comenzi vocale offline și audio (P5) (A2, A4)</w:t>
             </w:r>
           </w:p>
         </w:tc>
@@ -32399,7 +32649,7 @@
                 <w:szCs w:val="19"/>
                 <w:lang w:val="ro-RO"/>
               </w:rPr>
-              <w:t xml:space="preserve">Celule Li-ion 2500–3000 mAh cu conector MX1.25</w:t>
+              <w:t xml:space="preserve">Celule LiPo 803450, 1500 mAh, cu PCM și conector MX1.25</w:t>
             </w:r>
           </w:p>
         </w:tc>
@@ -35506,7 +35756,7 @@
                 <w:szCs w:val="17"/>
                 <w:lang w:val="ro-RO"/>
               </w:rPr>
-              <w:t xml:space="preserve">Materiale: 8 plăci 2.8C, 20 de panouri de 2,8″, 25 de seturi audio, 30 de celule Li-ion, componente, rășină, obiecte de inventar (3.725 + TVA)</w:t>
+              <w:t xml:space="preserve">Materiale: 8 plăci 2.8C, 20 de panouri de 2,8″, 25 de seturi audio I²S (microfon + amplificator + difuzor), 30 de celule LiPo 1500 mAh, componente, rășină, obiecte de inventar (3.725 + TVA)</w:t>
             </w:r>
           </w:p>
         </w:tc>
@@ -36799,7 +37049,7 @@
                 <w:szCs w:val="17"/>
                 <w:lang w:val="ro-RO"/>
               </w:rPr>
-              <w:t xml:space="preserve">18</w:t>
+              <w:t xml:space="preserve">18a</w:t>
             </w:r>
           </w:p>
         </w:tc>
@@ -36836,7 +37086,7 @@
                 <w:szCs w:val="17"/>
                 <w:lang w:val="ro-RO"/>
               </w:rPr>
-              <w:t xml:space="preserve">SaaS: API AI (LLM/STT/TTS), găzduire UE, CAD (≈ 4.132 + TVA)</w:t>
+              <w:t xml:space="preserve">SaaS: API AI pentru teste (chei de test cu limită de cost, doar în validare) + CAD (≈ 3.140 + TVA)</w:t>
             </w:r>
           </w:p>
         </w:tc>
@@ -36873,7 +37123,7 @@
                 <w:szCs w:val="17"/>
                 <w:lang w:val="ro-RO"/>
               </w:rPr>
-              <w:t xml:space="preserve">Servicii SaaS pentru CDI</w:t>
+              <w:t xml:space="preserve">Servicii SaaS pentru CDI (modelare, testare, simulare, analiza datelor)</w:t>
             </w:r>
           </w:p>
         </w:tc>
@@ -36947,7 +37197,207 @@
                 <w:szCs w:val="17"/>
                 <w:lang w:val="ro-RO"/>
               </w:rPr>
-              <w:t xml:space="preserve">5.000</w:t>
+              <w:t xml:space="preserve">3.800</w:t>
+            </w:r>
+          </w:p>
+        </w:tc>
+      </w:tr>
+      <w:tr>
+        <w:trPr>
+          <w:cantSplit/>
+        </w:trPr>
+        <w:tc>
+          <w:tcPr>
+            <w:tcW w:w="700" w:type="dxa"/>
+            <w:tcBorders>
+              <w:top w:val="single" w:sz="6" w:space="0" w:color="D9D9D9"/>
+              <w:left w:val="single" w:sz="6" w:space="0" w:color="D9D9D9"/>
+              <w:bottom w:val="single" w:sz="6" w:space="0" w:color="D9D9D9"/>
+              <w:right w:val="single" w:sz="6" w:space="0" w:color="D9D9D9"/>
+            </w:tcBorders>
+            <w:shd w:val="clear" w:color="auto" w:fill="FFFFFF"/>
+            <w:tcMar>
+              <w:top w:w="80" w:type="dxa"/>
+              <w:left w:w="160" w:type="dxa"/>
+              <w:bottom w:w="80" w:type="dxa"/>
+              <w:right w:w="160" w:type="dxa"/>
+            </w:tcMar>
+            <w:vAlign w:val="center"/>
+          </w:tcPr>
+          <w:p>
+            <w:pPr>
+              <w:jc w:val="left"/>
+              <w:rPr>
+                <w:noProof/>
+                <w:lang w:val="ro-RO"/>
+              </w:rPr>
+            </w:pPr>
+            <w:r>
+              <w:rPr>
+                <w:noProof/>
+                <w:sz w:val="17"/>
+                <w:szCs w:val="17"/>
+                <w:lang w:val="ro-RO"/>
+              </w:rPr>
+              <w:t xml:space="preserve">18b</w:t>
+            </w:r>
+          </w:p>
+        </w:tc>
+        <w:tc>
+          <w:tcPr>
+            <w:tcW w:w="4100" w:type="dxa"/>
+            <w:tcBorders>
+              <w:top w:val="single" w:sz="6" w:space="0" w:color="D9D9D9"/>
+              <w:left w:val="single" w:sz="6" w:space="0" w:color="D9D9D9"/>
+              <w:bottom w:val="single" w:sz="6" w:space="0" w:color="D9D9D9"/>
+              <w:right w:val="single" w:sz="6" w:space="0" w:color="D9D9D9"/>
+            </w:tcBorders>
+            <w:shd w:val="clear" w:color="auto" w:fill="FFFFFF"/>
+            <w:tcMar>
+              <w:top w:w="80" w:type="dxa"/>
+              <w:left w:w="160" w:type="dxa"/>
+              <w:bottom w:w="80" w:type="dxa"/>
+              <w:right w:w="160" w:type="dxa"/>
+            </w:tcMar>
+            <w:vAlign w:val="center"/>
+          </w:tcPr>
+          <w:p>
+            <w:pPr>
+              <w:jc w:val="left"/>
+              <w:rPr>
+                <w:noProof/>
+                <w:lang w:val="ro-RO"/>
+              </w:rPr>
+            </w:pPr>
+            <w:r>
+              <w:rPr>
+                <w:noProof/>
+                <w:sz w:val="17"/>
+                <w:szCs w:val="17"/>
+                <w:lang w:val="ro-RO"/>
+              </w:rPr>
+              <w:t xml:space="preserve">Infrastructură cloud de test în UE: servere virtuale pentru instanța de test SOUL Cloud, folosite exclusiv la testarea prototipurilor în L2–L22, oprite la final (≈ 992 + TVA)</w:t>
+            </w:r>
+          </w:p>
+        </w:tc>
+        <w:tc>
+          <w:tcPr>
+            <w:tcW w:w="2700" w:type="dxa"/>
+            <w:tcBorders>
+              <w:top w:val="single" w:sz="6" w:space="0" w:color="D9D9D9"/>
+              <w:left w:val="single" w:sz="6" w:space="0" w:color="D9D9D9"/>
+              <w:bottom w:val="single" w:sz="6" w:space="0" w:color="D9D9D9"/>
+              <w:right w:val="single" w:sz="6" w:space="0" w:color="D9D9D9"/>
+            </w:tcBorders>
+            <w:shd w:val="clear" w:color="auto" w:fill="FFFFFF"/>
+            <w:tcMar>
+              <w:top w:w="80" w:type="dxa"/>
+              <w:left w:w="160" w:type="dxa"/>
+              <w:bottom w:w="80" w:type="dxa"/>
+              <w:right w:w="160" w:type="dxa"/>
+            </w:tcMar>
+            <w:vAlign w:val="center"/>
+          </w:tcPr>
+          <w:p>
+            <w:pPr>
+              <w:jc w:val="left"/>
+              <w:rPr>
+                <w:noProof/>
+                <w:lang w:val="ro-RO"/>
+              </w:rPr>
+            </w:pPr>
+            <w:r>
+              <w:rPr>
+                <w:noProof/>
+                <w:sz w:val="17"/>
+                <w:szCs w:val="17"/>
+                <w:lang w:val="ro-RO"/>
+              </w:rPr>
+              <w:t xml:space="preserve">Servicii SaaS pentru CDI — infrastructură de testare </w:t>
+            </w:r>
+            <w:r>
+              <w:rPr>
+                <w:noProof/>
+                <w:sz w:val="17"/>
+                <w:szCs w:val="17"/>
+                <w:highlight w:val="yellow"/>
+                <w:lang w:val="ro-RO"/>
+              </w:rPr>
+              <w:t xml:space="preserve">[de confirmat la helpdesk și pe Anexa 20; alternativ: servicii pentru dezvoltare experimentală]</w:t>
+            </w:r>
+          </w:p>
+        </w:tc>
+        <w:tc>
+          <w:tcPr>
+            <w:tcW w:w="1100" w:type="dxa"/>
+            <w:tcBorders>
+              <w:top w:val="single" w:sz="6" w:space="0" w:color="D9D9D9"/>
+              <w:left w:val="single" w:sz="6" w:space="0" w:color="D9D9D9"/>
+              <w:bottom w:val="single" w:sz="6" w:space="0" w:color="D9D9D9"/>
+              <w:right w:val="single" w:sz="6" w:space="0" w:color="D9D9D9"/>
+            </w:tcBorders>
+            <w:shd w:val="clear" w:color="auto" w:fill="FFFFFF"/>
+            <w:tcMar>
+              <w:top w:w="80" w:type="dxa"/>
+              <w:left w:w="160" w:type="dxa"/>
+              <w:bottom w:w="80" w:type="dxa"/>
+              <w:right w:w="160" w:type="dxa"/>
+            </w:tcMar>
+            <w:vAlign w:val="center"/>
+          </w:tcPr>
+          <w:p>
+            <w:pPr>
+              <w:jc w:val="left"/>
+              <w:rPr>
+                <w:noProof/>
+                <w:lang w:val="ro-RO"/>
+              </w:rPr>
+            </w:pPr>
+            <w:r>
+              <w:rPr>
+                <w:noProof/>
+                <w:sz w:val="17"/>
+                <w:szCs w:val="17"/>
+                <w:lang w:val="ro-RO"/>
+              </w:rPr>
+              <w:t xml:space="preserve">A2–A5</w:t>
+            </w:r>
+          </w:p>
+        </w:tc>
+        <w:tc>
+          <w:tcPr>
+            <w:tcW w:w="1038" w:type="dxa"/>
+            <w:tcBorders>
+              <w:top w:val="single" w:sz="6" w:space="0" w:color="D9D9D9"/>
+              <w:left w:val="single" w:sz="6" w:space="0" w:color="D9D9D9"/>
+              <w:bottom w:val="single" w:sz="6" w:space="0" w:color="D9D9D9"/>
+              <w:right w:val="single" w:sz="6" w:space="0" w:color="D9D9D9"/>
+            </w:tcBorders>
+            <w:shd w:val="clear" w:color="auto" w:fill="FFFFFF"/>
+            <w:tcMar>
+              <w:top w:w="80" w:type="dxa"/>
+              <w:left w:w="160" w:type="dxa"/>
+              <w:bottom w:w="80" w:type="dxa"/>
+              <w:right w:w="160" w:type="dxa"/>
+            </w:tcMar>
+            <w:vAlign w:val="center"/>
+          </w:tcPr>
+          <w:p>
+            <w:pPr>
+              <w:jc w:val="left"/>
+              <w:rPr>
+                <w:noProof/>
+                <w:lang w:val="ro-RO"/>
+              </w:rPr>
+            </w:pPr>
+            <w:r>
+              <w:rPr>
+                <w:noProof/>
+                <w:sz w:val="17"/>
+                <w:szCs w:val="17"/>
+                <w:lang w:val="ro-RO"/>
+              </w:rPr>
+              <w:t xml:space="preserve">1.200</w:t>
             </w:r>
           </w:p>
         </w:tc>
@@ -44740,7 +45190,7 @@
           <w:noProof/>
           <w:lang w:val="ro-RO"/>
         </w:rPr>
-        <w:t xml:space="preserve">În perioada de durabilitate (3 ani după plata finală) resursele umane cresc odată cu traseul TRL 6 → 9 (Secțiunea VI) și sunt finanțate din venituri, precomenzi și, după durabilitate, dintr-o rundă de investiții:</w:t>
+        <w:t xml:space="preserve">În perioada de durabilitate (3 ani după plata finală) resursele umane cresc odată cu traseul TRL 6 → 9 (Secțiunea VI) și sunt finanțate din venituri, finanțări nerambursabile și, după durabilitate, dintr-o rundă de investiții:</w:t>
       </w:r>
     </w:p>
     <w:p>
@@ -44770,7 +45220,7 @@
           <w:noProof/>
           <w:lang w:val="ro-RO"/>
         </w:rPr>
-        <w:t xml:space="preserve"> păstrăm inginerul embedded ca 1 normă întreagă (PCB rev C, certificare CE/RED + EN 18031, Founders 00); managerul de proiect devine responsabil de producție și vânzări.</w:t>
+        <w:t xml:space="preserve"> păstrăm inginerul embedded ca 1 normă întreagă (PCB rev C, certificare CE/RED + EN 18031, prima serie de 10–25 de unități); managerul de proiect devine responsabil de producție și vânzări.</w:t>
       </w:r>
     </w:p>
     <w:p>
@@ -45139,7 +45589,7 @@
                 <w:szCs w:val="19"/>
                 <w:lang w:val="ro-RO"/>
               </w:rPr>
-              <w:t xml:space="preserve">Founders 00 (pilot) — 25 de unități numerotate, PCB rev C, certificare CE/RED + EN 18031 (5–12 k€ + 0–9 k€), înregistrări ANMAP, GPSR; vânzare în RO; feedback</w:t>
+              <w:t xml:space="preserve">Prima serie (10–25 buc.) — 10–25 unități, PCB rev C, certificare CE/RED + EN 18031 [E: 5–12 k€ + 0–9 k€], înregistrări ANMAP/EPR, GPSR; vânzare din magazinul propriu, de la 249 €; feedback</w:t>
             </w:r>
           </w:p>
         </w:tc>
@@ -45247,7 +45697,7 @@
                 <w:szCs w:val="19"/>
                 <w:lang w:val="ro-RO"/>
               </w:rPr>
-              <w:t xml:space="preserve">venituri din precomenzi (25 × 349 €), fonduri proprii, EUIPO SME Fund (IP), EDIH (testare)</w:t>
+              <w:t xml:space="preserve">venituri din vânzări, fonduri proprii, EUIPO SME Fund (IP), EDIH (testare)</w:t>
             </w:r>
           </w:p>
         </w:tc>
@@ -45586,7 +46036,7 @@
                 <w:szCs w:val="19"/>
                 <w:lang w:val="ro-RO"/>
               </w:rPr>
-              <w:t xml:space="preserve">Platforma — abonament opțional (voce/memorie), accesorii, SoulOS pentru parteneri, licențierea designului/firmware-ului</w:t>
+              <w:t xml:space="preserve">Platforma — accesorii și piese de schimb, SoulOS pentru parteneri, licențierea designului/firmware-ului; eventual servicii SOUL Cloud opționale (backup, sincronizare), fără AI inclus</w:t>
             </w:r>
           </w:p>
         </w:tc>
@@ -45754,7 +46204,7 @@
           <w:noProof/>
           <w:lang w:val="ro-RO"/>
         </w:rPr>
-        <w:t xml:space="preserve"> comercializare directă a hardware-ului (349 € Founders → 199–299 € Standard) + serviciu opțional (voce/memorie) + licențiere B2B a designului/firmware-ului. Orice investiție de capital se face într-un vehicul separat sau după perioada de durabilitate, fără transfer de IP în durabilitate. Calendarul acoperă </w:t>
+        <w:t xml:space="preserve"> comercializare directă a hardware-ului (de la 249 €) + accesorii și piese de schimb + licențiere B2B a designului/firmware-ului; AI-ul nu e inclus și nu e revândut (fiecare proprietar își conectează propriul AI). Orice investiție de capital se face într-un vehicul separat sau după perioada de durabilitate, fără transfer de IP în durabilitate. Calendarul acoperă </w:t>
       </w:r>
       <w:r>
         <w:rPr>
@@ -45812,10 +46262,83 @@
       </w:pPr>
       <w:r>
         <w:rPr>
-          <w:noProof/>
-          <w:lang w:val="ro-RO"/>
-        </w:rPr>
-        <w:t xml:space="preserve">Strategia de IP urmează regula </w:t>
+          <w:b/>
+          <w:bCs/>
+          <w:noProof/>
+          <w:lang w:val="ro-RO"/>
+        </w:rPr>
+        <w:t xml:space="preserve">Ce e deja public.</w:t>
+      </w:r>
+      <w:r>
+        <w:rPr>
+          <w:noProof/>
+          <w:lang w:val="ro-RO"/>
+        </w:rPr>
+        <w:t xml:space="preserve"> Depozitul de lucru (github.com/KREA123/obsidian-vault) e public din 24.09.2026 și conține randările SOUL din 24.09.2026 (forma MĂRGĂRITAR v9 din 26.09.2026); decodorul tastaturii (`firmware/lib/Suflet/src/Predictor.cpp`, `Keyboard.cpp`) și conceptul ferestrei radio (`research/10-carcasa-aluminiu.md`) din 25.09.2026; motorul ochilor din 24.09.2026 și restul firmware-ului din sept.–oct. 2026; acest dosar. </w:t>
+      </w:r>
+      <w:r>
+        <w:rPr>
+          <w:b/>
+          <w:bCs/>
+          <w:noProof/>
+          <w:lang w:val="ro-RO"/>
+        </w:rPr>
+        <w:t xml:space="preserve">Data primei publicări</w:t>
+      </w:r>
+      <w:r>
+        <w:rPr>
+          <w:noProof/>
+          <w:lang w:val="ro-RO"/>
+        </w:rPr>
+        <w:t xml:space="preserve"> (din git): 24.09.2026 pentru randări (26.09.2026 pentru MĂRGĂRITAR v9) și 25.09.2026 pentru decodorul tastaturii și conceptul ferestrei radio. Consecințe: (1) designul formei MĂRGĂRITAR se depune înainte de expirarea grației de 12 luni (~24.09.2027), adică înainte de contractul estimat (aug.–oct. 2027) — acum, prin EUIPO SME Fund, sau imediat după depunerea CF, din fonduri proprii, în afara bugetului; (2) metoda de decodare și conceptul ferestrei radio nu mai sunt revendicate ca brevet sau secret comercial (noutatea e probabil pierdută); (3) </w:t>
+      </w:r>
+      <w:r>
+        <w:rPr>
+          <w:noProof/>
+          <w:highlight w:val="yellow"/>
+          <w:lang w:val="ro-RO"/>
+        </w:rPr>
+        <w:t xml:space="preserve">[A: decide dacă depozitul, inclusiv dosarul, devine privat]</w:t>
+      </w:r>
+      <w:r>
+        <w:rPr>
+          <w:noProof/>
+          <w:lang w:val="ro-RO"/>
+        </w:rPr>
+        <w:t xml:space="preserve">.</w:t>
+      </w:r>
+    </w:p>
+    <w:p>
+      <w:pPr>
+        <w:spacing w:before="60" w:after="60"/>
+        <w:jc w:val="both"/>
+        <w:rPr>
+          <w:noProof/>
+          <w:lang w:val="ro-RO"/>
+        </w:rPr>
+      </w:pPr>
+      <w:r>
+        <w:rPr>
+          <w:noProof/>
+          <w:lang w:val="ro-RO"/>
+        </w:rPr>
+        <w:t xml:space="preserve">Pentru tot ce e </w:t>
+      </w:r>
+      <w:r>
+        <w:rPr>
+          <w:b/>
+          <w:bCs/>
+          <w:noProof/>
+          <w:lang w:val="ro-RO"/>
+        </w:rPr>
+        <w:t xml:space="preserve">nou</w:t>
+      </w:r>
+      <w:r>
+        <w:rPr>
+          <w:noProof/>
+          <w:lang w:val="ro-RO"/>
+        </w:rPr>
+        <w:t xml:space="preserve"> din acest moment se aplică regula </w:t>
       </w:r>
       <w:r>
         <w:rPr>
@@ -45831,7 +46354,7 @@
           <w:noProof/>
           <w:lang w:val="ro-RO"/>
         </w:rPr>
-        <w:t xml:space="preserve"> (file first, publish later): cererile de design și marcă se depun până la L5–L6, iar articolul științific se trimite abia după (≤ L20). Protecția acoperă forma produsului (design UE), numele (marcă UE), eventualele soluții tehnice brevetabile (evaluate la L12–L18) și know-how-ul (secret comercial).</w:t>
+        <w:t xml:space="preserve">: marca UE ≤ L6, designul elementelor noi din proiect ≤ L18, articolul științific după (≤ L20). Protecția acoperă forma produsului (design UE), numele (marcă UE), soluțiile tehnice nepublicate (evaluate la L12–L18) și know-how-ul nepublicat (secret comercial).</w:t>
       </w:r>
     </w:p>
     <w:p>
@@ -46106,7 +46629,17 @@
                 <w:szCs w:val="19"/>
                 <w:lang w:val="ro-RO"/>
               </w:rPr>
-              <w:t xml:space="preserve">Căutare TMview + DesignView pentru „SOUL” (clasele 9, 42, 14, 28) — risc mare de conflict (SOUL Electronics etc.)</w:t>
+              <w:t xml:space="preserve">Ce e deja public: depozitul github.com/KREA123/obsidian-vault e public din 24.09.2026 (API GitHub, 12.10.2026) și conține randările SOUL din 24.09.2026 (forma MĂRGĂRITAR v9 din 26.09.2026); decodorul tastaturii (`firmware/lib/Suflet/src/Predictor.cpp`, `Keyboard.cpp`) și conceptul ferestrei radio (`research/10-carcasa-aluminiu.md`) din 25.09.2026; motorul ochilor din 24.09.2026 și restul firmware-ului din sept.–oct. 2026; acest dosar. Tot ce e acolo se tratează ca divulgat la data primului commit. </w:t>
+            </w:r>
+            <w:r>
+              <w:rPr>
+                <w:noProof/>
+                <w:sz w:val="19"/>
+                <w:szCs w:val="19"/>
+                <w:highlight w:val="yellow"/>
+                <w:lang w:val="ro-RO"/>
+              </w:rPr>
+              <w:t xml:space="preserve">[A: decide dacă depozitul, inclusiv dosarul, devine privat; nu anulează divulgarea de până acum]</w:t>
             </w:r>
           </w:p>
         </w:tc>
@@ -46143,7 +46676,7 @@
                 <w:szCs w:val="19"/>
                 <w:lang w:val="ro-RO"/>
               </w:rPr>
-              <w:t xml:space="preserve">acum, înainte de depunere</w:t>
+              <w:t xml:space="preserve">acum</w:t>
             </w:r>
           </w:p>
         </w:tc>
@@ -46222,7 +46755,7 @@
                 <w:szCs w:val="19"/>
                 <w:lang w:val="ro-RO"/>
               </w:rPr>
-              <w:t xml:space="preserve">0b</w:t>
+              <w:t xml:space="preserve">0a</w:t>
             </w:r>
           </w:p>
         </w:tc>
@@ -46259,7 +46792,7 @@
                 <w:szCs w:val="19"/>
                 <w:lang w:val="ro-RO"/>
               </w:rPr>
-              <w:t xml:space="preserve">Dacă marca verbală e liberă: poate fi depusă înainte de proiect prin EUIPO SME Fund (voucher 75 %, până la 04.12.2026). Atunci nu mai apare în bugetul PoC (fără dublă finanțare, §5.2.1 V), iar linia 19 se folosește pentru marca figurativă/clase suplimentare și design</w:t>
+              <w:t xml:space="preserve">Căutare TMview + DesignView pentru „SOUL” (clasele 9, 42, 14, 28) — risc mare de conflict (SOUL Electronics etc.)</w:t>
             </w:r>
           </w:p>
         </w:tc>
@@ -46296,7 +46829,7 @@
                 <w:szCs w:val="19"/>
                 <w:lang w:val="ro-RO"/>
               </w:rPr>
-              <w:t xml:space="preserve">T−8 săpt.</w:t>
+              <w:t xml:space="preserve">acum, înainte de depunere</w:t>
             </w:r>
           </w:p>
         </w:tc>
@@ -46333,7 +46866,7 @@
                 <w:szCs w:val="19"/>
                 <w:lang w:val="ro-RO"/>
               </w:rPr>
-              <w:t xml:space="preserve">în afara proiectului</w:t>
+              <w:t xml:space="preserve">0 €</w:t>
             </w:r>
           </w:p>
         </w:tc>
@@ -46375,7 +46908,7 @@
                 <w:szCs w:val="19"/>
                 <w:lang w:val="ro-RO"/>
               </w:rPr>
-              <w:t xml:space="preserve">1</w:t>
+              <w:t xml:space="preserve">0b</w:t>
             </w:r>
           </w:p>
         </w:tc>
@@ -46412,7 +46945,7 @@
                 <w:szCs w:val="19"/>
                 <w:lang w:val="ro-RO"/>
               </w:rPr>
-              <w:t xml:space="preserve">Consilier PI: anterioritate + strategie (design / model de utilitate OSIM / brevet)</w:t>
+              <w:t xml:space="preserve">Desen/model industrial UE pentru forma MĂRGĂRITAR (corpul SOUL M; + capsula OU și ochii, dacă apar în materialele publice). Grația de 12 luni curge de la prima divulgare (randările din 24.09.2026; MĂRGĂRITAR v9 din 26.09.2026) și expiră pe ~24.09.2027, înainte de contractul estimat (aug.–oct. 2027). Se depune acum prin EUIPO SME Fund (voucher, până la 04.12.2026) sau imediat după depunerea CF, din fonduri proprii; nu intră în bugetul PoC (fără dublă finanțare, §5.2.1 V)</w:t>
             </w:r>
           </w:p>
         </w:tc>
@@ -46449,7 +46982,7 @@
                 <w:szCs w:val="19"/>
                 <w:lang w:val="ro-RO"/>
               </w:rPr>
-              <w:t xml:space="preserve">L1–L3</w:t>
+              <w:t xml:space="preserve">T−8 săpt. … imediat după depunerea CF; în orice caz înainte de 24.09.2027</w:t>
             </w:r>
           </w:p>
         </w:tc>
@@ -46486,7 +47019,7 @@
                 <w:szCs w:val="19"/>
                 <w:lang w:val="ro-RO"/>
               </w:rPr>
-              <w:t xml:space="preserve">linia 20</w:t>
+              <w:t xml:space="preserve">în afara proiectului</w:t>
             </w:r>
           </w:p>
         </w:tc>
@@ -46528,7 +47061,7 @@
                 <w:szCs w:val="19"/>
                 <w:lang w:val="ro-RO"/>
               </w:rPr>
-              <w:t xml:space="preserve">2</w:t>
+              <w:t xml:space="preserve">0c</w:t>
             </w:r>
           </w:p>
         </w:tc>
@@ -46565,7 +47098,7 @@
                 <w:szCs w:val="19"/>
                 <w:lang w:val="ro-RO"/>
               </w:rPr>
-              <w:t xml:space="preserve">Desen/model industrial UE multiplu: corpul SOUL M + capsula OU (+ eventual interfața grafică a ochilor). Grație de 12 luni de la prima divulgare publică: dacă randările v6/M sunt publice din sept. 2026, cererea se depune până în sept. 2027; dacă termenul cade înainte de contract, o depunem după depunerea CF, ca activitate precontractuală, la risc propriu</w:t>
+              <w:t xml:space="preserve">Dacă marca verbală e liberă: poate fi depusă înainte de proiect prin același voucher SME Fund. Atunci nu mai apare în bugetul PoC, iar linia 19 se folosește pentru marca figurativă/clase suplimentare și designul elementelor noi</w:t>
             </w:r>
           </w:p>
         </w:tc>
@@ -46602,7 +47135,7 @@
                 <w:szCs w:val="19"/>
                 <w:lang w:val="ro-RO"/>
               </w:rPr>
-              <w:t xml:space="preserve">≤ L5</w:t>
+              <w:t xml:space="preserve">T−8 săpt.</w:t>
             </w:r>
           </w:p>
         </w:tc>
@@ -46639,7 +47172,7 @@
                 <w:szCs w:val="19"/>
                 <w:lang w:val="ro-RO"/>
               </w:rPr>
-              <w:t xml:space="preserve">linia 19</w:t>
+              <w:t xml:space="preserve">în afara proiectului</w:t>
             </w:r>
           </w:p>
         </w:tc>
@@ -46681,7 +47214,7 @@
                 <w:szCs w:val="19"/>
                 <w:lang w:val="ro-RO"/>
               </w:rPr>
-              <w:t xml:space="preserve">3</w:t>
+              <w:t xml:space="preserve">1</w:t>
             </w:r>
           </w:p>
         </w:tc>
@@ -46718,7 +47251,7 @@
                 <w:szCs w:val="19"/>
                 <w:lang w:val="ro-RO"/>
               </w:rPr>
-              <w:t xml:space="preserve">Marcă UE (verbală sau figurativă, 3 clase)</w:t>
+              <w:t xml:space="preserve">Consilier PI: anterioritate (inclusiv propriile publicări din depozitul public) + strategie (design / model de utilitate OSIM / brevet)</w:t>
             </w:r>
           </w:p>
         </w:tc>
@@ -46755,7 +47288,7 @@
                 <w:szCs w:val="19"/>
                 <w:lang w:val="ro-RO"/>
               </w:rPr>
-              <w:t xml:space="preserve">≤ L6</w:t>
+              <w:t xml:space="preserve">L1–L3</w:t>
             </w:r>
           </w:p>
         </w:tc>
@@ -46792,7 +47325,7 @@
                 <w:szCs w:val="19"/>
                 <w:lang w:val="ro-RO"/>
               </w:rPr>
-              <w:t xml:space="preserve">linia 19</w:t>
+              <w:t xml:space="preserve">linia 20</w:t>
             </w:r>
           </w:p>
         </w:tc>
@@ -46834,7 +47367,7 @@
                 <w:szCs w:val="19"/>
                 <w:lang w:val="ro-RO"/>
               </w:rPr>
-              <w:t xml:space="preserve">4</w:t>
+              <w:t xml:space="preserve">2</w:t>
             </w:r>
           </w:p>
         </w:tc>
@@ -46871,7 +47404,7 @@
                 <w:szCs w:val="19"/>
                 <w:lang w:val="ro-RO"/>
               </w:rPr>
-              <w:t xml:space="preserve">Evaluarea brevetabilității/modelului de utilitate: carcasa cu fereastră radio polimerică + mecanismul bateriei înlocuibile + contactele OU; metoda de decodare a tastaturii circulare</w:t>
+              <w:t xml:space="preserve">Desen/model industrial UE pentru elementele noi, nepublicate, rezultate în proiect (forma rev B a carcasei și a capsulei OU, dacă diferă de cele publice; interfața grafică finală) — depus înainte de orice publicare a lor</w:t>
             </w:r>
           </w:p>
         </w:tc>
@@ -46908,7 +47441,7 @@
                 <w:szCs w:val="19"/>
                 <w:lang w:val="ro-RO"/>
               </w:rPr>
-              <w:t xml:space="preserve">L12–L18</w:t>
+              <w:t xml:space="preserve">≤ L18</w:t>
             </w:r>
           </w:p>
         </w:tc>
@@ -46945,7 +47478,7 @@
                 <w:szCs w:val="19"/>
                 <w:lang w:val="ro-RO"/>
               </w:rPr>
-              <w:t xml:space="preserve">linia 20; depunerea OSIM, dacă merită, în perioada de durabilitate</w:t>
+              <w:t xml:space="preserve">linia 19</w:t>
             </w:r>
           </w:p>
         </w:tc>
@@ -46987,7 +47520,7 @@
                 <w:szCs w:val="19"/>
                 <w:lang w:val="ro-RO"/>
               </w:rPr>
-              <w:t xml:space="preserve">5</w:t>
+              <w:t xml:space="preserve">3</w:t>
             </w:r>
           </w:p>
         </w:tc>
@@ -47024,7 +47557,7 @@
                 <w:szCs w:val="19"/>
                 <w:lang w:val="ro-RO"/>
               </w:rPr>
-              <w:t xml:space="preserve">Publicare (articol OA, preprint Zenodo) doar după depunerea cererilor de la pașii 2–3</w:t>
+              <w:t xml:space="preserve">Marcă UE (verbală sau figurativă, 3 clase)</w:t>
             </w:r>
           </w:p>
         </w:tc>
@@ -47061,7 +47594,7 @@
                 <w:szCs w:val="19"/>
                 <w:lang w:val="ro-RO"/>
               </w:rPr>
-              <w:t xml:space="preserve">trimitere ≤ L20</w:t>
+              <w:t xml:space="preserve">≤ L6</w:t>
             </w:r>
           </w:p>
         </w:tc>
@@ -47098,7 +47631,7 @@
                 <w:szCs w:val="19"/>
                 <w:lang w:val="ro-RO"/>
               </w:rPr>
-              <w:t xml:space="preserve">linia 21</w:t>
+              <w:t xml:space="preserve">linia 19</w:t>
             </w:r>
           </w:p>
         </w:tc>
@@ -47140,7 +47673,7 @@
                 <w:szCs w:val="19"/>
                 <w:lang w:val="ro-RO"/>
               </w:rPr>
-              <w:t xml:space="preserve">6</w:t>
+              <w:t xml:space="preserve">4</w:t>
             </w:r>
           </w:p>
         </w:tc>
@@ -47177,7 +47710,27 @@
                 <w:szCs w:val="19"/>
                 <w:lang w:val="ro-RO"/>
               </w:rPr>
-              <w:t xml:space="preserve">Secret comercial: parametrii decodorului, datele de antrenare, tuning-ul antenei</w:t>
+              <w:t xml:space="preserve">Evaluarea brevetabilității/modelului de utilitate </w:t>
+            </w:r>
+            <w:r>
+              <w:rPr>
+                <w:b/>
+                <w:bCs/>
+                <w:noProof/>
+                <w:sz w:val="19"/>
+                <w:szCs w:val="19"/>
+                <w:lang w:val="ro-RO"/>
+              </w:rPr>
+              <w:t xml:space="preserve">doar pentru soluțiile nepublicate</w:t>
+            </w:r>
+            <w:r>
+              <w:rPr>
+                <w:noProof/>
+                <w:sz w:val="19"/>
+                <w:szCs w:val="19"/>
+                <w:lang w:val="ro-RO"/>
+              </w:rPr>
+              <w:t xml:space="preserve"> dezvoltate în proiect (implementarea măsurată a ferestrei radio și a antenei, mecanismul bateriei înlocuibile și contactele OU, dacă nu sunt publice). Metoda de decodare a tastaturii și conceptul ferestrei radio sunt publice din 25.09.2026, deci noutatea lor e probabil pierdută: nu le revendicăm</w:t>
             </w:r>
           </w:p>
         </w:tc>
@@ -47214,7 +47767,7 @@
                 <w:szCs w:val="19"/>
                 <w:lang w:val="ro-RO"/>
               </w:rPr>
-              <w:t xml:space="preserve">continuu</w:t>
+              <w:t xml:space="preserve">L12–L18</w:t>
             </w:r>
           </w:p>
         </w:tc>
@@ -47251,7 +47804,7 @@
                 <w:szCs w:val="19"/>
                 <w:lang w:val="ro-RO"/>
               </w:rPr>
-              <w:t xml:space="preserve">–</w:t>
+              <w:t xml:space="preserve">linia 20; depunerea OSIM, dacă merită, în perioada de durabilitate</w:t>
             </w:r>
           </w:p>
         </w:tc>
@@ -47293,6 +47846,332 @@
                 <w:szCs w:val="19"/>
                 <w:lang w:val="ro-RO"/>
               </w:rPr>
+              <w:t xml:space="preserve">5</w:t>
+            </w:r>
+          </w:p>
+        </w:tc>
+        <w:tc>
+          <w:tcPr>
+            <w:tcW w:w="5538" w:type="dxa"/>
+            <w:tcBorders>
+              <w:top w:val="single" w:sz="6" w:space="0" w:color="D9D9D9"/>
+              <w:left w:val="single" w:sz="6" w:space="0" w:color="D9D9D9"/>
+              <w:bottom w:val="single" w:sz="6" w:space="0" w:color="D9D9D9"/>
+              <w:right w:val="single" w:sz="6" w:space="0" w:color="D9D9D9"/>
+            </w:tcBorders>
+            <w:shd w:val="clear" w:color="auto" w:fill="FFFFFF"/>
+            <w:tcMar>
+              <w:top w:w="80" w:type="dxa"/>
+              <w:left w:w="160" w:type="dxa"/>
+              <w:bottom w:w="80" w:type="dxa"/>
+              <w:right w:w="160" w:type="dxa"/>
+            </w:tcMar>
+            <w:vAlign w:val="center"/>
+          </w:tcPr>
+          <w:p>
+            <w:pPr>
+              <w:jc w:val="left"/>
+              <w:rPr>
+                <w:noProof/>
+                <w:lang w:val="ro-RO"/>
+              </w:rPr>
+            </w:pPr>
+            <w:r>
+              <w:rPr>
+                <w:noProof/>
+                <w:sz w:val="19"/>
+                <w:szCs w:val="19"/>
+                <w:lang w:val="ro-RO"/>
+              </w:rPr>
+              <w:t xml:space="preserve">Publicare (articol OA, preprint Zenodo) doar după depunerea cererilor pentru elementele nepublicate (pasul 2)</w:t>
+            </w:r>
+          </w:p>
+        </w:tc>
+        <w:tc>
+          <w:tcPr>
+            <w:tcW w:w="1900" w:type="dxa"/>
+            <w:tcBorders>
+              <w:top w:val="single" w:sz="6" w:space="0" w:color="D9D9D9"/>
+              <w:left w:val="single" w:sz="6" w:space="0" w:color="D9D9D9"/>
+              <w:bottom w:val="single" w:sz="6" w:space="0" w:color="D9D9D9"/>
+              <w:right w:val="single" w:sz="6" w:space="0" w:color="D9D9D9"/>
+            </w:tcBorders>
+            <w:shd w:val="clear" w:color="auto" w:fill="FFFFFF"/>
+            <w:tcMar>
+              <w:top w:w="80" w:type="dxa"/>
+              <w:left w:w="160" w:type="dxa"/>
+              <w:bottom w:w="80" w:type="dxa"/>
+              <w:right w:w="160" w:type="dxa"/>
+            </w:tcMar>
+            <w:vAlign w:val="center"/>
+          </w:tcPr>
+          <w:p>
+            <w:pPr>
+              <w:jc w:val="left"/>
+              <w:rPr>
+                <w:noProof/>
+                <w:lang w:val="ro-RO"/>
+              </w:rPr>
+            </w:pPr>
+            <w:r>
+              <w:rPr>
+                <w:noProof/>
+                <w:sz w:val="19"/>
+                <w:szCs w:val="19"/>
+                <w:lang w:val="ro-RO"/>
+              </w:rPr>
+              <w:t xml:space="preserve">trimitere ≤ L20</w:t>
+            </w:r>
+          </w:p>
+        </w:tc>
+        <w:tc>
+          <w:tcPr>
+            <w:tcW w:w="1500" w:type="dxa"/>
+            <w:tcBorders>
+              <w:top w:val="single" w:sz="6" w:space="0" w:color="D9D9D9"/>
+              <w:left w:val="single" w:sz="6" w:space="0" w:color="D9D9D9"/>
+              <w:bottom w:val="single" w:sz="6" w:space="0" w:color="D9D9D9"/>
+              <w:right w:val="single" w:sz="6" w:space="0" w:color="D9D9D9"/>
+            </w:tcBorders>
+            <w:shd w:val="clear" w:color="auto" w:fill="FFFFFF"/>
+            <w:tcMar>
+              <w:top w:w="80" w:type="dxa"/>
+              <w:left w:w="160" w:type="dxa"/>
+              <w:bottom w:w="80" w:type="dxa"/>
+              <w:right w:w="160" w:type="dxa"/>
+            </w:tcMar>
+            <w:vAlign w:val="center"/>
+          </w:tcPr>
+          <w:p>
+            <w:pPr>
+              <w:jc w:val="left"/>
+              <w:rPr>
+                <w:noProof/>
+                <w:lang w:val="ro-RO"/>
+              </w:rPr>
+            </w:pPr>
+            <w:r>
+              <w:rPr>
+                <w:noProof/>
+                <w:sz w:val="19"/>
+                <w:szCs w:val="19"/>
+                <w:lang w:val="ro-RO"/>
+              </w:rPr>
+              <w:t xml:space="preserve">linia 21</w:t>
+            </w:r>
+          </w:p>
+        </w:tc>
+      </w:tr>
+      <w:tr>
+        <w:trPr>
+          <w:cantSplit/>
+        </w:trPr>
+        <w:tc>
+          <w:tcPr>
+            <w:tcW w:w="700" w:type="dxa"/>
+            <w:tcBorders>
+              <w:top w:val="single" w:sz="6" w:space="0" w:color="D9D9D9"/>
+              <w:left w:val="single" w:sz="6" w:space="0" w:color="D9D9D9"/>
+              <w:bottom w:val="single" w:sz="6" w:space="0" w:color="D9D9D9"/>
+              <w:right w:val="single" w:sz="6" w:space="0" w:color="D9D9D9"/>
+            </w:tcBorders>
+            <w:shd w:val="clear" w:color="auto" w:fill="FFFFFF"/>
+            <w:tcMar>
+              <w:top w:w="80" w:type="dxa"/>
+              <w:left w:w="160" w:type="dxa"/>
+              <w:bottom w:w="80" w:type="dxa"/>
+              <w:right w:w="160" w:type="dxa"/>
+            </w:tcMar>
+            <w:vAlign w:val="center"/>
+          </w:tcPr>
+          <w:p>
+            <w:pPr>
+              <w:jc w:val="left"/>
+              <w:rPr>
+                <w:noProof/>
+                <w:lang w:val="ro-RO"/>
+              </w:rPr>
+            </w:pPr>
+            <w:r>
+              <w:rPr>
+                <w:noProof/>
+                <w:sz w:val="19"/>
+                <w:szCs w:val="19"/>
+                <w:lang w:val="ro-RO"/>
+              </w:rPr>
+              <w:t xml:space="preserve">6</w:t>
+            </w:r>
+          </w:p>
+        </w:tc>
+        <w:tc>
+          <w:tcPr>
+            <w:tcW w:w="5538" w:type="dxa"/>
+            <w:tcBorders>
+              <w:top w:val="single" w:sz="6" w:space="0" w:color="D9D9D9"/>
+              <w:left w:val="single" w:sz="6" w:space="0" w:color="D9D9D9"/>
+              <w:bottom w:val="single" w:sz="6" w:space="0" w:color="D9D9D9"/>
+              <w:right w:val="single" w:sz="6" w:space="0" w:color="D9D9D9"/>
+            </w:tcBorders>
+            <w:shd w:val="clear" w:color="auto" w:fill="FFFFFF"/>
+            <w:tcMar>
+              <w:top w:w="80" w:type="dxa"/>
+              <w:left w:w="160" w:type="dxa"/>
+              <w:bottom w:w="80" w:type="dxa"/>
+              <w:right w:w="160" w:type="dxa"/>
+            </w:tcMar>
+            <w:vAlign w:val="center"/>
+          </w:tcPr>
+          <w:p>
+            <w:pPr>
+              <w:jc w:val="left"/>
+              <w:rPr>
+                <w:noProof/>
+                <w:lang w:val="ro-RO"/>
+              </w:rPr>
+            </w:pPr>
+            <w:r>
+              <w:rPr>
+                <w:noProof/>
+                <w:sz w:val="19"/>
+                <w:szCs w:val="19"/>
+                <w:lang w:val="ro-RO"/>
+              </w:rPr>
+              <w:t xml:space="preserve">Secret comercial </w:t>
+            </w:r>
+            <w:r>
+              <w:rPr>
+                <w:b/>
+                <w:bCs/>
+                <w:noProof/>
+                <w:sz w:val="19"/>
+                <w:szCs w:val="19"/>
+                <w:lang w:val="ro-RO"/>
+              </w:rPr>
+              <w:t xml:space="preserve">doar pentru ce nu e public</w:t>
+            </w:r>
+            <w:r>
+              <w:rPr>
+                <w:noProof/>
+                <w:sz w:val="19"/>
+                <w:szCs w:val="19"/>
+                <w:lang w:val="ro-RO"/>
+              </w:rPr>
+              <w:t xml:space="preserve">: datele de măsurare RF și tuning-ul antenei din proiect, layout-ul PCB rev A/B, corpusurile și datele de test noi — păstrate în afara depozitului public</w:t>
+            </w:r>
+          </w:p>
+        </w:tc>
+        <w:tc>
+          <w:tcPr>
+            <w:tcW w:w="1900" w:type="dxa"/>
+            <w:tcBorders>
+              <w:top w:val="single" w:sz="6" w:space="0" w:color="D9D9D9"/>
+              <w:left w:val="single" w:sz="6" w:space="0" w:color="D9D9D9"/>
+              <w:bottom w:val="single" w:sz="6" w:space="0" w:color="D9D9D9"/>
+              <w:right w:val="single" w:sz="6" w:space="0" w:color="D9D9D9"/>
+            </w:tcBorders>
+            <w:shd w:val="clear" w:color="auto" w:fill="FFFFFF"/>
+            <w:tcMar>
+              <w:top w:w="80" w:type="dxa"/>
+              <w:left w:w="160" w:type="dxa"/>
+              <w:bottom w:w="80" w:type="dxa"/>
+              <w:right w:w="160" w:type="dxa"/>
+            </w:tcMar>
+            <w:vAlign w:val="center"/>
+          </w:tcPr>
+          <w:p>
+            <w:pPr>
+              <w:jc w:val="left"/>
+              <w:rPr>
+                <w:noProof/>
+                <w:lang w:val="ro-RO"/>
+              </w:rPr>
+            </w:pPr>
+            <w:r>
+              <w:rPr>
+                <w:noProof/>
+                <w:sz w:val="19"/>
+                <w:szCs w:val="19"/>
+                <w:lang w:val="ro-RO"/>
+              </w:rPr>
+              <w:t xml:space="preserve">continuu</w:t>
+            </w:r>
+          </w:p>
+        </w:tc>
+        <w:tc>
+          <w:tcPr>
+            <w:tcW w:w="1500" w:type="dxa"/>
+            <w:tcBorders>
+              <w:top w:val="single" w:sz="6" w:space="0" w:color="D9D9D9"/>
+              <w:left w:val="single" w:sz="6" w:space="0" w:color="D9D9D9"/>
+              <w:bottom w:val="single" w:sz="6" w:space="0" w:color="D9D9D9"/>
+              <w:right w:val="single" w:sz="6" w:space="0" w:color="D9D9D9"/>
+            </w:tcBorders>
+            <w:shd w:val="clear" w:color="auto" w:fill="FFFFFF"/>
+            <w:tcMar>
+              <w:top w:w="80" w:type="dxa"/>
+              <w:left w:w="160" w:type="dxa"/>
+              <w:bottom w:w="80" w:type="dxa"/>
+              <w:right w:w="160" w:type="dxa"/>
+            </w:tcMar>
+            <w:vAlign w:val="center"/>
+          </w:tcPr>
+          <w:p>
+            <w:pPr>
+              <w:jc w:val="left"/>
+              <w:rPr>
+                <w:noProof/>
+                <w:lang w:val="ro-RO"/>
+              </w:rPr>
+            </w:pPr>
+            <w:r>
+              <w:rPr>
+                <w:noProof/>
+                <w:sz w:val="19"/>
+                <w:szCs w:val="19"/>
+                <w:lang w:val="ro-RO"/>
+              </w:rPr>
+              <w:t xml:space="preserve">–</w:t>
+            </w:r>
+          </w:p>
+        </w:tc>
+      </w:tr>
+      <w:tr>
+        <w:trPr>
+          <w:cantSplit/>
+        </w:trPr>
+        <w:tc>
+          <w:tcPr>
+            <w:tcW w:w="700" w:type="dxa"/>
+            <w:tcBorders>
+              <w:top w:val="single" w:sz="6" w:space="0" w:color="D9D9D9"/>
+              <w:left w:val="single" w:sz="6" w:space="0" w:color="D9D9D9"/>
+              <w:bottom w:val="single" w:sz="6" w:space="0" w:color="D9D9D9"/>
+              <w:right w:val="single" w:sz="6" w:space="0" w:color="D9D9D9"/>
+            </w:tcBorders>
+            <w:shd w:val="clear" w:color="auto" w:fill="FFFFFF"/>
+            <w:tcMar>
+              <w:top w:w="80" w:type="dxa"/>
+              <w:left w:w="160" w:type="dxa"/>
+              <w:bottom w:w="80" w:type="dxa"/>
+              <w:right w:w="160" w:type="dxa"/>
+            </w:tcMar>
+            <w:vAlign w:val="center"/>
+          </w:tcPr>
+          <w:p>
+            <w:pPr>
+              <w:jc w:val="left"/>
+              <w:rPr>
+                <w:noProof/>
+                <w:lang w:val="ro-RO"/>
+              </w:rPr>
+            </w:pPr>
+            <w:r>
+              <w:rPr>
+                <w:noProof/>
+                <w:sz w:val="19"/>
+                <w:szCs w:val="19"/>
+                <w:lang w:val="ro-RO"/>
+              </w:rPr>
               <w:t xml:space="preserve">7</w:t>
             </w:r>
           </w:p>
@@ -47330,7 +48209,7 @@
                 <w:szCs w:val="19"/>
                 <w:lang w:val="ro-RO"/>
               </w:rPr>
-              <w:t xml:space="preserve">Cesiunea drepturilor Andu → ARTEMIS (codul și designul pre-proiect) + registrul licențelor open-source (MIT/OFL)</w:t>
+              <w:t xml:space="preserve">Cesiunea drepturilor Andu → ARTEMIS (codul și designul pre-proiect) + registrul licențelor open-source (MIT/OFL); vizibilitatea publică a depozitului nu e o licență (nu are licență open-source declarată, în afară de SOUL Bridge — MIT)</w:t>
             </w:r>
           </w:p>
         </w:tc>
@@ -47443,7 +48322,7 @@
           <w:noProof/>
           <w:lang w:val="ro-RO"/>
         </w:rPr>
-        <w:t xml:space="preserve"> numărul și data cererilor EUIPO (design ≤ L5, marcă ≤ L6), raportul de brevetabilitate (L18). </w:t>
+        <w:t xml:space="preserve"> numărul și data cererilor EUIPO (marcă ≤ L6, design pentru elementele noi ≤ L18; cererea pentru forma MĂRGĂRITAR, depusă înainte de 24.09.2027, se anexează ca dovadă, fără finanțare din proiect), raportul de brevetabilitate (L18). </w:t>
       </w:r>
       <w:r>
         <w:rPr>
@@ -47490,7 +48369,22 @@
           <w:noProof/>
           <w:lang w:val="ro-RO"/>
         </w:rPr>
-        <w:t xml:space="preserve"> codul terț (MIT/OFL) rămâne sub licențele sale; motorul ochilor poate fi publicat open-source după depunerea cererilor IP, ca strategie de standardizare.</w:t>
+        <w:t xml:space="preserve"> codul terț (MIT/OFL) rămâne sub licențele sale; SOUL Bridge e deja open source (MIT); restul codului (inclusiv motorul ochilor) e vizibil în depozitul public, dar fără licență open-source declarată (toate drepturile rezervate) </w:t>
+      </w:r>
+      <w:r>
+        <w:rPr>
+          <w:noProof/>
+          <w:highlight w:val="yellow"/>
+          <w:lang w:val="ro-RO"/>
+        </w:rPr>
+        <w:t xml:space="preserve">[A: decide: depozit privat sau licență explicită]</w:t>
+      </w:r>
+      <w:r>
+        <w:rPr>
+          <w:noProof/>
+          <w:lang w:val="ro-RO"/>
+        </w:rPr>
+        <w:t xml:space="preserve">.</w:t>
       </w:r>
     </w:p>
     <w:p>
@@ -47899,7 +48793,7 @@
                 <w:szCs w:val="19"/>
                 <w:lang w:val="ro-RO"/>
               </w:rPr>
-              <w:t xml:space="preserve">286.000</w:t>
+              <w:t xml:space="preserve">192.000</w:t>
             </w:r>
           </w:p>
         </w:tc>
@@ -47935,7 +48829,7 @@
                 <w:szCs w:val="19"/>
                 <w:lang w:val="ro-RO"/>
               </w:rPr>
-              <w:t xml:space="preserve">1.305.000</w:t>
+              <w:t xml:space="preserve">935.000</w:t>
             </w:r>
           </w:p>
         </w:tc>
@@ -47971,7 +48865,7 @@
                 <w:szCs w:val="19"/>
                 <w:lang w:val="ro-RO"/>
               </w:rPr>
-              <w:t xml:space="preserve">2.944.000</w:t>
+              <w:t xml:space="preserve">2.213.000</w:t>
             </w:r>
           </w:p>
         </w:tc>
@@ -48007,7 +48901,7 @@
                 <w:szCs w:val="19"/>
                 <w:lang w:val="ro-RO"/>
               </w:rPr>
-              <w:t xml:space="preserve">5.710.000</w:t>
+              <w:t xml:space="preserve">4.250.000</w:t>
             </w:r>
           </w:p>
         </w:tc>
@@ -48043,7 +48937,7 @@
                 <w:szCs w:val="19"/>
                 <w:lang w:val="ro-RO"/>
               </w:rPr>
-              <w:t xml:space="preserve">9.632.000</w:t>
+              <w:t xml:space="preserve">7.077.000</w:t>
             </w:r>
           </w:p>
         </w:tc>
@@ -48120,7 +49014,7 @@
                 <w:szCs w:val="19"/>
                 <w:lang w:val="ro-RO"/>
               </w:rPr>
-              <w:t xml:space="preserve">286.000</w:t>
+              <w:t xml:space="preserve">192.000</w:t>
             </w:r>
           </w:p>
         </w:tc>
@@ -48156,7 +49050,7 @@
                 <w:szCs w:val="19"/>
                 <w:lang w:val="ro-RO"/>
               </w:rPr>
-              <w:t xml:space="preserve">1.305.000</w:t>
+              <w:t xml:space="preserve">935.000</w:t>
             </w:r>
           </w:p>
         </w:tc>
@@ -48192,7 +49086,7 @@
                 <w:szCs w:val="19"/>
                 <w:lang w:val="ro-RO"/>
               </w:rPr>
-              <w:t xml:space="preserve">2.944.000</w:t>
+              <w:t xml:space="preserve">2.213.000</w:t>
             </w:r>
           </w:p>
         </w:tc>
@@ -48228,7 +49122,7 @@
                 <w:szCs w:val="19"/>
                 <w:lang w:val="ro-RO"/>
               </w:rPr>
-              <w:t xml:space="preserve">5.710.000</w:t>
+              <w:t xml:space="preserve">4.250.000</w:t>
             </w:r>
           </w:p>
         </w:tc>
@@ -48264,7 +49158,7 @@
                 <w:szCs w:val="19"/>
                 <w:lang w:val="ro-RO"/>
               </w:rPr>
-              <w:t xml:space="preserve">9.632.000</w:t>
+              <w:t xml:space="preserve">7.077.000</w:t>
             </w:r>
           </w:p>
         </w:tc>
@@ -48567,7 +49461,7 @@
                 <w:szCs w:val="19"/>
                 <w:lang w:val="ro-RO"/>
               </w:rPr>
-              <w:t xml:space="preserve">688.000</w:t>
+              <w:t xml:space="preserve">678.000</w:t>
             </w:r>
           </w:p>
         </w:tc>
@@ -48603,7 +49497,7 @@
                 <w:szCs w:val="19"/>
                 <w:lang w:val="ro-RO"/>
               </w:rPr>
-              <w:t xml:space="preserve">1.519.000</w:t>
+              <w:t xml:space="preserve">1.473.000</w:t>
             </w:r>
           </w:p>
         </w:tc>
@@ -48639,7 +49533,7 @@
                 <w:szCs w:val="19"/>
                 <w:lang w:val="ro-RO"/>
               </w:rPr>
-              <w:t xml:space="preserve">2.436.000</w:t>
+              <w:t xml:space="preserve">2.334.000</w:t>
             </w:r>
           </w:p>
         </w:tc>
@@ -48675,7 +49569,7 @@
                 <w:szCs w:val="19"/>
                 <w:lang w:val="ro-RO"/>
               </w:rPr>
-              <w:t xml:space="preserve">3.663.000</w:t>
+              <w:t xml:space="preserve">3.443.000</w:t>
             </w:r>
           </w:p>
         </w:tc>
@@ -48711,7 +49605,7 @@
                 <w:szCs w:val="19"/>
                 <w:lang w:val="ro-RO"/>
               </w:rPr>
-              <w:t xml:space="preserve">5.449.000</w:t>
+              <w:t xml:space="preserve">5.039.000</w:t>
             </w:r>
           </w:p>
         </w:tc>
@@ -49231,7 +50125,7 @@
                 <w:szCs w:val="19"/>
                 <w:lang w:val="ro-RO"/>
               </w:rPr>
-              <w:t xml:space="preserve">-381.000</w:t>
+              <w:t xml:space="preserve">-466.000</w:t>
             </w:r>
           </w:p>
         </w:tc>
@@ -49267,7 +50161,7 @@
                 <w:szCs w:val="19"/>
                 <w:lang w:val="ro-RO"/>
               </w:rPr>
-              <w:t xml:space="preserve">-152.000</w:t>
+              <w:t xml:space="preserve">-477.000</w:t>
             </w:r>
           </w:p>
         </w:tc>
@@ -49303,7 +50197,7 @@
                 <w:szCs w:val="19"/>
                 <w:lang w:val="ro-RO"/>
               </w:rPr>
-              <w:t xml:space="preserve">630.000</w:t>
+              <w:t xml:space="preserve">2.000</w:t>
             </w:r>
           </w:p>
         </w:tc>
@@ -49339,7 +50233,7 @@
                 <w:szCs w:val="19"/>
                 <w:lang w:val="ro-RO"/>
               </w:rPr>
-              <w:t xml:space="preserve">2.200.000</w:t>
+              <w:t xml:space="preserve">959.000</w:t>
             </w:r>
           </w:p>
         </w:tc>
@@ -49375,7 +50269,7 @@
                 <w:szCs w:val="19"/>
                 <w:lang w:val="ro-RO"/>
               </w:rPr>
-              <w:t xml:space="preserve">4.366.000</w:t>
+              <w:t xml:space="preserve">2.221.000</w:t>
             </w:r>
           </w:p>
         </w:tc>
@@ -49452,7 +50346,7 @@
                 <w:szCs w:val="19"/>
                 <w:lang w:val="ro-RO"/>
               </w:rPr>
-              <w:t xml:space="preserve">-401.000</w:t>
+              <w:t xml:space="preserve">-486.000</w:t>
             </w:r>
           </w:p>
         </w:tc>
@@ -49488,7 +50382,7 @@
                 <w:szCs w:val="19"/>
                 <w:lang w:val="ro-RO"/>
               </w:rPr>
-              <w:t xml:space="preserve">-213.000</w:t>
+              <w:t xml:space="preserve">-538.000</w:t>
             </w:r>
           </w:p>
         </w:tc>
@@ -49524,7 +50418,7 @@
                 <w:szCs w:val="19"/>
                 <w:lang w:val="ro-RO"/>
               </w:rPr>
-              <w:t xml:space="preserve">508.000</w:t>
+              <w:t xml:space="preserve">-121.000</w:t>
             </w:r>
           </w:p>
         </w:tc>
@@ -49560,7 +50454,7 @@
                 <w:szCs w:val="19"/>
                 <w:lang w:val="ro-RO"/>
               </w:rPr>
-              <w:t xml:space="preserve">1.737.000</w:t>
+              <w:t xml:space="preserve">806.000</w:t>
             </w:r>
           </w:p>
         </w:tc>
@@ -49596,7 +50490,7 @@
                 <w:szCs w:val="19"/>
                 <w:lang w:val="ro-RO"/>
               </w:rPr>
-              <w:t xml:space="preserve">3.514.000</w:t>
+              <w:t xml:space="preserve">1.765.000</w:t>
             </w:r>
           </w:p>
         </w:tc>
@@ -49894,7 +50788,7 @@
                 <w:szCs w:val="19"/>
                 <w:lang w:val="ro-RO"/>
               </w:rPr>
-              <w:t xml:space="preserve">precomenzi Founders; fonduri proprii; EUIPO SME Fund; EDIH</w:t>
+              <w:t xml:space="preserve">vânzări (prima serie); fonduri proprii; EUIPO SME Fund; EDIH</w:t>
             </w:r>
           </w:p>
         </w:tc>
@@ -50368,7 +51262,23 @@
           <w:noProof/>
           <w:lang w:val="ro-RO"/>
         </w:rPr>
-        <w:t xml:space="preserve"> An 1: 25 Founders × 349 € + 150 Batch 1 × 299 €; An 2: 150 × 299 € + 700 Standard × 279 €; An 3: 2.000 × 259 €; An 4: 4.000 × 249 €; An 5: 7.000 × 239 € (preț net mediu, după marja distribuitorilor). Reperele de preț sunt în §3.3 (OpenAI × Ive 300–400 $, STARBOY 349 $, Loona DeskMate 299 $).</w:t>
+        <w:t xml:space="preserve"> An 1: prima serie (25) + 150 de unități Batch 1, la 249 €; An 2: 850 × 249 €; An 3: 2.000 × 239 €; An 4: 4.000 × 229 €; An 5: 7.000 × 219 € (prețuri cu TVA inclusă; preț mediu încasat după marja distribuitorilor; prețul de listă rămâne „de la 249 €”). </w:t>
+      </w:r>
+      <w:r>
+        <w:rPr>
+          <w:b/>
+          <w:bCs/>
+          <w:noProof/>
+          <w:lang w:val="ro-RO"/>
+        </w:rPr>
+        <w:t xml:space="preserve">Veniturile sunt modelate fără TVA</w:t>
+      </w:r>
+      <w:r>
+        <w:rPr>
+          <w:noProof/>
+          <w:lang w:val="ro-RO"/>
+        </w:rPr>
+        <w:t xml:space="preserve"> (împărțite la 1,21, ≈ 206 € net la 249 €), pentru că presupunem că ARTEMIS devine plătitoare de TVA (plafonul de 395.000 lei se socotește cu tot cu activitatea curentă) și vânzările B2C la distanță în alte state UE peste 10.000 €/an trec prin OSS (TVA-ul statului cumpărătorului; folosim 21 % ca medie [E]). Reperele de preț sunt în §3.3 (OpenAI × Ive 300–400 $, STARBOY 349 $, Loona DeskMate 299 $).</w:t>
       </w:r>
     </w:p>
     <w:p>
@@ -50400,7 +51310,7 @@
           <w:noProof/>
           <w:lang w:val="ro-RO"/>
         </w:rPr>
-        <w:t xml:space="preserve"> 7.000 de unități în An 5 ≈ 3–14 % din piața adresabilă estimată în §3.1 (50–250 mii de unități în nișa „dispozitiv AI dedicat premium, BYO-AI, UE-first”), adică ≈ 0,014 % din cei ~50 M de utilizatori profesionali de AI generativ din UE.</w:t>
+        <w:t xml:space="preserve"> 7.000 de unități în An 5 ≈ 3–14 % din piața adresabilă estimată în §3.1 (50–250 mii de unități în nișa „dispozitiv AI dedicat premium, cu AI-ul proprietarului, UE-first”), adică ≈ 0,014 % din cei ~50 M de utilizatori profesionali de AI generativ din UE.</w:t>
       </w:r>
     </w:p>
     <w:p>
@@ -50432,7 +51342,7 @@
           <w:noProof/>
           <w:lang w:val="ro-RO"/>
         </w:rPr>
-        <w:t xml:space="preserve"> An 1: 175 de clienți (25 din lista de așteptare + 150 din crowdfunding/magazin); conversie listă → cumpărător 2–10 % (referințe de crowdfunding, research 01); 20–50 de clienți B2B în An 3–5.</w:t>
+        <w:t xml:space="preserve"> An 1: 175 de clienți (prima serie din lista de așteptare + 150 din magazin/crowdfunding); conversie listă → cumpărător 2–10 % (referințe de crowdfunding, research 01); 20–50 de clienți B2B în An 3–5.</w:t>
       </w:r>
     </w:p>
     <w:p>
@@ -50464,7 +51374,7 @@
           <w:noProof/>
           <w:lang w:val="ro-RO"/>
         </w:rPr>
-        <w:t xml:space="preserve"> COGS 190 € (Founders, loturi mici CNC) → 150 € (Batch 1) → 110 € → 80 € → 65 € → 60 € (An 5, PCB cu modul certificat, carcasă la volum); logistică, plăți și garanții 8 % din venitul hardware; CAC 20–30 €/unitate + costuri fixe de marketing și suport.</w:t>
+        <w:t xml:space="preserve"> COGS 190 € (prima serie, loturi mici CNC) → 150 € (Batch 1) → 110 € → 80 € → 65 € → 60 € (An 5, PCB cu modul certificat, carcasă la volum); logistică, plăți și garanții 8 % din venitul hardware; CAC 20–30 €/unitate + costuri fixe de marketing și suport.</w:t>
       </w:r>
     </w:p>
     <w:p>
@@ -50489,14 +51399,30 @@
           <w:noProof/>
           <w:lang w:val="ro-RO"/>
         </w:rPr>
-        <w:t xml:space="preserve">Ipoteza 5 — venituri recurente [E]:</w:t>
+        <w:t xml:space="preserve">Ipoteza 5 — alte venituri [E]:</w:t>
       </w:r>
       <w:r>
         <w:rPr>
           <w:noProof/>
           <w:lang w:val="ro-RO"/>
         </w:rPr>
-        <w:t xml:space="preserve"> serviciu opțional voce/memorie 4 €/lună, adoptat de 15 % din baza instalată din An 2 (cost direct 50 % din venit: API AI + voce, 1–4 $/utilizator/lună, research 04); accesorii și piese de schimb 5 % din venitul hardware; licențiere B2B 20/40/60 k€ în An 3/4/5.</w:t>
+        <w:t xml:space="preserve"> accesorii și piese de schimb 5 % din venitul hardware; licențiere B2B 20/40/60 k€ în An 3/4/5. </w:t>
+      </w:r>
+      <w:r>
+        <w:rPr>
+          <w:b/>
+          <w:bCs/>
+          <w:noProof/>
+          <w:lang w:val="ro-RO"/>
+        </w:rPr>
+        <w:t xml:space="preserve">Fără venituri din AI:</w:t>
+      </w:r>
+      <w:r>
+        <w:rPr>
+          <w:noProof/>
+          <w:lang w:val="ro-RO"/>
+        </w:rPr>
+        <w:t xml:space="preserve"> SOUL nu include și nu revinde AI; eventualele servicii SOUL Cloud opționale (backup, sincronizare) nu sunt incluse în proiecție.</w:t>
       </w:r>
     </w:p>
     <w:p>
@@ -50536,7 +51462,7 @@
           <w:highlight w:val="yellow"/>
           <w:lang w:val="ro-RO"/>
         </w:rPr>
-        <w:t xml:space="preserve">[Ct: confirmă regimul fiscal]</w:t>
+        <w:t xml:space="preserve">[Ct: confirmă regimul fiscal (micro/profit) și momentul înregistrării în scopuri de TVA + OSS; ARTEMIS e azi neplătitoare de TVA]</w:t>
       </w:r>
       <w:r>
         <w:rPr>
@@ -50568,14 +51494,14 @@
           <w:noProof/>
           <w:lang w:val="ro-RO"/>
         </w:rPr>
-        <w:t xml:space="preserve">Scenariu prudent (−50 % unități, −10 % preț):</w:t>
+        <w:t xml:space="preserve">Scenariu prudent (−50 % unități, −10 % preț) [E]:</w:t>
       </w:r>
       <w:r>
         <w:rPr>
           <w:noProof/>
           <w:lang w:val="ro-RO"/>
         </w:rPr>
-        <w:t xml:space="preserve"> EBITDA negativ în An 1–3 și pozitiv din An 4 (≈ 0,4 M lei), ≈ 1,3 M lei în An 5; pierderile din An 1–3 se acoperă din precomenzi, finanțări nerambursabile (PR BI 1.2/Eurostars) și, după durabilitate, capital.</w:t>
+        <w:t xml:space="preserve"> EBITDA negativ în An 1–4 și pozitiv din An 5 (≈ 0,3 M lei), ≈ 0,3 M lei în An 5; pierderile din primii ani se acoperă din vânzări, finanțări nerambursabile (PR BI 1.2/Eurostars) și, după durabilitate, capital.</w:t>
       </w:r>
     </w:p>
     <w:p>
@@ -50904,7 +51830,7 @@
                 <w:noProof/>
                 <w:lang w:val="ro-RO"/>
               </w:rPr>
-              <w:t xml:space="preserve">Eșec de cercetare: H1/H3/H4 nu se validează (fps &lt; 30 pe RGB, atenuare RF &gt; 6 dB, latență &gt; prag)</w:t>
+              <w:t xml:space="preserve">Eșec de cercetare: H1/H3/H4/H5 nu se validează (fps &lt; 30 pe RGB, atenuare RF &gt; 6 dB, latență &gt; prag, autonomie &lt; 24 h cu 1500 mAh)</w:t>
             </w:r>
           </w:p>
         </w:tc>
@@ -51011,7 +51937,7 @@
                 <w:noProof/>
                 <w:lang w:val="ro-RO"/>
               </w:rPr>
-              <w:t xml:space="preserve">poarta IE2 la L14 (≤ 2/3); alternative tehnice pregătite (randare parțială, bounce-buffers, fereastră radio mai mare, antenă externă în talpă, server mai aproape/model mai mic); dacă tot nu merge → Anexa 17, se decontează max. 50 % și nu cumpărăm activele pentru TRL 5 înainte de poartă</w:t>
+              <w:t xml:space="preserve">poarta IE2 la L14 (≤ 2/3); alternative tehnice pregătite (randare parțială, bounce-buffers, fereastră radio mai mare, antenă externă în talpă, alt model AI ales de proprietar, mai mult somn al ecranului/celulă mai mare dacă încape); dacă tot nu merge → Anexa 17, se decontează max. 50 % și nu cumpărăm activele pentru TRL 5 înainte de poartă</w:t>
             </w:r>
           </w:p>
         </w:tc>
@@ -51810,7 +52736,7 @@
                 <w:noProof/>
                 <w:lang w:val="ro-RO"/>
               </w:rPr>
-              <w:t xml:space="preserve">ARTEMIS devine plătitoare de TVA → TVA neeligibilă</w:t>
+              <w:t xml:space="preserve">ARTEMIS devine plătitoare de TVA (plafonul de 395.000 lei poate fi depășit din activitatea curentă KREA/MundiShop sau, după proiect, din vânzările SOUL) → TVA neeligibilă în proiect; după proiect, vânzările se taxează (OSS pentru vânzările B2C la distanță în UE peste 10.000 €/an)</w:t>
             </w:r>
           </w:p>
         </w:tc>
@@ -51916,7 +52842,7 @@
                 <w:noProof/>
                 <w:lang w:val="ro-RO"/>
               </w:rPr>
-              <w:t xml:space="preserve">monitorizare lunară a CA; notificarea AM-ului; reducerea TVA din buget</w:t>
+              <w:t xml:space="preserve">monitorizare lunară a CA; notificarea AM-ului; reducerea TVA din buget; proiecția post-PoC e calculată deja fără TVA (prețul de listă de 249 € include TVA, ≈ 206 € net); înregistrare OSS înainte de primele vânzări în alte state UE</w:t>
             </w:r>
           </w:p>
         </w:tc>
@@ -52172,7 +53098,7 @@
                 <w:noProof/>
                 <w:lang w:val="ro-RO"/>
               </w:rPr>
-              <w:t xml:space="preserve">Dependența de API-uri terțe (Claude/OpenAI/STT/TTS)</w:t>
+              <w:t xml:space="preserve">Dependența de furnizorii de AI și de politicile lor (abonamentele Claude Pro/Max nu pot fi folosite de dispozitive terțe; „Sign in with ChatGPT” cere aprobarea OpenAI)</w:t>
             </w:r>
           </w:p>
         </w:tc>
@@ -52208,7 +53134,7 @@
                 <w:szCs w:val="19"/>
                 <w:lang w:val="ro-RO"/>
               </w:rPr>
-              <w:t xml:space="preserve">Redusă</w:t>
+              <w:t xml:space="preserve">Medie</w:t>
             </w:r>
           </w:p>
         </w:tc>
@@ -52278,7 +53204,7 @@
                 <w:noProof/>
                 <w:lang w:val="ro-RO"/>
               </w:rPr>
-              <w:t xml:space="preserve">modul offline; mai mulți furnizori; server UE propriu</w:t>
+              <w:t xml:space="preserve">modul offline complet; AI-ul proprietarului prin cheia lui API sau prin conectorul din aplicația Claude; mai mulți furnizori; nu promitem funcții care depind de aprobări neobținute; SOUL nu include și nu revinde AI</w:t>
             </w:r>
           </w:p>
         </w:tc>
@@ -52534,7 +53460,7 @@
                 <w:noProof/>
                 <w:lang w:val="ro-RO"/>
               </w:rPr>
-              <w:t xml:space="preserve">Conflict cu planul Founders 00 (vânzarea a 25 buc. cu CE în primăvara 2027): dacă SOUL M e vândut/certificat înainte de contract, proiectul pare „demarat/finalizat” și TRL &gt; 5</w:t>
+              <w:t xml:space="preserve">Vânzare sau certificare CE înainte de contract: proiectul ar părea „demarat/finalizat” și TRL &gt; 5</w:t>
             </w:r>
           </w:p>
         </w:tc>
@@ -52570,7 +53496,7 @@
                 <w:szCs w:val="19"/>
                 <w:lang w:val="ro-RO"/>
               </w:rPr>
-              <w:t xml:space="preserve">Mare, dacă nu se decide</w:t>
+              <w:t xml:space="preserve">Redusă (decizia din 26.09.2026)</w:t>
             </w:r>
           </w:p>
         </w:tc>
@@ -52640,15 +53566,7 @@
                 <w:noProof/>
                 <w:lang w:val="ro-RO"/>
               </w:rPr>
-              <w:t xml:space="preserve">nu certificăm CE și nu vindem SOUL M înainte de contract; waitlist-ul rămâne (e dovadă de piață); Founders 00 devine pasul post-PoC </w:t>
-            </w:r>
-            <w:r>
-              <w:rPr>
-                <w:noProof/>
-                <w:highlight w:val="yellow"/>
-                <w:lang w:val="ro-RO"/>
-              </w:rPr>
-              <w:t xml:space="preserve">[A: decizie de confirmat de Andu]</w:t>
+              <w:t xml:space="preserve">fără ediție Founders; pe site doar listă de așteptare, nicio rezervare sau plată; magazinul Shopify nu se deschide pentru vânzare și SOUL nu se certifică CE înainte de contract; prima serie (10–25 buc.) e pasul post-PoC</w:t>
             </w:r>
           </w:p>
         </w:tc>
@@ -53010,7 +53928,7 @@
                 <w:noProof/>
                 <w:lang w:val="ro-RO"/>
               </w:rPr>
-              <w:t xml:space="preserve">căutare TMview acum; marcă figurativă/compusă ca rezervă; designul protejează forma oricum</w:t>
+              <w:t xml:space="preserve">căutare TMview acum; marcă figurativă/compusă ca rezervă; designul (depus înainte de 24.09.2027) protejează forma oricum</w:t>
             </w:r>
           </w:p>
         </w:tc>

--- a/micul-smecher/investors/poc-1.1/dosar/draft/Anexa_3_Plan_Afaceri_SOUL_DRAFT.docx
+++ b/micul-smecher/investors/poc-1.1/dosar/draft/Anexa_3_Plan_Afaceri_SOUL_DRAFT.docx
@@ -4100,7 +4100,7 @@
           <w:noProof/>
           <w:lang w:val="ro-RO"/>
         </w:rPr>
-        <w:t xml:space="preserve">191.308 €</w:t>
+        <w:t xml:space="preserve">191.240 €</w:t>
       </w:r>
       <w:r>
         <w:rPr>
@@ -29398,7 +29398,7 @@
                 <w:szCs w:val="19"/>
                 <w:lang w:val="ro-RO"/>
               </w:rPr>
-              <w:t xml:space="preserve">≥ 200 MHz, ≥ 1 GSa/s, decodare I²C/SPI/UART/I²S; RoHS</w:t>
+              <w:t xml:space="preserve">≥ 200 MHz, ≥ 1 GSa/s, decodare I²C/SPI/UART (decodare I²S de dorit, nu obligatorie); RoHS</w:t>
             </w:r>
           </w:p>
         </w:tc>
@@ -29470,7 +29470,7 @@
                 <w:szCs w:val="19"/>
                 <w:lang w:val="ro-RO"/>
               </w:rPr>
-              <w:t xml:space="preserve">7.635</w:t>
+              <w:t xml:space="preserve">4.225</w:t>
             </w:r>
           </w:p>
         </w:tc>
@@ -29506,7 +29506,7 @@
                 <w:szCs w:val="19"/>
                 <w:lang w:val="ro-RO"/>
               </w:rPr>
-              <w:t xml:space="preserve">7.635</w:t>
+              <w:t xml:space="preserve">4.225</w:t>
             </w:r>
           </w:p>
         </w:tc>
@@ -29614,7 +29614,7 @@
                 <w:szCs w:val="19"/>
                 <w:lang w:val="ro-RO"/>
               </w:rPr>
-              <w:t xml:space="preserve">≥ 3 GHz (acoperă 2,4 GHz BLE/Wi-Fi), tracking generator opțional</w:t>
+              <w:t xml:space="preserve">≥ 3 GHz (acoperă 2,4 GHz BLE/Wi-Fi), cu tracking generator</w:t>
             </w:r>
           </w:p>
         </w:tc>
@@ -29686,7 +29686,7 @@
                 <w:szCs w:val="19"/>
                 <w:lang w:val="ro-RO"/>
               </w:rPr>
-              <w:t xml:space="preserve">17.815</w:t>
+              <w:t xml:space="preserve">12.420</w:t>
             </w:r>
           </w:p>
         </w:tc>
@@ -29722,7 +29722,7 @@
                 <w:szCs w:val="19"/>
                 <w:lang w:val="ro-RO"/>
               </w:rPr>
-              <w:t xml:space="preserve">17.815</w:t>
+              <w:t xml:space="preserve">12.420</w:t>
             </w:r>
           </w:p>
         </w:tc>
@@ -29799,7 +29799,7 @@
                 <w:szCs w:val="19"/>
                 <w:lang w:val="ro-RO"/>
               </w:rPr>
-              <w:t xml:space="preserve">Analizor de consum / source-measure</w:t>
+              <w:t xml:space="preserve">Analizor de consum (Joulescope JS320 sau echivalent)</w:t>
             </w:r>
           </w:p>
         </w:tc>
@@ -29902,7 +29902,7 @@
                 <w:szCs w:val="19"/>
                 <w:lang w:val="ro-RO"/>
               </w:rPr>
-              <w:t xml:space="preserve">5.090</w:t>
+              <w:t xml:space="preserve">4.479</w:t>
             </w:r>
           </w:p>
         </w:tc>
@@ -29938,7 +29938,7 @@
                 <w:szCs w:val="19"/>
                 <w:lang w:val="ro-RO"/>
               </w:rPr>
-              <w:t xml:space="preserve">5.090</w:t>
+              <w:t xml:space="preserve">4.479</w:t>
             </w:r>
           </w:p>
         </w:tc>
@@ -30777,7 +30777,7 @@
                 <w:szCs w:val="19"/>
                 <w:lang w:val="ro-RO"/>
               </w:rPr>
-              <w:t xml:space="preserve">65.152</w:t>
+              <w:t xml:space="preserve">55.736</w:t>
             </w:r>
           </w:p>
         </w:tc>
@@ -30813,7 +30813,7 @@
                 <w:noProof/>
                 <w:lang w:val="ro-RO"/>
               </w:rPr>
-              <w:t xml:space="preserve">12.800 € fără TVA (15.488 € cu TVA 21 %, liniile 5–10)</w:t>
+              <w:t xml:space="preserve">10.950 € fără TVA (13.249 € cu TVA 21 %, liniile 5–10)</w:t>
             </w:r>
           </w:p>
         </w:tc>
@@ -30832,7 +30832,7 @@
           <w:noProof/>
           <w:lang w:val="ro-RO"/>
         </w:rPr>
-        <w:t xml:space="preserve">Valorile sunt estimări [E] la cursul orientativ de 5,09 lei/€, până la primirea a câte 2 oferte pe linie; cursul se înlocuiește cu InforEuro din ghidul final. Toate echipamentele sunt noi (nu second-hand) și se achiziționează conform Ordinului MFE 1284/2016, după depunere.</w:t>
+        <w:t xml:space="preserve">Valorile pentru osciloscop, analizorul de spectru și analizorul de consum (liniile 5–7) se bazează pe prețuri publice verificate (12.10.2026); celelalte sunt estimări [E]. Pentru fiecare linie se obțin câte 2 oferte înainte de achiziție. Conversia folosește cursul orientativ de 5,09 lei/€; cursul se înlocuiește cu InforEuro din ghidul final. Toate echipamentele sunt noi (nu second-hand) și se achiziționează conform Ordinului MFE 1284/2016, după depunere.</w:t>
       </w:r>
     </w:p>
     <w:p>
@@ -31158,7 +31158,7 @@
                 <w:szCs w:val="19"/>
                 <w:lang w:val="ro-RO"/>
               </w:rPr>
-              <w:t xml:space="preserve">5.345</w:t>
+              <w:t xml:space="preserve">5.344</w:t>
             </w:r>
           </w:p>
         </w:tc>
@@ -31235,7 +31235,7 @@
                 <w:szCs w:val="19"/>
                 <w:lang w:val="ro-RO"/>
               </w:rPr>
-              <w:t xml:space="preserve">Cerere de desen/model industrial UE multiplu (corp SOUL M + capsula OU) — taxe EUIPO</w:t>
+              <w:t xml:space="preserve">Cerere de desen/model industrial UE multiplu, 2 designuri, pentru elementele noi, nepublicate, din proiect (ex. forma rev B a carcasei și a capsulei OU, dacă diferă de cele publice; interfața grafică finală) — taxe EUIPO</w:t>
             </w:r>
           </w:p>
         </w:tc>
@@ -31307,7 +31307,7 @@
                 <w:szCs w:val="19"/>
                 <w:lang w:val="ro-RO"/>
               </w:rPr>
-              <w:t xml:space="preserve">4.785</w:t>
+              <w:t xml:space="preserve">2.418</w:t>
             </w:r>
           </w:p>
         </w:tc>
@@ -31343,7 +31343,7 @@
                 <w:szCs w:val="19"/>
                 <w:lang w:val="ro-RO"/>
               </w:rPr>
-              <w:t xml:space="preserve">protecția formei produsului înainte de publicare (A6, R3)</w:t>
+              <w:t xml:space="preserve">protecția elementelor noi înainte de publicarea lor (A6, R3); fără TVA. Forma MĂRGĂRITAR (corpul SOUL M și capsula OU), deja publică, se depune separat, înainte de 24.09.2027, în afara bugetului</w:t>
             </w:r>
           </w:p>
         </w:tc>
@@ -31843,7 +31843,7 @@
                 <w:szCs w:val="19"/>
                 <w:lang w:val="ro-RO"/>
               </w:rPr>
-              <w:t xml:space="preserve">TOTAL active necorporale</w:t>
+              <w:t xml:space="preserve">TOTAL active necorporale (marcă + design; fără serviciile SaaS de mai sus, care nu se capitalizează)</w:t>
             </w:r>
           </w:p>
         </w:tc>
@@ -31908,7 +31908,7 @@
                 <w:szCs w:val="19"/>
                 <w:lang w:val="ro-RO"/>
               </w:rPr>
-              <w:t xml:space="preserve">10.129</w:t>
+              <w:t xml:space="preserve">7.762</w:t>
             </w:r>
           </w:p>
         </w:tc>
@@ -31944,7 +31944,7 @@
                 <w:noProof/>
                 <w:lang w:val="ro-RO"/>
               </w:rPr>
-              <w:t xml:space="preserve">1.990 € (taxe oficiale, fără TVA, linia 19); consilierul PI este serviciu (linia 20: 6.363 lei fără TVA)</w:t>
+              <w:t xml:space="preserve">1.525 € (taxe oficiale, fără TVA, linia 19: marcă 1.050 € + 2 designuri 475 €); consilierul PI este serviciu (linia 20: 6.363 lei fără TVA)</w:t>
             </w:r>
           </w:p>
         </w:tc>
@@ -33375,7 +33375,7 @@
           <w:noProof/>
           <w:lang w:val="ro-RO"/>
         </w:rPr>
-        <w:t xml:space="preserve"> (identică cu secțiunea Buget din CF; € cu TVA 21 % inclusă — ARTEMIS e neplătitoare de TVA; salarii brute + CAM 2,25 %; prețuri [E] până la primirea ofertelor):</w:t>
+        <w:t xml:space="preserve"> (identică cu secțiunea Buget din CF; € cu TVA 21 % inclusă — ARTEMIS e neplătitoare de TVA; salarii brute + CAM 2,25 %; liniile 5, 6, 7, 19, 21, 23 au la bază prețuri publice verificate (12.10.2026), restul sunt estimări [E] până la primirea ofertelor):</w:t>
       </w:r>
     </w:p>
     <w:p>
@@ -34616,7 +34616,7 @@
                 <w:szCs w:val="17"/>
                 <w:lang w:val="ro-RO"/>
               </w:rPr>
-              <w:t xml:space="preserve">Osciloscop digital 4 canale ≥ 200 MHz (1.500 + TVA)</w:t>
+              <w:t xml:space="preserve">Osciloscop digital 4 canale ≥ 200 MHz, decodare I²C/SPI/UART (I²S de dorit) (830 + TVA)</w:t>
             </w:r>
           </w:p>
         </w:tc>
@@ -34727,7 +34727,7 @@
                 <w:szCs w:val="17"/>
                 <w:lang w:val="ro-RO"/>
               </w:rPr>
-              <w:t xml:space="preserve">1.815</w:t>
+              <w:t xml:space="preserve">1.004</w:t>
             </w:r>
           </w:p>
         </w:tc>
@@ -34806,7 +34806,7 @@
                 <w:szCs w:val="17"/>
                 <w:lang w:val="ro-RO"/>
               </w:rPr>
-              <w:t xml:space="preserve">Analizor de spectru ≥ 3 GHz (3.500 + TVA)</w:t>
+              <w:t xml:space="preserve">Analizor de spectru ≥ 3 GHz, cu tracking generator (2.440 + TVA)</w:t>
             </w:r>
           </w:p>
         </w:tc>
@@ -34917,7 +34917,7 @@
                 <w:szCs w:val="17"/>
                 <w:lang w:val="ro-RO"/>
               </w:rPr>
-              <w:t xml:space="preserve">4.235</w:t>
+              <w:t xml:space="preserve">2.952</w:t>
             </w:r>
           </w:p>
         </w:tc>
@@ -34996,7 +34996,7 @@
                 <w:szCs w:val="17"/>
                 <w:lang w:val="ro-RO"/>
               </w:rPr>
-              <w:t xml:space="preserve">Analizor de consum / source-measure (1.000 + TVA)</w:t>
+              <w:t xml:space="preserve">Analizor de consum (Joulescope JS320 sau echivalent) (880 + TVA)</w:t>
             </w:r>
           </w:p>
         </w:tc>
@@ -35107,7 +35107,7 @@
                 <w:szCs w:val="17"/>
                 <w:lang w:val="ro-RO"/>
               </w:rPr>
-              <w:t xml:space="preserve">1.210</w:t>
+              <w:t xml:space="preserve">1.065</w:t>
             </w:r>
           </w:p>
         </w:tc>
@@ -36326,7 +36326,7 @@
                 <w:szCs w:val="17"/>
                 <w:lang w:val="ro-RO"/>
               </w:rPr>
-              <w:t xml:space="preserve">Pre-testare EMC/RF, 2 sesiuni (4.000 + TVA)</w:t>
+              <w:t xml:space="preserve">Pre-testare EMC/RF, 2 sesiuni: EMC EN 301 489-1/-17 (≈ 4.610) + radio EN 300 328 (≈ 2.390, [E]) (7.000 + TVA)</w:t>
             </w:r>
           </w:p>
         </w:tc>
@@ -36437,7 +36437,7 @@
                 <w:szCs w:val="17"/>
                 <w:lang w:val="ro-RO"/>
               </w:rPr>
-              <w:t xml:space="preserve">4.840</w:t>
+              <w:t xml:space="preserve">8.470</w:t>
             </w:r>
           </w:p>
         </w:tc>
@@ -36896,7 +36896,7 @@
                 <w:szCs w:val="17"/>
                 <w:lang w:val="ro-RO"/>
               </w:rPr>
-              <w:t xml:space="preserve">2 workshop-uri/sesiuni de testare cu utilizatori</w:t>
+              <w:t xml:space="preserve">2 workshop-uri/sesiuni de testare cu utilizatori: sală, materiale de test, gustare (1.240 + TVA)</w:t>
             </w:r>
           </w:p>
         </w:tc>
@@ -37007,7 +37007,7 @@
                 <w:szCs w:val="17"/>
                 <w:lang w:val="ro-RO"/>
               </w:rPr>
-              <w:t xml:space="preserve">2.500</w:t>
+              <w:t xml:space="preserve">1.500</w:t>
             </w:r>
           </w:p>
         </w:tc>
@@ -37476,7 +37476,7 @@
                 <w:szCs w:val="17"/>
                 <w:lang w:val="ro-RO"/>
               </w:rPr>
-              <w:t xml:space="preserve">Taxe EUIPO: marcă UE (3 clase ≈ 1.050) + desen industrial multiplu (≈ 940)</w:t>
+              <w:t xml:space="preserve">Taxe EUIPO: marcă UE, 3 clase (850 + 50 + 150 = 1.050) + desen industrial multiplu, 2 designuri (350 + 125 = 475)</w:t>
             </w:r>
           </w:p>
         </w:tc>
@@ -37587,7 +37587,7 @@
                 <w:szCs w:val="17"/>
                 <w:lang w:val="ro-RO"/>
               </w:rPr>
-              <w:t xml:space="preserve">1.990</w:t>
+              <w:t xml:space="preserve">1.525</w:t>
             </w:r>
           </w:p>
         </w:tc>
@@ -37944,7 +37944,7 @@
                 <w:szCs w:val="17"/>
                 <w:lang w:val="ro-RO"/>
               </w:rPr>
-              <w:t xml:space="preserve">154.040</w:t>
+              <w:t xml:space="preserve">153.966</w:t>
             </w:r>
           </w:p>
         </w:tc>
@@ -38190,7 +38190,7 @@
                 <w:szCs w:val="17"/>
                 <w:lang w:val="ro-RO"/>
               </w:rPr>
-              <w:t xml:space="preserve">Taxă de publicare open-access peer-review (APC ≈ 2.800 + TVA)</w:t>
+              <w:t xml:space="preserve">Taxă de publicare open-access peer-review (APC ≈ 2.349 + TVA)</w:t>
             </w:r>
           </w:p>
         </w:tc>
@@ -38301,7 +38301,7 @@
                 <w:szCs w:val="17"/>
                 <w:lang w:val="ro-RO"/>
               </w:rPr>
-              <w:t xml:space="preserve">3.388</w:t>
+              <w:t xml:space="preserve">2.842</w:t>
             </w:r>
           </w:p>
         </w:tc>
@@ -38570,7 +38570,7 @@
                 <w:szCs w:val="17"/>
                 <w:lang w:val="ro-RO"/>
               </w:rPr>
-              <w:t xml:space="preserve">Customer discovery / focus-grupuri (1.240 + TVA)</w:t>
+              <w:t xml:space="preserve">Customer discovery / focus-grupuri, 2 grupuri (1.700 + TVA)</w:t>
             </w:r>
           </w:p>
         </w:tc>
@@ -38681,7 +38681,7 @@
                 <w:szCs w:val="17"/>
                 <w:lang w:val="ro-RO"/>
               </w:rPr>
-              <w:t xml:space="preserve">1.500</w:t>
+              <w:t xml:space="preserve">2.057</w:t>
             </w:r>
           </w:p>
         </w:tc>
@@ -38848,7 +38848,7 @@
                 <w:szCs w:val="17"/>
                 <w:lang w:val="ro-RO"/>
               </w:rPr>
-              <w:t xml:space="preserve">7.788</w:t>
+              <w:t xml:space="preserve">7.799</w:t>
             </w:r>
           </w:p>
         </w:tc>
@@ -40109,7 +40109,7 @@
                 <w:szCs w:val="17"/>
                 <w:lang w:val="ro-RO"/>
               </w:rPr>
-              <w:t xml:space="preserve">178.793</w:t>
+              <w:t xml:space="preserve">178.729</w:t>
             </w:r>
           </w:p>
         </w:tc>
@@ -40299,7 +40299,7 @@
                 <w:szCs w:val="17"/>
                 <w:lang w:val="ro-RO"/>
               </w:rPr>
-              <w:t xml:space="preserve">12.515</w:t>
+              <w:t xml:space="preserve">12.511</w:t>
             </w:r>
           </w:p>
         </w:tc>
@@ -40466,7 +40466,7 @@
                 <w:szCs w:val="17"/>
                 <w:lang w:val="ro-RO"/>
               </w:rPr>
-              <w:t xml:space="preserve">191.308</w:t>
+              <w:t xml:space="preserve">191.240</w:t>
             </w:r>
           </w:p>
         </w:tc>
@@ -40726,7 +40726,7 @@
                 <w:szCs w:val="19"/>
                 <w:lang w:val="ro-RO"/>
               </w:rPr>
-              <w:t xml:space="preserve">191.308 € (rezervă de curs ~4,3 %)</w:t>
+              <w:t xml:space="preserve">191.240 € (rezervă de curs ~4,4 %)</w:t>
             </w:r>
           </w:p>
         </w:tc>
@@ -40842,7 +40842,7 @@
                 <w:szCs w:val="19"/>
                 <w:lang w:val="ro-RO"/>
               </w:rPr>
-              <w:t xml:space="preserve">154.040 / 191.308 = 80,5 %</w:t>
+              <w:t xml:space="preserve">153.966 / 191.240 = 80,5 %</w:t>
             </w:r>
           </w:p>
         </w:tc>
@@ -40958,7 +40958,7 @@
                 <w:szCs w:val="19"/>
                 <w:lang w:val="ro-RO"/>
               </w:rPr>
-              <w:t xml:space="preserve">16.964 / 191.308 = 8,9 % (plafon 19.131 €)</w:t>
+              <w:t xml:space="preserve">16.964 / 191.240 = 8,9 % (plafon 19.124 €)</w:t>
             </w:r>
           </w:p>
         </w:tc>
@@ -41074,7 +41074,7 @@
                 <w:szCs w:val="19"/>
                 <w:lang w:val="ro-RO"/>
               </w:rPr>
-              <w:t xml:space="preserve">12.515 €</w:t>
+              <w:t xml:space="preserve">12.511 €</w:t>
             </w:r>
           </w:p>
         </w:tc>
@@ -41153,7 +41153,7 @@
                 <w:szCs w:val="19"/>
                 <w:lang w:val="ro-RO"/>
               </w:rPr>
-              <w:t xml:space="preserve">De minimis: 191.308 € + ajutoarele anterioare ≤ 300.000 €</w:t>
+              <w:t xml:space="preserve">De minimis: 191.240 € + ajutoarele anterioare ≤ 300.000 €</w:t>
             </w:r>
           </w:p>
         </w:tc>
@@ -41190,7 +41190,7 @@
                 <w:szCs w:val="19"/>
                 <w:lang w:val="ro-RO"/>
               </w:rPr>
-              <w:t xml:space="preserve">spațiu necesar ≥ 108.692 € liber</w:t>
+              <w:t xml:space="preserve">spațiu necesar ≥ 108.760 € liber</w:t>
             </w:r>
           </w:p>
         </w:tc>
@@ -41486,7 +41486,7 @@
           <w:noProof/>
           <w:lang w:val="ro-RO"/>
         </w:rPr>
-        <w:t xml:space="preserve">Justificarea valorii: salariile acoperă ~3.900 de ore de CD pe 24 de luni, minimul realist pentru a porta, integra, proiecta un PCB, face două iterații de carcasă și rula două campanii de validare; tarifele sunt sub plafoanele HG 1188/2022. Echipamentele sunt strict cele de măsură fără de care nu se pot verifica H1–H5. Prototiparea se face în două iterații (A → B) plus un lot de 15 unități (N ≥ 12 utilizatori + rezervă). Pre-testarea EMC/RF și EN 18031 reduc riscul fazei următoare (CE) fără să intre în certificarea finală (TRL 7–8, necerută în proiect).</w:t>
+        <w:t xml:space="preserve">Justificarea valorii: salariile acoperă 4.080 de ore de CD pe 24 de luni (liniile 1–3), minimul realist pentru a porta, integra, proiecta un PCB, face două iterații de carcasă și rula două campanii de validare; tarifele sunt sub plafoanele HG 1188/2022. Echipamentele sunt strict cele de măsură fără de care nu se pot verifica H1–H5. Prototiparea se face în două iterații (A → B) plus un lot de 15 unități (N ≥ 12 utilizatori + rezervă). Pre-testarea EMC/RF și EN 18031 reduc riscul fazei următoare (CE) fără să intre în certificarea finală (TRL 7–8, necerută în proiect).</w:t>
       </w:r>
     </w:p>
     <w:p>
@@ -48338,7 +48338,7 @@
           <w:noProof/>
           <w:lang w:val="ro-RO"/>
         </w:rPr>
-        <w:t xml:space="preserve"> revista țintă </w:t>
+        <w:t xml:space="preserve"> revista țintă Frontiers in Robotics and AI (APC CHF 2.195 ≈ 2.349 € fără TVA, bugetat în linia 21; alternative verificate: IEEE Access, JMIR Human Factors) </w:t>
       </w:r>
       <w:r>
         <w:rPr>
@@ -48346,7 +48346,7 @@
           <w:highlight w:val="yellow"/>
           <w:lang w:val="ro-RO"/>
         </w:rPr>
-        <w:t xml:space="preserve">[Cl: revista aleasă, ex. MDPI Electronics sau Sensors / IEEE Access, cu captura paginii de APC]</w:t>
+        <w:t xml:space="preserve">[Cl: captura paginii de APC]</w:t>
       </w:r>
       <w:r>
         <w:rPr>

--- a/micul-smecher/investors/poc-1.1/dosar/draft/Anexa_3_Plan_Afaceri_SOUL_DRAFT.docx
+++ b/micul-smecher/investors/poc-1.1/dosar/draft/Anexa_3_Plan_Afaceri_SOUL_DRAFT.docx
@@ -4203,7 +4203,7 @@
           <w:noProof/>
           <w:lang w:val="ro-RO"/>
         </w:rPr>
-        <w:t xml:space="preserve">: un obiect de ~90 × 101 × 31,5 mm din aluminiu anodizat (forma MĂRGĂRITAR, 5 culori), cu afișaj rotund IPS de 2,8″ (480×480) și touch, care arată doi ochi vii (fiecare unitate „se naște” cu o pereche proprie), are o tastatură circulară și execută acțiuni utile (notițe, alarme, mementouri, liste, aprobări pentru Claude Code/Cowork) </w:t>
+        <w:t xml:space="preserve">: un obiect de ~63 × 70,8 × 23 mm din aluminiu anodizat (forma MĂRGĂRITAR, 5 culori), cu afișaj rotund AMOLED de 1,75″ (466×466, negru adevărat) și touch, care arată doi ochi vii (fiecare unitate „se naște” cu o pereche proprie), are o tastatură circulară și execută acțiuni utile (notițe, alarme, mementouri, liste, aprobări pentru Claude Code/Cowork) </w:t>
       </w:r>
       <w:r>
         <w:rPr>
@@ -4363,7 +4363,7 @@
           <w:noProof/>
           <w:lang w:val="ro-RO"/>
         </w:rPr>
-        <w:t xml:space="preserve"> un dispozitiv de ~90 × 101 × 31,5 mm integrează (i) randare SDF optimizată pe ESP32-S3, (ii) o tastatură QWERTY circulară cu decodare probabilistică, (iii) o arhitectură local-first în care AI-ul e ales și conectat de proprietar, cu degradare controlată și memorie portabilă pe dispozitiv, și (iv) o carcasă din aluminiu cu fereastră radio polimerică și baterie înlocuibilă de 1500 mAh, </w:t>
+        <w:t xml:space="preserve"> un dispozitiv de ~63 × 70,8 × 23 mm integrează (i) randare SDF optimizată pe ESP32-S3, (ii) o tastatură QWERTY circulară cu decodare probabilistică, (iii) o arhitectură local-first în care AI-ul e ales și conectat de proprietar, cu degradare controlată și memorie portabilă pe dispozitiv, și (iv) o carcasă din aluminiu cu fereastră radio polimerică și baterie înlocuibilă de 750 mAh, </w:t>
       </w:r>
       <w:r>
         <w:rPr>
@@ -4864,7 +4864,7 @@
                 <w:szCs w:val="19"/>
                 <w:lang w:val="ro-RO"/>
               </w:rPr>
-              <w:t xml:space="preserve">Realizarea și validarea în laborator (TRL 4) a modelului integrat SOUL M (afișaj rotund 2,8″ + touch + IMU + audio opțional + baterie + AI la alegerea proprietarului)</w:t>
+              <w:t xml:space="preserve">Realizarea și validarea în laborator (TRL 4) a modelului integrat SOUL S (afișaj rotund AMOLED 1,75″ 466×466 + touch + IMU + audio cu 2 microfoane și difuzor + baterie LiPo 750 mAh + AI la alegerea proprietarului)</w:t>
             </w:r>
           </w:p>
         </w:tc>
@@ -5706,7 +5706,7 @@
           <w:noProof/>
           <w:lang w:val="ro-RO"/>
         </w:rPr>
-        <w:t xml:space="preserve"> — Model de laborator SOUL M validat la TRL 4 + Raport de validare TRL 4 (L14) · </w:t>
+        <w:t xml:space="preserve"> — Model de laborator SOUL S validat la TRL 4 + Raport de validare TRL 4 (L14) · </w:t>
       </w:r>
       <w:r>
         <w:rPr>
@@ -5722,7 +5722,7 @@
           <w:noProof/>
           <w:lang w:val="ro-RO"/>
         </w:rPr>
-        <w:t xml:space="preserve"> — 15 prototipuri SOUL M pre-serie validate la TRL 5 în mediu relevant + Raport TRL 5 + raport de pre-testare EMC/RF (L22) · </w:t>
+        <w:t xml:space="preserve"> — 15 prototipuri SOUL S pre-serie validate la TRL 5 în mediu relevant + Raport TRL 5 + raport de pre-testare EMC/RF (L22) · </w:t>
       </w:r>
       <w:r>
         <w:rPr>
@@ -6178,7 +6178,7 @@
           <w:noProof/>
           <w:lang w:val="ro-RO"/>
         </w:rPr>
-        <w:t xml:space="preserve"> SOUL M (~90 × 101 × 31,5 mm, forma MĂRGĂRITAR): afișaj rotund IPS 2,8″ 480×480 cu touch pe ESP32-S3, giroscop/accelerometru, RTC, microfon și difuzor I²S opționale, baterie LiPo 1500 mAh înlocuibilă, antenă care radiază printr-o fereastră polimerică din talpa unei carcase CNC din Al 6061 anodizat, încărcare în capsula „OU”. SoulOS randează procedural ochii (SDF, 120 de designuri, 31 de expresii), rulează tastatura circulară și execută un singur set de acțiuni offline sau cu AI-ul conectat de proprietar (Claude, cu contul sau cheia proprie; în curând și ChatGPT, cu cheie proprie — în lucru); memoria SOUL Memory rămâne pe dispozitiv.</w:t>
+        <w:t xml:space="preserve"> SOUL S (~63 × 70,8 × 23 mm, forma MĂRGĂRITAR, sticlă plată Ø52): afișaj rotund AMOLED 1,75″ 466×466 cu touch pe ESP32-S3, giroscop/accelerometru, RTC, 2 microfoane și difuzor, baterie LiPo 750 mAh înlocuibilă (autonomie ~27 h [estimare] (interval 21–34 h; docs/12 §2.5)), antenă care radiază printr-o fereastră polimerică din talpa unei carcase CNC din Al 6061 anodizat, încărcare în capsula „OU”. SoulOS randează procedural ochii (SDF, 120 de designuri, 31 de expresii), rulează tastatura circulară și execută un singur set de acțiuni offline sau cu AI-ul conectat de proprietar (Claude, cu contul sau cheia proprie; în curând și ChatGPT, cu cheie proprie — în lucru); memoria SOUL Memory rămâne pe dispozitiv.</w:t>
       </w:r>
     </w:p>
     <w:p>
@@ -6228,7 +6228,7 @@
           <w:noProof/>
           <w:lang w:val="ro-RO"/>
         </w:rPr>
-        <w:t xml:space="preserve"> Firmware SoulOS 1.8.0 (198+ teste), simulator, SOUL Cloud (283 de teste), SoulOS pe web, CAD; TRL 3 se atestă după măsurătorile pe placa reală 2.8C (D8, în curs; §4.2).</w:t>
+        <w:t xml:space="preserve"> Firmware SoulOS 1.8.0 (198+ teste), simulator, SOUL Cloud (283 de teste), SoulOS pe web, CAD; TRL 3 se atestă după măsurătorile pe prototipul de banc SOUL M, placa reală 2.8C (D8, în curs; §4.2); produsul dezvoltat în proiect e mărimea S.</w:t>
       </w:r>
     </w:p>
     <w:p>
@@ -7927,7 +7927,7 @@
                 <w:szCs w:val="19"/>
                 <w:lang w:val="ro-RO"/>
               </w:rPr>
-              <w:t xml:space="preserve">Firmware SoulOS 1.8.0 (lansat 04.10.2026, compilat fără avertismente): motorul ochilor (randare SDF, 120 de designuri, 31 de expresii, fiecare unitate primește o pereche din ID-ul cipului), IMU/giroscop, tastatura circulară, alarme, notițe, hărți/vreme/aplicații, SOUL Memory, comenzi vocale offline EN (ESP-SR), legătura Claude Hardware Buddy (BLE), protocolul SOUL Cloud; 198+ teste native trec pe PC (`pio test -e native`); build-uri `lcd28` (placa 2.8C, SOUL M), `lcd28_voice` și `sim`. Reproiectarea „SoulOS Alive” (aprobată 12.10.2026) e în lucru (1.9.0)</w:t>
+              <w:t xml:space="preserve">Firmware SoulOS 1.8.0 (lansat 04.10.2026, compilat fără avertismente): motorul ochilor (randare SDF, 120 de designuri, 31 de expresii, fiecare unitate primește o pereche din ID-ul cipului), IMU/giroscop, tastatura circulară, alarme, notițe, hărți/vreme/aplicații, SOUL Memory, comenzi vocale offline EN (ESP-SR), legătura Claude Hardware Buddy (BLE), protocolul SOUL Cloud; 198+ teste native trec pe PC (`pio test -e native`); build-uri `lcd28` (placa 2.8C, prototipul SOUL M), `lcd28_voice`, `amoled175` (placa AMOLED-1.75, SOUL S) și `sim`. Reproiectarea „SoulOS Alive” (aprobată 12.10.2026) e în lucru (1.9.0)</w:t>
             </w:r>
           </w:p>
         </w:tc>
@@ -8401,7 +8401,7 @@
                 <w:szCs w:val="19"/>
                 <w:lang w:val="ro-RO"/>
               </w:rPr>
-              <w:t xml:space="preserve">Geometria tastaturii pe diametre (pas = 0,0944·D → 6,7 mm pe Ø70) și analiza panoului: justificarea analitică a alegerii 2,8″ IPS 480×480</w:t>
+              <w:t xml:space="preserve">Geometria tastaturii pe diametre (pas = 0,0944·D → 6,7 mm pe Ø70 la M; 4,1 mm la S, de aceea tastatura S cu taste de 5,1 mm) și analiza panoului și a mărimii: justificarea alegerii AMOLED 1,75″ 466×466 pentru produsul S (stiva internă, bateria de 750 mAh, autonomia [estimare], costul), cu IPS 2,8″ 480×480 păstrat pe prototipul M</w:t>
             </w:r>
           </w:p>
         </w:tc>
@@ -8438,7 +8438,7 @@
                 <w:szCs w:val="19"/>
                 <w:lang w:val="ro-RO"/>
               </w:rPr>
-              <w:t xml:space="preserve">`research/12` §1–2</w:t>
+              <w:t xml:space="preserve">`research/12` §1–2, `docs/12-SIZE-S.md`, `firmware/SOUL-S.md`</w:t>
             </w:r>
           </w:p>
         </w:tc>
@@ -8517,7 +8517,7 @@
                 <w:szCs w:val="19"/>
                 <w:lang w:val="ro-RO"/>
               </w:rPr>
-              <w:t xml:space="preserve">Forma finală MĂRGĂRITAR, mărimea M (~90 × 101 × 31,5 mm, aluminiu anodizat, 5 culori): randări v9, planșe tehnice, STL-urile prototipului P0 printabil</w:t>
+              <w:t xml:space="preserve">Forma finală MĂRGĂRITAR, mărimea S (~63 × 70,8 × 23 mm, sticlă plată Ø52, aluminiu anodizat, 5 culori; decizia din 20.10.2026): randări v10, planșe tehnice S, STL/STEP-urile prototipului S-P0 printabil; mărimea M (~90 × 101 × 31,5 mm, randări v9) rămâne prototipul de test</w:t>
             </w:r>
           </w:p>
         </w:tc>
@@ -8554,7 +8554,7 @@
                 <w:szCs w:val="19"/>
                 <w:lang w:val="ro-RO"/>
               </w:rPr>
-              <w:t xml:space="preserve">`renders/v9/`, `blueprints/final/`, `prototip/`</w:t>
+              <w:t xml:space="preserve">`renders/v10/`, `renders/v9/`, `blueprints/final/soul_s_*`, `prototip/stl/s/`, `prototip/step/s/`</w:t>
             </w:r>
           </w:p>
         </w:tc>
@@ -8749,7 +8749,7 @@
                 <w:szCs w:val="19"/>
                 <w:lang w:val="ro-RO"/>
               </w:rPr>
-              <w:t xml:space="preserve">Experimentele X1–X8 pe placa Waveshare ESP32-S3-Touch-LCD-2.8C (ESP32-S3R8, 8 MB PSRAM, 16 MB flash; comandată din fonduri proprii, în afara bugetului; încă netestată): bring-up, fps, precizie touch, tastare pilot, comenzi offline, latență AI, RSSI prin aluminiu, consum</w:t>
+              <w:t xml:space="preserve">Experimentele X1–X8 pe prototipul de banc SOUL M (nu produsul; produsul e mărimea S), placa Waveshare ESP32-S3-Touch-LCD-2.8C (ESP32-S3R8, 8 MB PSRAM, 16 MB flash; comandată din fonduri proprii, în afara bugetului; încă netestată): bring-up, fps, precizie touch, tastare pilot, comenzi offline, latență AI, RSSI prin aluminiu, consum</w:t>
             </w:r>
           </w:p>
         </w:tc>
@@ -12059,7 +12059,7 @@
                 <w:szCs w:val="19"/>
                 <w:lang w:val="ro-RO"/>
               </w:rPr>
-              <w:t xml:space="preserve">aceeași funcție de aprobări Claude pe un obiect premium; ecran 2,8″ cu tastatură; OS finisat; garanție UE</w:t>
+              <w:t xml:space="preserve">aceeași funcție de aprobări Claude pe un obiect premium; ecran AMOLED 1,75″ cu tastatură; OS finisat; garanție UE</w:t>
             </w:r>
           </w:p>
         </w:tc>
@@ -13234,7 +13234,7 @@
                 <w:szCs w:val="19"/>
                 <w:lang w:val="ro-RO"/>
               </w:rPr>
-              <w:t xml:space="preserve">S5. Cost de dezvoltare redus: ESP32-S3 + panou 2,8″ (~40 $ placa de dezvoltare).</w:t>
+              <w:t xml:space="preserve">S5. Cost de dezvoltare redus: ESP32-S3 + panou AMOLED 1,75″ (placa de dezvoltare 29,99–39,99 $; panoul gol 9–17 $ la eșantion).</w:t>
             </w:r>
           </w:p>
         </w:tc>
@@ -13336,7 +13336,7 @@
                 <w:szCs w:val="19"/>
                 <w:lang w:val="ro-RO"/>
               </w:rPr>
-              <w:t xml:space="preserve">W3. Ecranul IPS nu are negru real (lumina de fundal) și consumă de ~5–10× mai mult decât AMOLED.</w:t>
+              <w:t xml:space="preserve">W3. Ecranul de 1,75″ e mic: tastatura S are taste de 5,1 mm (alfabetică, nu QWERTY) până când merge vocea; panoul AMOLED gol are deocamdată un singur furnizor calificat, iar ochii statici cer grijă de burn-in.</w:t>
             </w:r>
           </w:p>
           <w:p>
@@ -14856,7 +14856,7 @@
           <w:noProof/>
           <w:lang w:val="ro-RO"/>
         </w:rPr>
-        <w:t xml:space="preserve"> Proiectul realizează un sistem ciber-fizic integrat: ESP32-S3, afișaj rotund IPS 480×480, touch capacitiv, giroscop/accelerometru, RTC, microfon și difuzor I²S opționale, baterie LiPo 1500 mAh înlocuibilă și antenă BLE/Wi-Fi integrată într-o carcasă CNC din aluminiu cu fereastră radio polimerică. </w:t>
+        <w:t xml:space="preserve"> Proiectul realizează un sistem ciber-fizic integrat: ESP32-S3, afișaj rotund AMOLED 466×466, touch capacitiv, giroscop/accelerometru, RTC, 2 microfoane și difuzor, baterie LiPo 750 mAh înlocuibilă și antenă BLE/Wi-Fi integrată într-o carcasă CNC din aluminiu cu fereastră radio polimerică. </w:t>
       </w:r>
       <w:r>
         <w:rPr>
@@ -15069,7 +15069,7 @@
           <w:szCs w:val="19"/>
           <w:lang w:val="ro-RO"/>
         </w:rPr>
-        <w:t xml:space="preserve"> trec; build pentru placa SOUL M (`lcd28`). Reproiectarea „SoulOS Alive” e în lucru (1.9.0).</w:t>
+        <w:t xml:space="preserve"> trec; build-uri pentru prototipul SOUL M (`lcd28`) și pentru placa produsului SOUL S (`amoled175`). Reproiectarea „SoulOS Alive” e în lucru (1.9.0).</w:t>
       </w:r>
     </w:p>
     <w:p>
@@ -15245,7 +15245,7 @@
           <w:szCs w:val="19"/>
           <w:lang w:val="ro-RO"/>
         </w:rPr>
-        <w:t xml:space="preserve"> Raportul de laborator TRL 3 pe placa Waveshare ESP32-S3-Touch-LCD-2.8C (comandată din fonduri proprii, în afara bugetului; încă netestată) cu experimentele </w:t>
+        <w:t xml:space="preserve"> Raportul de laborator TRL 3 pe prototipul de banc SOUL M (nu produsul S), placa Waveshare ESP32-S3-Touch-LCD-2.8C (comandată din fonduri proprii, în afara bugetului; încă netestată) cu experimentele </w:t>
       </w:r>
       <w:r>
         <w:rPr>
@@ -15360,14 +15360,14 @@
           <w:noProof/>
           <w:lang w:val="ro-RO"/>
         </w:rPr>
-        <w:t xml:space="preserve">Arhitectura sistemului SOUL M</w:t>
+        <w:t xml:space="preserve">Arhitectura sistemului SOUL S</w:t>
       </w:r>
       <w:r>
         <w:rPr>
           <w:noProof/>
           <w:lang w:val="ro-RO"/>
         </w:rPr>
-        <w:t xml:space="preserve"> (specificația completă — livrabilul L1.1):</w:t>
+        <w:t xml:space="preserve"> (produsul; specificația completă — livrabilul L1.1). Prototipul de banc SOUL M (placa 2.8C, ~90 × 101 × 31,5 mm) servește doar pentru dovada TRL 3 (D8):</w:t>
       </w:r>
     </w:p>
     <w:p>
@@ -15396,7 +15396,7 @@
           <w:noProof/>
           <w:lang w:val="ro-RO"/>
         </w:rPr>
-        <w:t xml:space="preserve"> corp ~90 × 101 × 31,5 mm, forma MĂRGĂRITAR, CNC din Al 6061 sablat și anodizat (5 culori: Silver, Graphite, Midnight, Ember, Champagne), sticlă neagră frontală, talpă polimerică detașabilă care servește ca fereastră radio, închidere cu șuruburi Torx, capsula de încărcare „OU” cu pini pogo.</w:t>
+        <w:t xml:space="preserve"> corp ~63 × 70,8 × 23 mm, forma MĂRGĂRITAR, CNC din Al 6061 sablat și anodizat (5 culori: Silver, Graphite, Midnight, Ember, Champagne), sticlă neagră frontală plată Ø52, talpă polimerică detașabilă care servește ca fereastră radio, închidere cu șuruburi Torx, capsula de încărcare „OU” cu pini pogo.</w:t>
       </w:r>
     </w:p>
     <w:p>
@@ -15425,7 +15425,7 @@
           <w:noProof/>
           <w:lang w:val="ro-RO"/>
         </w:rPr>
-        <w:t xml:space="preserve"> ESP32-S3R8 (8 MB PSRAM, 16 MB flash; pe prototip: placa Waveshare ESP32-S3-Touch-LCD-2.8C), panou rotund IPS 2,8″ 480×480 (ST7701, interfață RGB565 paralelă, framebuffer în PSRAM, bounce-buffers), touch GT911 (I²C), giroscop/accelerometru QMI8658, RTC PCF85063A, buzzer, microfon MEMS I²S + amplificator și difuzor I²S (opționale), încărcare, celulă LiPo 1500 mAh pe conector MX1.25, PCB propriu (A4).</w:t>
+        <w:t xml:space="preserve"> ESP32-S3 (pe modelul de laborator: placa Waveshare ESP32-S3-Touch-AMOLED-1.75, ESP32-S3R8, 8 MB PSRAM, 16 MB flash; în produs: PCB propriu cu ESP32-S3-WROOM-1-N16R8 [estimare EVT]), panou rotund AMOLED 1,75″ 466×466 (CO5300, QSPI, memorie de cadru proprie, framebuffer în PSRAM, push pe regiuni modificate), touch CST9217 (I²C), giroscop/accelerometru QMI8658, RTC PCF85063, PMU AXP2101, 2 microfoane MEMS cu codecurile ES7210 + ES8311 și difuzor, încărcare, celulă LiPo 750 mAh (603040) pe conector MX1.25, PCB propriu (A4).</w:t>
       </w:r>
     </w:p>
     <w:p>
@@ -15782,7 +15782,7 @@
                 <w:szCs w:val="19"/>
                 <w:lang w:val="ro-RO"/>
               </w:rPr>
-              <w:t xml:space="preserve">Randare SDF anti-aliased a „ochilor” parametrici pe MCU, pe un panou RGB 480×480 fără memorie proprie (framebuffer în PSRAM)</w:t>
+              <w:t xml:space="preserve">Randare SDF anti-aliased a „ochilor” parametrici pe MCU, cu framebuffer în PSRAM și push pe regiuni modificate prin QSPI către un AMOLED 466×466 (validată întâi pe panoul RGB 480×480 fără memorie proprie al prototipului M)</w:t>
             </w:r>
           </w:p>
         </w:tc>
@@ -16660,7 +16660,7 @@
                 <w:szCs w:val="19"/>
                 <w:lang w:val="ro-RO"/>
               </w:rPr>
-              <w:t xml:space="preserve">Cum se regăsește în SOUL M</w:t>
+              <w:t xml:space="preserve">Cum se regăsește în SOUL S</w:t>
             </w:r>
           </w:p>
         </w:tc>
@@ -16779,7 +16779,7 @@
                 <w:szCs w:val="19"/>
                 <w:lang w:val="ro-RO"/>
               </w:rPr>
-              <w:t xml:space="preserve">baterie LiPo 1500 mAh înlocuibilă de utilizator (conector MX1.25, spumă, nu adeziv; Reg. 2023/1542 art. 11); închidere cu șuruburi Torx standard; module înlocuibile (panou, placă, difuzor)</w:t>
+              <w:t xml:space="preserve">baterie LiPo 750 mAh (603040) înlocuibilă de utilizator (conector MX1.25, spumă, nu adeziv; Reg. 2023/1542 art. 11); închidere cu șuruburi Torx standard; module înlocuibile (panou, placă, difuzor)</w:t>
             </w:r>
           </w:p>
         </w:tc>
@@ -18128,7 +18128,7 @@
                 <w:szCs w:val="19"/>
                 <w:lang w:val="ro-RO"/>
               </w:rPr>
-              <w:t xml:space="preserve">Modelul de laborator M integrat: SoulOS pe ESP32-S3 (panou RGB ST7701 480×480, touch GT911, IMU QMI8658, RTC), audio I²S opțional (microfon MEMS + amplificator + difuzor), baterie LiPo 1500 mAh, carcasă SLA la scara M, comenzi vocale offline EN (ESP-SR), conectarea AI-ului proprietarului (cheie proprie, conectorul Claude prin SOUL Cloud în UE, SOUL Bridge), memoria SOUL Memory pe dispozitiv</w:t>
+              <w:t xml:space="preserve">Modelul de laborator S integrat: SoulOS pe ESP32-S3 (placa Waveshare ESP32-S3-Touch-AMOLED-1.75: AMOLED rotund 1,75″ 466×466 CO5300 pe QSPI, touch CST9217, IMU QMI8658, RTC PCF85063, PMU AXP2101), audio pe placă (2 microfoane MEMS, codecuri ES7210 + ES8311, difuzor), baterie LiPo 750 mAh (603040), carcasă SLA la scara S (~63 × 70,8 × 23 mm), comenzi vocale offline EN (ESP-SR), conectarea AI-ului proprietarului (cheie proprie, conectorul Claude prin SOUL Cloud în UE, SOUL Bridge), memoria SOUL Memory pe dispozitiv</w:t>
             </w:r>
           </w:p>
         </w:tc>
@@ -18508,7 +18508,7 @@
                 <w:szCs w:val="19"/>
                 <w:lang w:val="ro-RO"/>
               </w:rPr>
-              <w:t xml:space="preserve">Prototipul pre-serie: PCB propriu (ESP32-S3 cu 8 MB PSRAM, ST7701, GT911, QMI8658, RTC, microfon + amplificator I²S, încărcare, pini pentru capsula OU), antenă prin fereastră polimerică, carcasă CNC Al 6061 anodizată, forma MĂRGĂRITAR, rev A (3 seturi) și rev B (5 + 15 seturi), baterie înlocuibilă, capsula OU; securitatea EN 18031 (secure boot, OTA semnat)</w:t>
+              <w:t xml:space="preserve">Prototipul pre-serie SOUL S: PCB propriu rotund ~46 mm (ESP32-S3-WROOM-1-N16R8, panou AMOLED 1,75″ 466×466 gol, CO5300/QSPI, touch, QMI8658, RTC, PMU clasa AXP2101, codecuri ES8311 + ES7210, 2 microfoane MEMS, difuzor, încărcare, pini pentru capsula OU) [estimare: arhitectura EVT din docs/12 §1.2], antenă prin fereastră polimerică, carcasă CNC Al 6061 anodizată, forma MĂRGĂRITAR, rev A (3 seturi) și rev B (5 + 15 seturi), baterie înlocuibilă, capsula OU; securitatea EN 18031 (secure boot, OTA semnat)</w:t>
             </w:r>
           </w:p>
         </w:tc>
@@ -21248,7 +21248,7 @@
                 <w:szCs w:val="14"/>
                 <w:lang w:val="ro-RO"/>
               </w:rPr>
-              <w:t xml:space="preserve">A2 Model de laborator M integrat</w:t>
+              <w:t xml:space="preserve">A2 Model de laborator S integrat</w:t>
             </w:r>
           </w:p>
         </w:tc>
@@ -31343,7 +31343,7 @@
                 <w:szCs w:val="19"/>
                 <w:lang w:val="ro-RO"/>
               </w:rPr>
-              <w:t xml:space="preserve">protecția elementelor noi înainte de publicarea lor (A6, R3); fără TVA. Forma MĂRGĂRITAR (corpul SOUL M și capsula OU), deja publică, se depune separat, înainte de 24.09.2027, în afara bugetului</w:t>
+              <w:t xml:space="preserve">protecția elementelor noi înainte de publicarea lor (A6, R3); fără TVA. Forma MĂRGĂRITAR (corpul SOUL, mărimile S și M, și capsula OU), deja publică, se depune separat, înainte de 24.09.2027, în afara bugetului</w:t>
             </w:r>
           </w:p>
         </w:tc>
@@ -32202,7 +32202,7 @@
                 <w:szCs w:val="19"/>
                 <w:lang w:val="ro-RO"/>
               </w:rPr>
-              <w:t xml:space="preserve">Plăci de dezvoltare Waveshare ESP32-S3-Touch-LCD-2.8C</w:t>
+              <w:t xml:space="preserve">Plăci de dezvoltare Waveshare ESP32-S3-Touch-AMOLED-1.75 (AMOLED 1,75″ 466×466, 2 microfoane, codec, difuzor)</w:t>
             </w:r>
           </w:p>
         </w:tc>
@@ -32274,7 +32274,7 @@
                 <w:szCs w:val="19"/>
                 <w:lang w:val="ro-RO"/>
               </w:rPr>
-              <w:t xml:space="preserve">1.527</w:t>
+              <w:t xml:space="preserve">1.400</w:t>
             </w:r>
           </w:p>
         </w:tc>
@@ -32310,7 +32310,7 @@
                 <w:szCs w:val="19"/>
                 <w:lang w:val="ro-RO"/>
               </w:rPr>
-              <w:t xml:space="preserve">modele de laborator și bancuri paralele de test (A2, A3)</w:t>
+              <w:t xml:space="preserve">modele de laborator S și bancuri paralele de test (A2, A3)</w:t>
             </w:r>
           </w:p>
         </w:tc>
@@ -32351,7 +32351,7 @@
                 <w:szCs w:val="19"/>
                 <w:lang w:val="ro-RO"/>
               </w:rPr>
-              <w:t xml:space="preserve">Panouri IPS rotunde 2,8″ 480×480 (ST7701)</w:t>
+              <w:t xml:space="preserve">Panouri AMOLED rotunde 1,75″ 466×466 goale (CO5300, QSPI, touch on-cell)</w:t>
             </w:r>
           </w:p>
         </w:tc>
@@ -32423,7 +32423,7 @@
                 <w:szCs w:val="19"/>
                 <w:lang w:val="ro-RO"/>
               </w:rPr>
-              <w:t xml:space="preserve">1.120</w:t>
+              <w:t xml:space="preserve">1.150</w:t>
             </w:r>
           </w:p>
         </w:tc>
@@ -32500,7 +32500,7 @@
                 <w:szCs w:val="19"/>
                 <w:lang w:val="ro-RO"/>
               </w:rPr>
-              <w:t xml:space="preserve">Seturi audio I²S (microfon MEMS + amplificator + difuzor)</w:t>
+              <w:t xml:space="preserve">Seturi audio pentru PCB-ul propriu (2 microfoane MEMS + difuzor 15 × 11 mm; codecurile intră la componente)</w:t>
             </w:r>
           </w:p>
         </w:tc>
@@ -32572,7 +32572,7 @@
                 <w:szCs w:val="19"/>
                 <w:lang w:val="ro-RO"/>
               </w:rPr>
-              <w:t xml:space="preserve">1.527</w:t>
+              <w:t xml:space="preserve">1.350</w:t>
             </w:r>
           </w:p>
         </w:tc>
@@ -32608,7 +32608,7 @@
                 <w:szCs w:val="19"/>
                 <w:lang w:val="ro-RO"/>
               </w:rPr>
-              <w:t xml:space="preserve">comenzi vocale offline și audio (P5) (A2, A4)</w:t>
+              <w:t xml:space="preserve">comenzi vocale offline și audio (P5) (A4)</w:t>
             </w:r>
           </w:p>
         </w:tc>
@@ -32649,7 +32649,7 @@
                 <w:szCs w:val="19"/>
                 <w:lang w:val="ro-RO"/>
               </w:rPr>
-              <w:t xml:space="preserve">Celule LiPo 803450, 1500 mAh, cu PCM și conector MX1.25</w:t>
+              <w:t xml:space="preserve">Celule LiPo 603040, 750 mAh, cu PCM și conector MX1.25</w:t>
             </w:r>
           </w:p>
         </w:tc>
@@ -32721,7 +32721,7 @@
                 <w:szCs w:val="19"/>
                 <w:lang w:val="ro-RO"/>
               </w:rPr>
-              <w:t xml:space="preserve">1.222</w:t>
+              <w:t xml:space="preserve">1.000</w:t>
             </w:r>
           </w:p>
         </w:tc>
@@ -32798,7 +32798,7 @@
                 <w:szCs w:val="19"/>
                 <w:lang w:val="ro-RO"/>
               </w:rPr>
-              <w:t xml:space="preserve">Componente electronice (conectori, pini pogo, IMU, RTC, pasive, cabluri, șuruburi Torx, spume)</w:t>
+              <w:t xml:space="preserve">Componente electronice (codecuri ES8311/ES7210, PMU, conectori, pini pogo, IMU, RTC, pasive, cabluri, șuruburi Torx, spume)</w:t>
             </w:r>
           </w:p>
         </w:tc>
@@ -32870,7 +32870,7 @@
                 <w:szCs w:val="19"/>
                 <w:lang w:val="ro-RO"/>
               </w:rPr>
-              <w:t xml:space="preserve">8.144</w:t>
+              <w:t xml:space="preserve">8.640</w:t>
             </w:r>
           </w:p>
         </w:tc>
@@ -33055,7 +33055,7 @@
                 <w:szCs w:val="19"/>
                 <w:lang w:val="ro-RO"/>
               </w:rPr>
-              <w:t xml:space="preserve">carcase SLA la scara M și fixturi de test (A2, A4)</w:t>
+              <w:t xml:space="preserve">carcase SLA la scara S și fixturi de test (A2, A4)</w:t>
             </w:r>
           </w:p>
         </w:tc>
@@ -35756,7 +35756,7 @@
                 <w:szCs w:val="17"/>
                 <w:lang w:val="ro-RO"/>
               </w:rPr>
-              <w:t xml:space="preserve">Materiale: 8 plăci 2.8C, 20 de panouri de 2,8″, 25 de seturi audio I²S (microfon + amplificator + difuzor), 30 de celule LiPo 1500 mAh, componente, rășină, obiecte de inventar (3.725 + TVA)</w:t>
+              <w:t xml:space="preserve">Materiale: 8 plăci de dezvoltare Waveshare ESP32-S3-Touch-AMOLED-1.75, 20 de panouri AMOLED 1,75″ goale, 25 de seturi audio (2 microfoane MEMS + difuzor), 30 de celule LiPo 603040 de 750 mAh, componente, rășină, obiecte de inventar (3.725 + TVA)</w:t>
             </w:r>
           </w:p>
         </w:tc>
@@ -46945,7 +46945,7 @@
                 <w:szCs w:val="19"/>
                 <w:lang w:val="ro-RO"/>
               </w:rPr>
-              <w:t xml:space="preserve">Desen/model industrial UE pentru forma MĂRGĂRITAR (corpul SOUL M; + capsula OU și ochii, dacă apar în materialele publice). Grația de 12 luni curge de la prima divulgare (randările din 24.09.2026; MĂRGĂRITAR v9 din 26.09.2026) și expiră pe ~24.09.2027, înainte de contractul estimat (aug.–oct. 2027). Se depune acum prin EUIPO SME Fund (voucher, până la 04.12.2026) sau imediat după depunerea CF, din fonduri proprii; nu intră în bugetul PoC (fără dublă finanțare, §5.2.1 V)</w:t>
+              <w:t xml:space="preserve">Desen/model industrial UE pentru forma MĂRGĂRITAR (corpul SOUL: mărimea S, produsul final, randări v10; mărimea M, prototipul, randări v9; + capsula OU și ochii, dacă apar în materialele publice). Grația de 12 luni curge de la prima divulgare (randările din 24.09.2026; MĂRGĂRITAR v9 din 26.09.2026) și expiră pe ~24.09.2027, înainte de contractul estimat (aug.–oct. 2027). Se depune acum prin EUIPO SME Fund (voucher, până la 04.12.2026) sau imediat după depunerea CF, din fonduri proprii; nu intră în bugetul PoC (fără dublă finanțare, §5.2.1 V)</w:t>
             </w:r>
           </w:p>
         </w:tc>
@@ -51830,7 +51830,7 @@
                 <w:noProof/>
                 <w:lang w:val="ro-RO"/>
               </w:rPr>
-              <w:t xml:space="preserve">Eșec de cercetare: H1/H3/H4/H5 nu se validează (fps &lt; 30 pe RGB, atenuare RF &gt; 6 dB, latență &gt; prag, autonomie &lt; 24 h cu 1500 mAh)</w:t>
+              <w:t xml:space="preserve">Eșec de cercetare: H1/H3/H4/H5 nu se validează (fps &lt; 30 pe QSPI, atenuare RF &gt; 6 dB, latență &gt; prag, autonomie &lt; 24 h cu 750 mAh)</w:t>
             </w:r>
           </w:p>
         </w:tc>

--- a/micul-smecher/investors/poc-1.1/dosar/draft/Anexa_3_Plan_Afaceri_SOUL_DRAFT.docx
+++ b/micul-smecher/investors/poc-1.1/dosar/draft/Anexa_3_Plan_Afaceri_SOUL_DRAFT.docx
@@ -6228,7 +6228,7 @@
           <w:noProof/>
           <w:lang w:val="ro-RO"/>
         </w:rPr>
-        <w:t xml:space="preserve"> Firmware SoulOS 1.8.0 (198+ teste), simulator, SOUL Cloud (283 de teste), SoulOS pe web, CAD; TRL 3 se atestă după măsurătorile pe prototipul de banc SOUL M, placa reală 2.8C (D8, în curs; §4.2); produsul dezvoltat în proiect e mărimea S.</w:t>
+        <w:t xml:space="preserve"> Firmware SoulOS 1.9.0 „Alive” (237+ teste), simulator, SOUL Cloud (283 de teste), SoulOS pe web, CAD; TRL 3 se atestă după măsurătorile pe prototipul de banc SOUL M, placa reală 2.8C (D8, în curs; §4.2); produsul dezvoltat în proiect e mărimea S.</w:t>
       </w:r>
     </w:p>
     <w:p>
@@ -7927,7 +7927,7 @@
                 <w:szCs w:val="19"/>
                 <w:lang w:val="ro-RO"/>
               </w:rPr>
-              <w:t xml:space="preserve">Firmware SoulOS 1.8.0 (lansat 04.10.2026, compilat fără avertismente): motorul ochilor (randare SDF, 120 de designuri, 31 de expresii, fiecare unitate primește o pereche din ID-ul cipului), IMU/giroscop, tastatura circulară, alarme, notițe, hărți/vreme/aplicații, SOUL Memory, comenzi vocale offline EN (ESP-SR), legătura Claude Hardware Buddy (BLE), protocolul SOUL Cloud; 198+ teste native trec pe PC (`pio test -e native`); build-uri `lcd28` (placa 2.8C, prototipul SOUL M), `lcd28_voice`, `amoled175` (placa AMOLED-1.75, SOUL S) și `sim`. Reproiectarea „SoulOS Alive” (aprobată 12.10.2026) e în lucru (1.9.0)</w:t>
+              <w:t xml:space="preserve">Firmware SoulOS 1.9.0 „Alive” (lansat 12.10.2026, compilat fără avertismente; imaginea de instalare `release/SOUL-2.8C-install.bin`): motorul ochilor (randare SDF, 120 de designuri, 31 de expresii, fiecare unitate primește o pereche din ID-ul cipului), IMU/giroscop, tastatura circulară, alarme, notițe, hărți/vreme/aplicații, SOUL Memory, comenzi vocale offline EN (ESP-SR), legătura Claude Hardware Buddy (BLE), protocolul SOUL Cloud; 237 de teste native trec pe PC (`pio test -e native`); build-uri `lcd28` (placa 2.8C, prototipul SOUL M), `lcd28_voice`, `amoled175` (placa AMOLED-1.75, SOUL S: profilul de densitate și toate ecranele Alive pe 466 px, 20–22.10.2026) și `sim`</w:t>
             </w:r>
           </w:p>
         </w:tc>
@@ -7964,7 +7964,7 @@
                 <w:szCs w:val="19"/>
                 <w:lang w:val="ro-RO"/>
               </w:rPr>
-              <w:t xml:space="preserve">depozit git, `firmware/` (README, PERF.md, BRINGUP.md); commit 95d8465 (1.8.0) </w:t>
+              <w:t xml:space="preserve">depozit git, `firmware/` (README, PERF.md, BRINGUP.md); commit 52689e4 (1.9.0); S: b3aee4c, b9c683d </w:t>
             </w:r>
             <w:r>
               <w:rPr>
@@ -8053,7 +8053,7 @@
                 <w:szCs w:val="19"/>
                 <w:lang w:val="ro-RO"/>
               </w:rPr>
-              <w:t xml:space="preserve">Simulator pe PC care rulează aceeași bibliotecă `lib/Suflet` ca placa și produce cadrele reale (clipuri: idle, boop, purr, dizzy, sleep…, tastatura, ecranele SoulOS la 480 px) + banc de performanță (`tools/perf_bench.py`: ≈ 30 fps estimat pe toate scenariile [E], de măsurat pe placă)</w:t>
+              <w:t xml:space="preserve">Simulator pe PC care rulează aceeași bibliotecă `lib/Suflet` ca placa și produce cadrele reale (clipuri: idle, boop, purr, dizzy, sleep…, tastatura, ecranele SoulOS la 480 px pe M și 466 px pe S) + banc de performanță (`tools/perf_bench.py`: ≈ 30 fps estimat pe toate scenariile [E], de măsurat pe placă)</w:t>
             </w:r>
           </w:p>
         </w:tc>
@@ -13122,7 +13122,7 @@
                 <w:szCs w:val="19"/>
                 <w:lang w:val="ro-RO"/>
               </w:rPr>
-              <w:t xml:space="preserve">S1. Dovezi TRL 3 verificabile: firmware SoulOS 1.8.0 (198+ teste), SOUL Cloud (283 de teste), simulator, SoulOS pe web, CAD, trailer, brand book (Raport științific §II).</w:t>
+              <w:t xml:space="preserve">S1. Dovezi TRL 3 verificabile: firmware SoulOS 1.9.0 „Alive” (237+ teste), SOUL Cloud (283 de teste), simulator, SoulOS pe web, CAD, trailer, brand book (Raport științific §II).</w:t>
             </w:r>
           </w:p>
           <w:p>
@@ -15049,7 +15049,7 @@
           <w:szCs w:val="19"/>
           <w:lang w:val="ro-RO"/>
         </w:rPr>
-        <w:t xml:space="preserve"> firmware SoulOS 1.8.0 (lansat 04.10.2026, compilat fără avertismente): ochii (120 de designuri, 31 de expresii, perechea „de naștere” din ID-ul cipului), giroscop, tastatură circulară, alarme, notițe, hărți/vreme/aplicații, SOUL Memory, comenzi vocale offline EN (ESP-SR), legătura Claude Hardware Buddy; </w:t>
+        <w:t xml:space="preserve"> firmware SoulOS 1.9.0 „Alive” (lansat 12.10.2026, compilat fără avertismente): ochii (120 de designuri, 31 de expresii, perechea „de naștere” din ID-ul cipului), giroscop, tastatură circulară, alarme, notițe, hărți/vreme/aplicații, SOUL Memory, comenzi vocale offline EN (ESP-SR), legătura Claude Hardware Buddy; </w:t>
       </w:r>
       <w:r>
         <w:rPr>
@@ -15060,7 +15060,7 @@
           <w:szCs w:val="19"/>
           <w:lang w:val="ro-RO"/>
         </w:rPr>
-        <w:t xml:space="preserve">198+ teste native</w:t>
+        <w:t xml:space="preserve">237+ teste native</w:t>
       </w:r>
       <w:r>
         <w:rPr>
@@ -15069,7 +15069,7 @@
           <w:szCs w:val="19"/>
           <w:lang w:val="ro-RO"/>
         </w:rPr>
-        <w:t xml:space="preserve"> trec; build-uri pentru prototipul SOUL M (`lcd28`) și pentru placa produsului SOUL S (`amoled175`). Reproiectarea „SoulOS Alive” e în lucru (1.9.0).</w:t>
+        <w:t xml:space="preserve"> trec; build-uri pentru prototipul SOUL M (`lcd28`) și pentru placa produsului SOUL S (`amoled175`, toate ecranele Alive pe 466 px).</w:t>
       </w:r>
     </w:p>
     <w:p>
@@ -15103,7 +15103,7 @@
           <w:szCs w:val="19"/>
           <w:lang w:val="ro-RO"/>
         </w:rPr>
-        <w:t xml:space="preserve"> simulator pe PC care rulează aceeași bibliotecă ca placa și produce cadrele reale (clipuri + ecranele SoulOS la 480 px), plus bancul de performanță (≈ 30 fps estimat [E]).</w:t>
+        <w:t xml:space="preserve"> simulator pe PC care rulează aceeași bibliotecă ca placa și produce cadrele reale (clipuri + ecranele SoulOS la 480 px pe M și 466 px pe S), plus bancul de performanță (≈ 30 fps estimat [E]).</w:t>
       </w:r>
     </w:p>
     <w:p>
@@ -15447,7 +15447,7 @@
           <w:noProof/>
           <w:lang w:val="ro-RO"/>
         </w:rPr>
-        <w:t xml:space="preserve">Firmware SoulOS (SoulOS 1.8.0; „Alive” 1.9.0 în lucru; C++17, Arduino/ESP-IDF, PlatformIO):</w:t>
+        <w:t xml:space="preserve">Firmware SoulOS 1.9.0 „Alive” (C++17, Arduino/ESP-IDF, PlatformIO; `lcd28` = M, `amoled175` = S):</w:t>
       </w:r>
       <w:r>
         <w:rPr>

--- a/micul-smecher/investors/poc-1.1/dosar/draft/Anexa_3_Plan_Afaceri_SOUL_DRAFT.docx
+++ b/micul-smecher/investors/poc-1.1/dosar/draft/Anexa_3_Plan_Afaceri_SOUL_DRAFT.docx
@@ -6228,7 +6228,7 @@
           <w:noProof/>
           <w:lang w:val="ro-RO"/>
         </w:rPr>
-        <w:t xml:space="preserve"> Firmware SoulOS 1.9.0 „Alive” (237+ teste), simulator, SOUL Cloud (283 de teste), SoulOS pe web, CAD; TRL 3 se atestă după măsurătorile pe prototipul de banc SOUL M, placa reală 2.8C (D8, în curs; §4.2); produsul dezvoltat în proiect e mărimea S.</w:t>
+        <w:t xml:space="preserve"> Firmware SoulOS 1.9.1 „Alive” (245+ teste), simulator, SOUL Cloud (283 de teste), SoulOS pe web, CAD; TRL 3 se atestă după măsurătorile pe prototipul de banc SOUL M, placa reală 2.8C (D8, în curs; §4.2); produsul dezvoltat în proiect e mărimea S.</w:t>
       </w:r>
     </w:p>
     <w:p>
@@ -7927,7 +7927,7 @@
                 <w:szCs w:val="19"/>
                 <w:lang w:val="ro-RO"/>
               </w:rPr>
-              <w:t xml:space="preserve">Firmware SoulOS 1.9.0 „Alive” (lansat 12.10.2026, compilat fără avertismente; imaginea de instalare `release/SOUL-2.8C-install.bin`): motorul ochilor (randare SDF, 120 de designuri, 31 de expresii, fiecare unitate primește o pereche din ID-ul cipului), IMU/giroscop, tastatura circulară, alarme, notițe, hărți/vreme/aplicații, SOUL Memory, comenzi vocale offline EN (ESP-SR), legătura Claude Hardware Buddy (BLE), protocolul SOUL Cloud; 237 de teste native trec pe PC (`pio test -e native`); build-uri `lcd28` (placa 2.8C, prototipul SOUL M), `lcd28_voice`, `amoled175` (placa AMOLED-1.75, SOUL S: profilul de densitate și toate ecranele Alive pe 466 px, 20–22.10.2026) și `sim`</w:t>
+              <w:t xml:space="preserve">Firmware SoulOS 1.9.1 „Alive” (Alive lansat în 1.9.0 pe 12.10.2026, commit 52689e4; 1.9.1 pe 22.10.2026, compilat fără avertismente; imaginile de instalare `release/SOUL-2.8C-install.bin` pentru M și `release/SOUL-1.75-install.bin` pentru S): motorul ochilor (randare SDF, 120 de designuri, 31 de expresii, fiecare unitate primește o pereche din ID-ul cipului), IMU/giroscop, tastatura circulară, alarme, notițe, hărți/vreme/aplicații, SOUL Memory, comenzi vocale offline EN (ESP-SR), legătura Claude Hardware Buddy (BLE), protocolul SOUL Cloud; 245 de teste native trec pe PC (`pio test -e native`); build-uri `lcd28` (placa 2.8C, prototipul SOUL M), `lcd28_voice`, `amoled175` (placa AMOLED-1.75, SOUL S: profilul de densitate și toate ecranele Alive pe 466 px, 20–22.10.2026) și `sim`</w:t>
             </w:r>
           </w:p>
         </w:tc>
@@ -7964,7 +7964,7 @@
                 <w:szCs w:val="19"/>
                 <w:lang w:val="ro-RO"/>
               </w:rPr>
-              <w:t xml:space="preserve">depozit git, `firmware/` (README, PERF.md, BRINGUP.md); commit 52689e4 (1.9.0); S: b3aee4c, b9c683d </w:t>
+              <w:t xml:space="preserve">depozit git, `firmware/` (README, PERF.md, BRINGUP.md); commit 52689e4 (1.9.0); S: b3aee4c, b9c683d; 1.9.1: fe9fbe4 </w:t>
             </w:r>
             <w:r>
               <w:rPr>
@@ -13122,7 +13122,7 @@
                 <w:szCs w:val="19"/>
                 <w:lang w:val="ro-RO"/>
               </w:rPr>
-              <w:t xml:space="preserve">S1. Dovezi TRL 3 verificabile: firmware SoulOS 1.9.0 „Alive” (237+ teste), SOUL Cloud (283 de teste), simulator, SoulOS pe web, CAD, trailer, brand book (Raport științific §II).</w:t>
+              <w:t xml:space="preserve">S1. Dovezi TRL 3 verificabile: firmware SoulOS 1.9.1 „Alive” (245+ teste), SOUL Cloud (283 de teste), simulator, SoulOS pe web, CAD, trailer, brand book (Raport științific §II).</w:t>
             </w:r>
           </w:p>
           <w:p>
@@ -15049,7 +15049,7 @@
           <w:szCs w:val="19"/>
           <w:lang w:val="ro-RO"/>
         </w:rPr>
-        <w:t xml:space="preserve"> firmware SoulOS 1.9.0 „Alive” (lansat 12.10.2026, compilat fără avertismente): ochii (120 de designuri, 31 de expresii, perechea „de naștere” din ID-ul cipului), giroscop, tastatură circulară, alarme, notițe, hărți/vreme/aplicații, SOUL Memory, comenzi vocale offline EN (ESP-SR), legătura Claude Hardware Buddy; </w:t>
+        <w:t xml:space="preserve"> firmware SoulOS 1.9.1 „Alive” (22.10.2026; Alive lansat în 1.9.0 pe 12.10.2026; compilat fără avertismente): ochii (120 de designuri, 31 de expresii, perechea „de naștere” din ID-ul cipului), giroscop, tastatură circulară, alarme, notițe, hărți/vreme/aplicații, SOUL Memory, comenzi vocale offline EN (ESP-SR), legătura Claude Hardware Buddy; </w:t>
       </w:r>
       <w:r>
         <w:rPr>
@@ -15060,7 +15060,7 @@
           <w:szCs w:val="19"/>
           <w:lang w:val="ro-RO"/>
         </w:rPr>
-        <w:t xml:space="preserve">237+ teste native</w:t>
+        <w:t xml:space="preserve">245+ teste native</w:t>
       </w:r>
       <w:r>
         <w:rPr>
@@ -15447,7 +15447,7 @@
           <w:noProof/>
           <w:lang w:val="ro-RO"/>
         </w:rPr>
-        <w:t xml:space="preserve">Firmware SoulOS 1.9.0 „Alive” (C++17, Arduino/ESP-IDF, PlatformIO; `lcd28` = M, `amoled175` = S):</w:t>
+        <w:t xml:space="preserve">Firmware SoulOS 1.9.1 „Alive” (C++17, Arduino/ESP-IDF, PlatformIO; `lcd28` = M, `amoled175` = S):</w:t>
       </w:r>
       <w:r>
         <w:rPr>
